--- a/Machine Learning/assessments/A2_交件/Huang_26254793_321513_A2.docx
+++ b/Machine Learning/assessments/A2_交件/Huang_26254793_321513_A2.docx
@@ -534,7 +534,7 @@
       <w:r>
         <w:fldChar w:fldCharType="separate"/>
       </w:r>
-      <w:hyperlink w:anchor="_Toc241730430" w:history="1">
+      <w:hyperlink w:anchor="_Toc241776945" w:history="1">
         <w:r>
           <w:rPr>
             <w:rStyle w:val="affa"/>
@@ -561,7 +561,7 @@
             <w:noProof/>
             <w:webHidden/>
           </w:rPr>
-          <w:instrText xml:space="preserve"> PAGEREF _Toc241730430 \h </w:instrText>
+          <w:instrText xml:space="preserve"> PAGEREF _Toc241776945 \h </w:instrText>
         </w:r>
         <w:r>
           <w:rPr>
@@ -602,7 +602,7 @@
           <w:noProof/>
         </w:rPr>
       </w:pPr>
-      <w:hyperlink w:anchor="_Toc241730431" w:history="1">
+      <w:hyperlink w:anchor="_Toc241776946" w:history="1">
         <w:r>
           <w:rPr>
             <w:rStyle w:val="affa"/>
@@ -636,7 +636,7 @@
             <w:noProof/>
             <w:webHidden/>
           </w:rPr>
-          <w:instrText xml:space="preserve"> PAGEREF _Toc241730431 \h </w:instrText>
+          <w:instrText xml:space="preserve"> PAGEREF _Toc241776946 \h </w:instrText>
         </w:r>
         <w:r>
           <w:rPr>
@@ -677,7 +677,7 @@
           <w:noProof/>
         </w:rPr>
       </w:pPr>
-      <w:hyperlink w:anchor="_Toc241730432" w:history="1">
+      <w:hyperlink w:anchor="_Toc241776947" w:history="1">
         <w:r>
           <w:rPr>
             <w:rStyle w:val="affa"/>
@@ -711,7 +711,7 @@
             <w:noProof/>
             <w:webHidden/>
           </w:rPr>
-          <w:instrText xml:space="preserve"> PAGEREF _Toc241730432 \h </w:instrText>
+          <w:instrText xml:space="preserve"> PAGEREF _Toc241776947 \h </w:instrText>
         </w:r>
         <w:r>
           <w:rPr>
@@ -752,7 +752,7 @@
           <w:noProof/>
         </w:rPr>
       </w:pPr>
-      <w:hyperlink w:anchor="_Toc241730433" w:history="1">
+      <w:hyperlink w:anchor="_Toc241776948" w:history="1">
         <w:r>
           <w:rPr>
             <w:rStyle w:val="affa"/>
@@ -786,7 +786,7 @@
             <w:noProof/>
             <w:webHidden/>
           </w:rPr>
-          <w:instrText xml:space="preserve"> PAGEREF _Toc241730433 \h </w:instrText>
+          <w:instrText xml:space="preserve"> PAGEREF _Toc241776948 \h </w:instrText>
         </w:r>
         <w:r>
           <w:rPr>
@@ -827,7 +827,7 @@
           <w:noProof/>
         </w:rPr>
       </w:pPr>
-      <w:hyperlink w:anchor="_Toc241730434" w:history="1">
+      <w:hyperlink w:anchor="_Toc241776949" w:history="1">
         <w:r>
           <w:rPr>
             <w:rStyle w:val="affa"/>
@@ -861,7 +861,7 @@
             <w:noProof/>
             <w:webHidden/>
           </w:rPr>
-          <w:instrText xml:space="preserve"> PAGEREF _Toc241730434 \h </w:instrText>
+          <w:instrText xml:space="preserve"> PAGEREF _Toc241776949 \h </w:instrText>
         </w:r>
         <w:r>
           <w:rPr>
@@ -902,7 +902,7 @@
           <w:noProof/>
         </w:rPr>
       </w:pPr>
-      <w:hyperlink w:anchor="_Toc241730435" w:history="1">
+      <w:hyperlink w:anchor="_Toc241776950" w:history="1">
         <w:r>
           <w:rPr>
             <w:rStyle w:val="affa"/>
@@ -936,7 +936,7 @@
             <w:noProof/>
             <w:webHidden/>
           </w:rPr>
-          <w:instrText xml:space="preserve"> PAGEREF _Toc241730435 \h </w:instrText>
+          <w:instrText xml:space="preserve"> PAGEREF _Toc241776950 \h </w:instrText>
         </w:r>
         <w:r>
           <w:rPr>
@@ -977,7 +977,7 @@
           <w:noProof/>
         </w:rPr>
       </w:pPr>
-      <w:hyperlink w:anchor="_Toc241730436" w:history="1">
+      <w:hyperlink w:anchor="_Toc241776951" w:history="1">
         <w:r>
           <w:rPr>
             <w:rStyle w:val="affa"/>
@@ -1011,7 +1011,7 @@
             <w:noProof/>
             <w:webHidden/>
           </w:rPr>
-          <w:instrText xml:space="preserve"> PAGEREF _Toc241730436 \h </w:instrText>
+          <w:instrText xml:space="preserve"> PAGEREF _Toc241776951 \h </w:instrText>
         </w:r>
         <w:r>
           <w:rPr>
@@ -1052,7 +1052,7 @@
           <w:noProof/>
         </w:rPr>
       </w:pPr>
-      <w:hyperlink w:anchor="_Toc241730437" w:history="1">
+      <w:hyperlink w:anchor="_Toc241776952" w:history="1">
         <w:r>
           <w:rPr>
             <w:rStyle w:val="affa"/>
@@ -1086,7 +1086,7 @@
             <w:noProof/>
             <w:webHidden/>
           </w:rPr>
-          <w:instrText xml:space="preserve"> PAGEREF _Toc241730437 \h </w:instrText>
+          <w:instrText xml:space="preserve"> PAGEREF _Toc241776952 \h </w:instrText>
         </w:r>
         <w:r>
           <w:rPr>
@@ -1127,7 +1127,7 @@
           <w:noProof/>
         </w:rPr>
       </w:pPr>
-      <w:hyperlink w:anchor="_Toc241730438" w:history="1">
+      <w:hyperlink w:anchor="_Toc241776953" w:history="1">
         <w:r>
           <w:rPr>
             <w:rStyle w:val="affa"/>
@@ -1161,7 +1161,7 @@
             <w:noProof/>
             <w:webHidden/>
           </w:rPr>
-          <w:instrText xml:space="preserve"> PAGEREF _Toc241730438 \h </w:instrText>
+          <w:instrText xml:space="preserve"> PAGEREF _Toc241776953 \h </w:instrText>
         </w:r>
         <w:r>
           <w:rPr>
@@ -1202,7 +1202,7 @@
           <w:noProof/>
         </w:rPr>
       </w:pPr>
-      <w:hyperlink w:anchor="_Toc241730439" w:history="1">
+      <w:hyperlink w:anchor="_Toc241776954" w:history="1">
         <w:r>
           <w:rPr>
             <w:rStyle w:val="affa"/>
@@ -1236,7 +1236,7 @@
             <w:noProof/>
             <w:webHidden/>
           </w:rPr>
-          <w:instrText xml:space="preserve"> PAGEREF _Toc241730439 \h </w:instrText>
+          <w:instrText xml:space="preserve"> PAGEREF _Toc241776954 \h </w:instrText>
         </w:r>
         <w:r>
           <w:rPr>
@@ -1277,7 +1277,7 @@
           <w:noProof/>
         </w:rPr>
       </w:pPr>
-      <w:hyperlink w:anchor="_Toc241730440" w:history="1">
+      <w:hyperlink w:anchor="_Toc241776955" w:history="1">
         <w:r>
           <w:rPr>
             <w:rStyle w:val="affa"/>
@@ -1311,7 +1311,7 @@
             <w:noProof/>
             <w:webHidden/>
           </w:rPr>
-          <w:instrText xml:space="preserve"> PAGEREF _Toc241730440 \h </w:instrText>
+          <w:instrText xml:space="preserve"> PAGEREF _Toc241776955 \h </w:instrText>
         </w:r>
         <w:r>
           <w:rPr>
@@ -1352,7 +1352,7 @@
           <w:noProof/>
         </w:rPr>
       </w:pPr>
-      <w:hyperlink w:anchor="_Toc241730441" w:history="1">
+      <w:hyperlink w:anchor="_Toc241776956" w:history="1">
         <w:r>
           <w:rPr>
             <w:rStyle w:val="affa"/>
@@ -1386,7 +1386,7 @@
             <w:noProof/>
             <w:webHidden/>
           </w:rPr>
-          <w:instrText xml:space="preserve"> PAGEREF _Toc241730441 \h </w:instrText>
+          <w:instrText xml:space="preserve"> PAGEREF _Toc241776956 \h </w:instrText>
         </w:r>
         <w:r>
           <w:rPr>
@@ -1427,7 +1427,7 @@
           <w:noProof/>
         </w:rPr>
       </w:pPr>
-      <w:hyperlink w:anchor="_Toc241730442" w:history="1">
+      <w:hyperlink w:anchor="_Toc241776957" w:history="1">
         <w:r>
           <w:rPr>
             <w:rStyle w:val="affa"/>
@@ -1461,7 +1461,7 @@
             <w:noProof/>
             <w:webHidden/>
           </w:rPr>
-          <w:instrText xml:space="preserve"> PAGEREF _Toc241730442 \h </w:instrText>
+          <w:instrText xml:space="preserve"> PAGEREF _Toc241776957 \h </w:instrText>
         </w:r>
         <w:r>
           <w:rPr>
@@ -1502,7 +1502,7 @@
           <w:noProof/>
         </w:rPr>
       </w:pPr>
-      <w:hyperlink w:anchor="_Toc241730443" w:history="1">
+      <w:hyperlink w:anchor="_Toc241776958" w:history="1">
         <w:r>
           <w:rPr>
             <w:rStyle w:val="affa"/>
@@ -1529,7 +1529,7 @@
             <w:noProof/>
             <w:webHidden/>
           </w:rPr>
-          <w:instrText xml:space="preserve"> PAGEREF _Toc241730443 \h </w:instrText>
+          <w:instrText xml:space="preserve"> PAGEREF _Toc241776958 \h </w:instrText>
         </w:r>
         <w:r>
           <w:rPr>
@@ -1570,7 +1570,7 @@
           <w:noProof/>
         </w:rPr>
       </w:pPr>
-      <w:hyperlink w:anchor="_Toc241730444" w:history="1">
+      <w:hyperlink w:anchor="_Toc241776959" w:history="1">
         <w:r>
           <w:rPr>
             <w:rStyle w:val="affa"/>
@@ -1611,7 +1611,7 @@
             <w:noProof/>
             <w:webHidden/>
           </w:rPr>
-          <w:instrText xml:space="preserve"> PAGEREF _Toc241730444 \h </w:instrText>
+          <w:instrText xml:space="preserve"> PAGEREF _Toc241776959 \h </w:instrText>
         </w:r>
         <w:r>
           <w:rPr>
@@ -1652,7 +1652,7 @@
           <w:noProof/>
         </w:rPr>
       </w:pPr>
-      <w:hyperlink w:anchor="_Toc241730445" w:history="1">
+      <w:hyperlink w:anchor="_Toc241776960" w:history="1">
         <w:r>
           <w:rPr>
             <w:rStyle w:val="affa"/>
@@ -1721,7 +1721,7 @@
             <w:noProof/>
             <w:webHidden/>
           </w:rPr>
-          <w:instrText xml:space="preserve"> PAGEREF _Toc241730445 \h </w:instrText>
+          <w:instrText xml:space="preserve"> PAGEREF _Toc241776960 \h </w:instrText>
         </w:r>
         <w:r>
           <w:rPr>
@@ -1766,7 +1766,7 @@
       <w:pPr>
         <w:pStyle w:val="1"/>
       </w:pPr>
-      <w:bookmarkStart w:id="0" w:name="_Toc241730430"/>
+      <w:bookmarkStart w:id="0" w:name="_Toc241776945"/>
       <w:r>
         <w:rPr>
           <w:rFonts w:ascii="Times New Roman" w:eastAsia="新細明體" w:hAnsi="Times New Roman" w:cs="Times New Roman"/>
@@ -2686,7 +2686,7 @@
       <w:pPr>
         <w:pStyle w:val="1"/>
       </w:pPr>
-      <w:bookmarkStart w:id="1" w:name="_Toc241730431"/>
+      <w:bookmarkStart w:id="1" w:name="_Toc241776946"/>
       <w:r>
         <w:rPr>
           <w:rFonts w:ascii="Times New Roman" w:eastAsia="新細明體" w:hAnsi="Times New Roman" w:cs="Times New Roman"/>
@@ -2951,7 +2951,7 @@
           <w:noProof/>
         </w:rPr>
         <w:drawing>
-          <wp:inline distT="0" distB="0" distL="0" distR="0" wp14:anchorId="10976E38" wp14:editId="1C6C219A">
+          <wp:inline distT="0" distB="0" distL="0" distR="0" wp14:anchorId="483A2F5A" wp14:editId="7B377153">
             <wp:extent cx="5688000" cy="4036645"/>
             <wp:effectExtent l="0" t="0" r="0" b="0"/>
             <wp:docPr id="1" name="Picture 1"/>
@@ -3059,7 +3059,7 @@
       <w:pPr>
         <w:pStyle w:val="1"/>
       </w:pPr>
-      <w:bookmarkStart w:id="2" w:name="_Toc241730432"/>
+      <w:bookmarkStart w:id="2" w:name="_Toc241776947"/>
       <w:r>
         <w:rPr>
           <w:rFonts w:ascii="Times New Roman" w:eastAsia="新細明體" w:hAnsi="Times New Roman" w:cs="Times New Roman"/>
@@ -5397,7 +5397,7 @@
       <w:pPr>
         <w:pStyle w:val="1"/>
       </w:pPr>
-      <w:bookmarkStart w:id="3" w:name="_Toc241730433"/>
+      <w:bookmarkStart w:id="3" w:name="_Toc241776948"/>
       <w:r>
         <w:rPr>
           <w:rFonts w:ascii="Times New Roman" w:eastAsia="新細明體" w:hAnsi="Times New Roman" w:cs="Times New Roman"/>
@@ -5436,7 +5436,7 @@
       <w:pPr>
         <w:pStyle w:val="21"/>
       </w:pPr>
-      <w:bookmarkStart w:id="4" w:name="_Toc241730434"/>
+      <w:bookmarkStart w:id="4" w:name="_Toc241776949"/>
       <w:r>
         <w:rPr>
           <w:rFonts w:ascii="Times New Roman" w:eastAsia="新細明體" w:hAnsi="Times New Roman" w:cs="Times New Roman"/>
@@ -7651,7 +7651,7 @@
       <w:pPr>
         <w:pStyle w:val="21"/>
       </w:pPr>
-      <w:bookmarkStart w:id="5" w:name="_Toc241730435"/>
+      <w:bookmarkStart w:id="5" w:name="_Toc241776950"/>
       <w:r>
         <w:rPr>
           <w:rFonts w:ascii="Times New Roman" w:eastAsia="新細明體" w:hAnsi="Times New Roman" w:cs="Times New Roman"/>
@@ -9922,7 +9922,7 @@
       <w:pPr>
         <w:pStyle w:val="21"/>
       </w:pPr>
-      <w:bookmarkStart w:id="6" w:name="_Toc241730436"/>
+      <w:bookmarkStart w:id="6" w:name="_Toc241776951"/>
       <w:r>
         <w:rPr>
           <w:rFonts w:ascii="Times New Roman" w:eastAsia="新細明體" w:hAnsi="Times New Roman" w:cs="Times New Roman"/>
@@ -10887,7 +10887,7 @@
       <w:pPr>
         <w:pStyle w:val="21"/>
       </w:pPr>
-      <w:bookmarkStart w:id="7" w:name="_Toc241730437"/>
+      <w:bookmarkStart w:id="7" w:name="_Toc241776952"/>
       <w:r>
         <w:rPr>
           <w:rFonts w:ascii="Times New Roman" w:eastAsia="新細明體" w:hAnsi="Times New Roman" w:cs="Times New Roman"/>
@@ -11967,7 +11967,7 @@
       <w:pPr>
         <w:pStyle w:val="21"/>
       </w:pPr>
-      <w:bookmarkStart w:id="8" w:name="_Toc241730438"/>
+      <w:bookmarkStart w:id="8" w:name="_Toc241776953"/>
       <w:r>
         <w:rPr>
           <w:rFonts w:ascii="Times New Roman" w:eastAsia="新細明體" w:hAnsi="Times New Roman" w:cs="Times New Roman"/>
@@ -13002,7 +13002,7 @@
       <w:pPr>
         <w:pStyle w:val="21"/>
       </w:pPr>
-      <w:bookmarkStart w:id="9" w:name="_Toc241730439"/>
+      <w:bookmarkStart w:id="9" w:name="_Toc241776954"/>
       <w:r>
         <w:rPr>
           <w:rFonts w:ascii="Times New Roman" w:eastAsia="新細明體" w:hAnsi="Times New Roman" w:cs="Times New Roman"/>
@@ -14939,7 +14939,7 @@
       <w:pPr>
         <w:pStyle w:val="21"/>
       </w:pPr>
-      <w:bookmarkStart w:id="10" w:name="_Toc241730440"/>
+      <w:bookmarkStart w:id="10" w:name="_Toc241776955"/>
       <w:r>
         <w:rPr>
           <w:rFonts w:ascii="Times New Roman" w:eastAsia="新細明體" w:hAnsi="Times New Roman" w:cs="Times New Roman"/>
@@ -16372,7 +16372,7 @@
       <w:pPr>
         <w:pStyle w:val="1"/>
       </w:pPr>
-      <w:bookmarkStart w:id="11" w:name="_Toc241730441"/>
+      <w:bookmarkStart w:id="11" w:name="_Toc241776956"/>
       <w:r>
         <w:rPr>
           <w:rFonts w:ascii="Times New Roman" w:eastAsia="新細明體" w:hAnsi="Times New Roman" w:cs="Times New Roman"/>
@@ -16544,7 +16544,7 @@
           <w:noProof/>
         </w:rPr>
         <w:drawing>
-          <wp:inline distT="0" distB="0" distL="0" distR="0" wp14:anchorId="7B51E0D1" wp14:editId="0F2AA3E5">
+          <wp:inline distT="0" distB="0" distL="0" distR="0" wp14:anchorId="190370FF" wp14:editId="34129338">
             <wp:extent cx="5688000" cy="7431097"/>
             <wp:effectExtent l="0" t="0" r="0" b="0"/>
             <wp:docPr id="2" name="Picture 2"/>
@@ -16615,7 +16615,7 @@
         <w:rPr>
           <w:sz w:val="22"/>
         </w:rPr>
-        <w:t>架構。點線框內由流程自動執行；橘框為驗證關卡（資料驗證依表</w:t>
+        <w:t>架構。點線框內由流程自動執行；實線為一定執行、虛線為條件成立才執行；橘框為驗證關卡（資料驗證依表</w:t>
       </w:r>
       <w:r>
         <w:rPr>
@@ -17964,7 +17964,7 @@
       <w:pPr>
         <w:pStyle w:val="1"/>
       </w:pPr>
-      <w:bookmarkStart w:id="12" w:name="_Toc241730442"/>
+      <w:bookmarkStart w:id="12" w:name="_Toc241776957"/>
       <w:r>
         <w:rPr>
           <w:rFonts w:ascii="Times New Roman" w:eastAsia="新細明體" w:hAnsi="Times New Roman" w:cs="Times New Roman"/>
@@ -18014,7 +18014,7 @@
       <w:pPr>
         <w:pStyle w:val="1"/>
       </w:pPr>
-      <w:bookmarkStart w:id="13" w:name="_Toc241730443"/>
+      <w:bookmarkStart w:id="13" w:name="_Toc241776958"/>
       <w:r>
         <w:rPr>
           <w:rFonts w:ascii="Times New Roman" w:eastAsia="新細明體" w:hAnsi="Times New Roman" w:cs="Times New Roman"/>
@@ -18116,7 +18116,7 @@
       <w:pPr>
         <w:pStyle w:val="1"/>
       </w:pPr>
-      <w:bookmarkStart w:id="14" w:name="_Toc241730444"/>
+      <w:bookmarkStart w:id="14" w:name="_Toc241776959"/>
       <w:r>
         <w:rPr>
           <w:rFonts w:ascii="Times New Roman" w:eastAsia="新細明體" w:hAnsi="Times New Roman" w:cs="Times New Roman"/>
@@ -21368,7 +21368,7 @@
       <w:pPr>
         <w:pStyle w:val="1"/>
       </w:pPr>
-      <w:bookmarkStart w:id="15" w:name="_Toc241730445"/>
+      <w:bookmarkStart w:id="15" w:name="_Toc241776960"/>
       <w:r>
         <w:rPr>
           <w:rFonts w:ascii="Times New Roman" w:eastAsia="新細明體" w:hAnsi="Times New Roman" w:cs="Times New Roman"/>
@@ -21773,31 +21773,31 @@
       </w:rPr>
     </w:lvl>
   </w:abstractNum>
-  <w:num w:numId="1" w16cid:durableId="1072236078">
+  <w:num w:numId="1" w16cid:durableId="568465535">
     <w:abstractNumId w:val="8"/>
   </w:num>
-  <w:num w:numId="2" w16cid:durableId="1170103911">
+  <w:num w:numId="2" w16cid:durableId="1569264145">
     <w:abstractNumId w:val="6"/>
   </w:num>
-  <w:num w:numId="3" w16cid:durableId="1585534417">
+  <w:num w:numId="3" w16cid:durableId="1708918145">
     <w:abstractNumId w:val="5"/>
   </w:num>
-  <w:num w:numId="4" w16cid:durableId="1677729794">
+  <w:num w:numId="4" w16cid:durableId="298386768">
     <w:abstractNumId w:val="4"/>
   </w:num>
-  <w:num w:numId="5" w16cid:durableId="489173217">
+  <w:num w:numId="5" w16cid:durableId="1523740015">
     <w:abstractNumId w:val="7"/>
   </w:num>
-  <w:num w:numId="6" w16cid:durableId="1920365354">
+  <w:num w:numId="6" w16cid:durableId="1185747844">
     <w:abstractNumId w:val="3"/>
   </w:num>
-  <w:num w:numId="7" w16cid:durableId="438069879">
+  <w:num w:numId="7" w16cid:durableId="392046631">
     <w:abstractNumId w:val="2"/>
   </w:num>
-  <w:num w:numId="8" w16cid:durableId="134299564">
+  <w:num w:numId="8" w16cid:durableId="1882475610">
     <w:abstractNumId w:val="1"/>
   </w:num>
-  <w:num w:numId="9" w16cid:durableId="1373917815">
+  <w:num w:numId="9" w16cid:durableId="1715811634">
     <w:abstractNumId w:val="0"/>
   </w:num>
 </w:numbering>
@@ -33195,7 +33195,7 @@
     <w:autoRedefine/>
     <w:uiPriority w:val="39"/>
     <w:unhideWhenUsed/>
-    <w:rsid w:val="00F2613B"/>
+    <w:rsid w:val="00E25D82"/>
   </w:style>
   <w:style w:type="paragraph" w:styleId="2a">
     <w:name w:val="toc 2"/>
@@ -33204,7 +33204,7 @@
     <w:autoRedefine/>
     <w:uiPriority w:val="39"/>
     <w:unhideWhenUsed/>
-    <w:rsid w:val="00F2613B"/>
+    <w:rsid w:val="00E25D82"/>
     <w:pPr>
       <w:ind w:leftChars="200" w:left="480"/>
     </w:pPr>
@@ -33214,7 +33214,7 @@
     <w:basedOn w:val="a2"/>
     <w:uiPriority w:val="99"/>
     <w:unhideWhenUsed/>
-    <w:rsid w:val="00F2613B"/>
+    <w:rsid w:val="00E25D82"/>
     <w:rPr>
       <w:color w:val="0000FF" w:themeColor="hyperlink"/>
       <w:u w:val="single"/>

--- a/Machine Learning/assessments/A2_交件/Huang_26254793_321513_A2.docx
+++ b/Machine Learning/assessments/A2_交件/Huang_26254793_321513_A2.docx
@@ -473,7 +473,7 @@
               <w:rPr>
                 <w:sz w:val="22"/>
               </w:rPr>
-              <w:t xml:space="preserve"> 1,730 </w:t>
+              <w:t xml:space="preserve"> 1,840 </w:t>
             </w:r>
             <w:r>
               <w:rPr>
@@ -485,7 +485,7 @@
               <w:rPr>
                 <w:sz w:val="22"/>
               </w:rPr>
-              <w:t xml:space="preserve"> 150 </w:t>
+              <w:t xml:space="preserve"> 160 </w:t>
             </w:r>
             <w:r>
               <w:rPr>
@@ -534,7 +534,7 @@
       <w:r>
         <w:fldChar w:fldCharType="separate"/>
       </w:r>
-      <w:hyperlink w:anchor="_Toc241776945" w:history="1">
+      <w:hyperlink w:anchor="_Toc241781869" w:history="1">
         <w:r>
           <w:rPr>
             <w:rStyle w:val="affa"/>
@@ -561,7 +561,7 @@
             <w:noProof/>
             <w:webHidden/>
           </w:rPr>
-          <w:instrText xml:space="preserve"> PAGEREF _Toc241776945 \h </w:instrText>
+          <w:instrText xml:space="preserve"> PAGEREF _Toc241781869 \h </w:instrText>
         </w:r>
         <w:r>
           <w:rPr>
@@ -602,7 +602,7 @@
           <w:noProof/>
         </w:rPr>
       </w:pPr>
-      <w:hyperlink w:anchor="_Toc241776946" w:history="1">
+      <w:hyperlink w:anchor="_Toc241781870" w:history="1">
         <w:r>
           <w:rPr>
             <w:rStyle w:val="affa"/>
@@ -636,7 +636,7 @@
             <w:noProof/>
             <w:webHidden/>
           </w:rPr>
-          <w:instrText xml:space="preserve"> PAGEREF _Toc241776946 \h </w:instrText>
+          <w:instrText xml:space="preserve"> PAGEREF _Toc241781870 \h </w:instrText>
         </w:r>
         <w:r>
           <w:rPr>
@@ -677,7 +677,7 @@
           <w:noProof/>
         </w:rPr>
       </w:pPr>
-      <w:hyperlink w:anchor="_Toc241776947" w:history="1">
+      <w:hyperlink w:anchor="_Toc241781871" w:history="1">
         <w:r>
           <w:rPr>
             <w:rStyle w:val="affa"/>
@@ -711,7 +711,7 @@
             <w:noProof/>
             <w:webHidden/>
           </w:rPr>
-          <w:instrText xml:space="preserve"> PAGEREF _Toc241776947 \h </w:instrText>
+          <w:instrText xml:space="preserve"> PAGEREF _Toc241781871 \h </w:instrText>
         </w:r>
         <w:r>
           <w:rPr>
@@ -752,7 +752,7 @@
           <w:noProof/>
         </w:rPr>
       </w:pPr>
-      <w:hyperlink w:anchor="_Toc241776948" w:history="1">
+      <w:hyperlink w:anchor="_Toc241781872" w:history="1">
         <w:r>
           <w:rPr>
             <w:rStyle w:val="affa"/>
@@ -786,82 +786,7 @@
             <w:noProof/>
             <w:webHidden/>
           </w:rPr>
-          <w:instrText xml:space="preserve"> PAGEREF _Toc241776948 \h </w:instrText>
-        </w:r>
-        <w:r>
-          <w:rPr>
-            <w:noProof/>
-            <w:webHidden/>
-          </w:rPr>
-        </w:r>
-        <w:r>
-          <w:rPr>
-            <w:noProof/>
-            <w:webHidden/>
-          </w:rPr>
-          <w:fldChar w:fldCharType="separate"/>
-        </w:r>
-        <w:r>
-          <w:rPr>
-            <w:noProof/>
-            <w:webHidden/>
-          </w:rPr>
-          <w:t>6</w:t>
-        </w:r>
-        <w:r>
-          <w:rPr>
-            <w:noProof/>
-            <w:webHidden/>
-          </w:rPr>
-          <w:fldChar w:fldCharType="end"/>
-        </w:r>
-      </w:hyperlink>
-    </w:p>
-    <w:p>
-      <w:pPr>
-        <w:pStyle w:val="2a"/>
-        <w:tabs>
-          <w:tab w:val="right" w:leader="dot" w:pos="9016"/>
-        </w:tabs>
-        <w:rPr>
-          <w:noProof/>
-        </w:rPr>
-      </w:pPr>
-      <w:hyperlink w:anchor="_Toc241776949" w:history="1">
-        <w:r>
-          <w:rPr>
-            <w:rStyle w:val="affa"/>
-            <w:noProof/>
-          </w:rPr>
-          <w:t xml:space="preserve">3.1 </w:t>
-        </w:r>
-        <w:r>
-          <w:rPr>
-            <w:rStyle w:val="affa"/>
-            <w:noProof/>
-          </w:rPr>
-          <w:t>業務理解</w:t>
-        </w:r>
-        <w:r>
-          <w:rPr>
-            <w:noProof/>
-            <w:webHidden/>
-          </w:rPr>
-          <w:tab/>
-        </w:r>
-        <w:r>
-          <w:rPr>
-            <w:noProof/>
-            <w:webHidden/>
-          </w:rPr>
-          <w:fldChar w:fldCharType="begin"/>
-        </w:r>
-        <w:r>
-          <w:rPr>
-            <w:noProof/>
-            <w:webHidden/>
-          </w:rPr>
-          <w:instrText xml:space="preserve"> PAGEREF _Toc241776949 \h </w:instrText>
+          <w:instrText xml:space="preserve"> PAGEREF _Toc241781872 \h </w:instrText>
         </w:r>
         <w:r>
           <w:rPr>
@@ -902,7 +827,82 @@
           <w:noProof/>
         </w:rPr>
       </w:pPr>
-      <w:hyperlink w:anchor="_Toc241776950" w:history="1">
+      <w:hyperlink w:anchor="_Toc241781873" w:history="1">
+        <w:r>
+          <w:rPr>
+            <w:rStyle w:val="affa"/>
+            <w:noProof/>
+          </w:rPr>
+          <w:t xml:space="preserve">3.1 </w:t>
+        </w:r>
+        <w:r>
+          <w:rPr>
+            <w:rStyle w:val="affa"/>
+            <w:noProof/>
+          </w:rPr>
+          <w:t>業務理解</w:t>
+        </w:r>
+        <w:r>
+          <w:rPr>
+            <w:noProof/>
+            <w:webHidden/>
+          </w:rPr>
+          <w:tab/>
+        </w:r>
+        <w:r>
+          <w:rPr>
+            <w:noProof/>
+            <w:webHidden/>
+          </w:rPr>
+          <w:fldChar w:fldCharType="begin"/>
+        </w:r>
+        <w:r>
+          <w:rPr>
+            <w:noProof/>
+            <w:webHidden/>
+          </w:rPr>
+          <w:instrText xml:space="preserve"> PAGEREF _Toc241781873 \h </w:instrText>
+        </w:r>
+        <w:r>
+          <w:rPr>
+            <w:noProof/>
+            <w:webHidden/>
+          </w:rPr>
+        </w:r>
+        <w:r>
+          <w:rPr>
+            <w:noProof/>
+            <w:webHidden/>
+          </w:rPr>
+          <w:fldChar w:fldCharType="separate"/>
+        </w:r>
+        <w:r>
+          <w:rPr>
+            <w:noProof/>
+            <w:webHidden/>
+          </w:rPr>
+          <w:t>7</w:t>
+        </w:r>
+        <w:r>
+          <w:rPr>
+            <w:noProof/>
+            <w:webHidden/>
+          </w:rPr>
+          <w:fldChar w:fldCharType="end"/>
+        </w:r>
+      </w:hyperlink>
+    </w:p>
+    <w:p>
+      <w:pPr>
+        <w:pStyle w:val="2a"/>
+        <w:tabs>
+          <w:tab w:val="right" w:leader="dot" w:pos="9016"/>
+        </w:tabs>
+        <w:rPr>
+          <w:noProof/>
+        </w:rPr>
+      </w:pPr>
+      <w:hyperlink w:anchor="_Toc241781874" w:history="1">
         <w:r>
           <w:rPr>
             <w:rStyle w:val="affa"/>
@@ -936,7 +936,7 @@
             <w:noProof/>
             <w:webHidden/>
           </w:rPr>
-          <w:instrText xml:space="preserve"> PAGEREF _Toc241776950 \h </w:instrText>
+          <w:instrText xml:space="preserve"> PAGEREF _Toc241781874 \h </w:instrText>
         </w:r>
         <w:r>
           <w:rPr>
@@ -956,7 +956,7 @@
             <w:noProof/>
             <w:webHidden/>
           </w:rPr>
-          <w:t>8</w:t>
+          <w:t>9</w:t>
         </w:r>
         <w:r>
           <w:rPr>
@@ -977,7 +977,7 @@
           <w:noProof/>
         </w:rPr>
       </w:pPr>
-      <w:hyperlink w:anchor="_Toc241776951" w:history="1">
+      <w:hyperlink w:anchor="_Toc241781875" w:history="1">
         <w:r>
           <w:rPr>
             <w:rStyle w:val="affa"/>
@@ -1011,7 +1011,7 @@
             <w:noProof/>
             <w:webHidden/>
           </w:rPr>
-          <w:instrText xml:space="preserve"> PAGEREF _Toc241776951 \h </w:instrText>
+          <w:instrText xml:space="preserve"> PAGEREF _Toc241781875 \h </w:instrText>
         </w:r>
         <w:r>
           <w:rPr>
@@ -1052,7 +1052,7 @@
           <w:noProof/>
         </w:rPr>
       </w:pPr>
-      <w:hyperlink w:anchor="_Toc241776952" w:history="1">
+      <w:hyperlink w:anchor="_Toc241781876" w:history="1">
         <w:r>
           <w:rPr>
             <w:rStyle w:val="affa"/>
@@ -1086,7 +1086,7 @@
             <w:noProof/>
             <w:webHidden/>
           </w:rPr>
-          <w:instrText xml:space="preserve"> PAGEREF _Toc241776952 \h </w:instrText>
+          <w:instrText xml:space="preserve"> PAGEREF _Toc241781876 \h </w:instrText>
         </w:r>
         <w:r>
           <w:rPr>
@@ -1127,7 +1127,7 @@
           <w:noProof/>
         </w:rPr>
       </w:pPr>
-      <w:hyperlink w:anchor="_Toc241776953" w:history="1">
+      <w:hyperlink w:anchor="_Toc241781877" w:history="1">
         <w:r>
           <w:rPr>
             <w:rStyle w:val="affa"/>
@@ -1161,7 +1161,7 @@
             <w:noProof/>
             <w:webHidden/>
           </w:rPr>
-          <w:instrText xml:space="preserve"> PAGEREF _Toc241776953 \h </w:instrText>
+          <w:instrText xml:space="preserve"> PAGEREF _Toc241781877 \h </w:instrText>
         </w:r>
         <w:r>
           <w:rPr>
@@ -1202,7 +1202,7 @@
           <w:noProof/>
         </w:rPr>
       </w:pPr>
-      <w:hyperlink w:anchor="_Toc241776954" w:history="1">
+      <w:hyperlink w:anchor="_Toc241781878" w:history="1">
         <w:r>
           <w:rPr>
             <w:rStyle w:val="affa"/>
@@ -1236,7 +1236,7 @@
             <w:noProof/>
             <w:webHidden/>
           </w:rPr>
-          <w:instrText xml:space="preserve"> PAGEREF _Toc241776954 \h </w:instrText>
+          <w:instrText xml:space="preserve"> PAGEREF _Toc241781878 \h </w:instrText>
         </w:r>
         <w:r>
           <w:rPr>
@@ -1277,7 +1277,7 @@
           <w:noProof/>
         </w:rPr>
       </w:pPr>
-      <w:hyperlink w:anchor="_Toc241776955" w:history="1">
+      <w:hyperlink w:anchor="_Toc241781879" w:history="1">
         <w:r>
           <w:rPr>
             <w:rStyle w:val="affa"/>
@@ -1311,7 +1311,7 @@
             <w:noProof/>
             <w:webHidden/>
           </w:rPr>
-          <w:instrText xml:space="preserve"> PAGEREF _Toc241776955 \h </w:instrText>
+          <w:instrText xml:space="preserve"> PAGEREF _Toc241781879 \h </w:instrText>
         </w:r>
         <w:r>
           <w:rPr>
@@ -1352,7 +1352,7 @@
           <w:noProof/>
         </w:rPr>
       </w:pPr>
-      <w:hyperlink w:anchor="_Toc241776956" w:history="1">
+      <w:hyperlink w:anchor="_Toc241781880" w:history="1">
         <w:r>
           <w:rPr>
             <w:rStyle w:val="affa"/>
@@ -1386,7 +1386,7 @@
             <w:noProof/>
             <w:webHidden/>
           </w:rPr>
-          <w:instrText xml:space="preserve"> PAGEREF _Toc241776956 \h </w:instrText>
+          <w:instrText xml:space="preserve"> PAGEREF _Toc241781880 \h </w:instrText>
         </w:r>
         <w:r>
           <w:rPr>
@@ -1406,7 +1406,7 @@
             <w:noProof/>
             <w:webHidden/>
           </w:rPr>
-          <w:t>16</w:t>
+          <w:t>17</w:t>
         </w:r>
         <w:r>
           <w:rPr>
@@ -1427,7 +1427,7 @@
           <w:noProof/>
         </w:rPr>
       </w:pPr>
-      <w:hyperlink w:anchor="_Toc241776957" w:history="1">
+      <w:hyperlink w:anchor="_Toc241781881" w:history="1">
         <w:r>
           <w:rPr>
             <w:rStyle w:val="affa"/>
@@ -1461,75 +1461,7 @@
             <w:noProof/>
             <w:webHidden/>
           </w:rPr>
-          <w:instrText xml:space="preserve"> PAGEREF _Toc241776957 \h </w:instrText>
-        </w:r>
-        <w:r>
-          <w:rPr>
-            <w:noProof/>
-            <w:webHidden/>
-          </w:rPr>
-        </w:r>
-        <w:r>
-          <w:rPr>
-            <w:noProof/>
-            <w:webHidden/>
-          </w:rPr>
-          <w:fldChar w:fldCharType="separate"/>
-        </w:r>
-        <w:r>
-          <w:rPr>
-            <w:noProof/>
-            <w:webHidden/>
-          </w:rPr>
-          <w:t>19</w:t>
-        </w:r>
-        <w:r>
-          <w:rPr>
-            <w:noProof/>
-            <w:webHidden/>
-          </w:rPr>
-          <w:fldChar w:fldCharType="end"/>
-        </w:r>
-      </w:hyperlink>
-    </w:p>
-    <w:p>
-      <w:pPr>
-        <w:pStyle w:val="14"/>
-        <w:tabs>
-          <w:tab w:val="right" w:leader="dot" w:pos="9016"/>
-        </w:tabs>
-        <w:rPr>
-          <w:noProof/>
-        </w:rPr>
-      </w:pPr>
-      <w:hyperlink w:anchor="_Toc241776958" w:history="1">
-        <w:r>
-          <w:rPr>
-            <w:rStyle w:val="affa"/>
-            <w:noProof/>
-          </w:rPr>
-          <w:t>參考文獻</w:t>
-        </w:r>
-        <w:r>
-          <w:rPr>
-            <w:noProof/>
-            <w:webHidden/>
-          </w:rPr>
-          <w:tab/>
-        </w:r>
-        <w:r>
-          <w:rPr>
-            <w:noProof/>
-            <w:webHidden/>
-          </w:rPr>
-          <w:fldChar w:fldCharType="begin"/>
-        </w:r>
-        <w:r>
-          <w:rPr>
-            <w:noProof/>
-            <w:webHidden/>
-          </w:rPr>
-          <w:instrText xml:space="preserve"> PAGEREF _Toc241776958 \h </w:instrText>
+          <w:instrText xml:space="preserve"> PAGEREF _Toc241781881 \h </w:instrText>
         </w:r>
         <w:r>
           <w:rPr>
@@ -1570,7 +1502,75 @@
           <w:noProof/>
         </w:rPr>
       </w:pPr>
-      <w:hyperlink w:anchor="_Toc241776959" w:history="1">
+      <w:hyperlink w:anchor="_Toc241781882" w:history="1">
+        <w:r>
+          <w:rPr>
+            <w:rStyle w:val="affa"/>
+            <w:noProof/>
+          </w:rPr>
+          <w:t>參考文獻</w:t>
+        </w:r>
+        <w:r>
+          <w:rPr>
+            <w:noProof/>
+            <w:webHidden/>
+          </w:rPr>
+          <w:tab/>
+        </w:r>
+        <w:r>
+          <w:rPr>
+            <w:noProof/>
+            <w:webHidden/>
+          </w:rPr>
+          <w:fldChar w:fldCharType="begin"/>
+        </w:r>
+        <w:r>
+          <w:rPr>
+            <w:noProof/>
+            <w:webHidden/>
+          </w:rPr>
+          <w:instrText xml:space="preserve"> PAGEREF _Toc241781882 \h </w:instrText>
+        </w:r>
+        <w:r>
+          <w:rPr>
+            <w:noProof/>
+            <w:webHidden/>
+          </w:rPr>
+        </w:r>
+        <w:r>
+          <w:rPr>
+            <w:noProof/>
+            <w:webHidden/>
+          </w:rPr>
+          <w:fldChar w:fldCharType="separate"/>
+        </w:r>
+        <w:r>
+          <w:rPr>
+            <w:noProof/>
+            <w:webHidden/>
+          </w:rPr>
+          <w:t>21</w:t>
+        </w:r>
+        <w:r>
+          <w:rPr>
+            <w:noProof/>
+            <w:webHidden/>
+          </w:rPr>
+          <w:fldChar w:fldCharType="end"/>
+        </w:r>
+      </w:hyperlink>
+    </w:p>
+    <w:p>
+      <w:pPr>
+        <w:pStyle w:val="14"/>
+        <w:tabs>
+          <w:tab w:val="right" w:leader="dot" w:pos="9016"/>
+        </w:tabs>
+        <w:rPr>
+          <w:noProof/>
+        </w:rPr>
+      </w:pPr>
+      <w:hyperlink w:anchor="_Toc241781883" w:history="1">
         <w:r>
           <w:rPr>
             <w:rStyle w:val="affa"/>
@@ -1611,7 +1611,7 @@
             <w:noProof/>
             <w:webHidden/>
           </w:rPr>
-          <w:instrText xml:space="preserve"> PAGEREF _Toc241776959 \h </w:instrText>
+          <w:instrText xml:space="preserve"> PAGEREF _Toc241781883 \h </w:instrText>
         </w:r>
         <w:r>
           <w:rPr>
@@ -1631,7 +1631,7 @@
             <w:noProof/>
             <w:webHidden/>
           </w:rPr>
-          <w:t>21</w:t>
+          <w:t>22</w:t>
         </w:r>
         <w:r>
           <w:rPr>
@@ -1652,7 +1652,7 @@
           <w:noProof/>
         </w:rPr>
       </w:pPr>
-      <w:hyperlink w:anchor="_Toc241776960" w:history="1">
+      <w:hyperlink w:anchor="_Toc241781884" w:history="1">
         <w:r>
           <w:rPr>
             <w:rStyle w:val="affa"/>
@@ -1721,7 +1721,7 @@
             <w:noProof/>
             <w:webHidden/>
           </w:rPr>
-          <w:instrText xml:space="preserve"> PAGEREF _Toc241776960 \h </w:instrText>
+          <w:instrText xml:space="preserve"> PAGEREF _Toc241781884 \h </w:instrText>
         </w:r>
         <w:r>
           <w:rPr>
@@ -1741,7 +1741,7 @@
             <w:noProof/>
             <w:webHidden/>
           </w:rPr>
-          <w:t>22</w:t>
+          <w:t>23</w:t>
         </w:r>
         <w:r>
           <w:rPr>
@@ -1766,7 +1766,7 @@
       <w:pPr>
         <w:pStyle w:val="1"/>
       </w:pPr>
-      <w:bookmarkStart w:id="0" w:name="_Toc241776945"/>
+      <w:bookmarkStart w:id="0" w:name="_Toc241781869"/>
       <w:r>
         <w:rPr>
           <w:rFonts w:ascii="Times New Roman" w:eastAsia="新細明體" w:hAnsi="Times New Roman" w:cs="Times New Roman"/>
@@ -1829,10 +1829,10 @@
         <w:t xml:space="preserve"> 1.31 </w:t>
       </w:r>
       <w:r>
-        <w:t>倍，且可能高估（見</w:t>
-      </w:r>
-      <w:r>
-        <w:t xml:space="preserve"> 3.2</w:t>
+        <w:t>倍，且可能高估（</w:t>
+      </w:r>
+      <w:r>
+        <w:t>3.2</w:t>
       </w:r>
       <w:r>
         <w:t>）。</w:t>
@@ -2518,6 +2518,7 @@
     </w:p>
     <w:p>
       <w:pPr>
+        <w:keepLines/>
         <w:spacing w:before="60" w:after="120" w:line="288" w:lineRule="auto"/>
       </w:pPr>
       <w:r>
@@ -2686,7 +2687,7 @@
       <w:pPr>
         <w:pStyle w:val="1"/>
       </w:pPr>
-      <w:bookmarkStart w:id="1" w:name="_Toc241776946"/>
+      <w:bookmarkStart w:id="1" w:name="_Toc241781870"/>
       <w:r>
         <w:rPr>
           <w:rFonts w:ascii="Times New Roman" w:eastAsia="新細明體" w:hAnsi="Times New Roman" w:cs="Times New Roman"/>
@@ -2780,7 +2781,23 @@
         <w:t xml:space="preserve"> 1.31 </w:t>
       </w:r>
       <w:r>
-        <w:t>倍。看得見的通話成本一輪約</w:t>
+        <w:t>倍；不用</w:t>
+      </w:r>
+      <w:r>
+        <w:t xml:space="preserve"> 2:1 </w:t>
+      </w:r>
+      <w:r>
+        <w:t>假設，現行做法要不虧，每張卡收益也至少要是折扣的</w:t>
+      </w:r>
+      <w:r>
+        <w:t xml:space="preserve"> 4.2 </w:t>
+      </w:r>
+      <w:r>
+        <w:t>倍</w:t>
+      </w:r>
+      <w:r>
+        <w:lastRenderedPageBreak/>
+        <w:t>（未計通話費）。看得見的通話成本一輪約</w:t>
       </w:r>
       <w:r>
         <w:t xml:space="preserve"> A$62,905</w:t>
@@ -2798,20 +2815,16 @@
         <w:t xml:space="preserve">74.8% </w:t>
       </w:r>
       <w:r>
-        <w:t>花在未成</w:t>
-      </w:r>
-      <w:r>
-        <w:lastRenderedPageBreak/>
-        <w:t>交電話（圖</w:t>
+        <w:t>花在未成交電話（圖</w:t>
       </w:r>
       <w:r>
         <w:t xml:space="preserve"> 1</w:t>
       </w:r>
       <w:r>
-        <w:t>）。兩組組成不同，增量可能高估；若是，外溢更高、結論不變（見</w:t>
-      </w:r>
-      <w:r>
-        <w:t xml:space="preserve"> 3.2</w:t>
+        <w:t>）；多餘的來電也打擾客戶、引來客訴並佔用通話產能。兩組組成不同，增量可能高估；若是，外溢更高、結論不變（</w:t>
+      </w:r>
+      <w:r>
+        <w:t>3.2</w:t>
       </w:r>
       <w:r>
         <w:t>）。</w:t>
@@ -2951,7 +2964,7 @@
           <w:noProof/>
         </w:rPr>
         <w:drawing>
-          <wp:inline distT="0" distB="0" distL="0" distR="0" wp14:anchorId="483A2F5A" wp14:editId="7B377153">
+          <wp:inline distT="0" distB="0" distL="0" distR="0" wp14:anchorId="58B7D9A3" wp14:editId="20252858">
             <wp:extent cx="5688000" cy="4036645"/>
             <wp:effectExtent l="0" t="0" r="0" b="0"/>
             <wp:docPr id="1" name="Picture 1"/>
@@ -3059,7 +3072,7 @@
       <w:pPr>
         <w:pStyle w:val="1"/>
       </w:pPr>
-      <w:bookmarkStart w:id="2" w:name="_Toc241776947"/>
+      <w:bookmarkStart w:id="2" w:name="_Toc241781871"/>
       <w:r>
         <w:rPr>
           <w:rFonts w:ascii="Times New Roman" w:eastAsia="新細明體" w:hAnsi="Times New Roman" w:cs="Times New Roman"/>
@@ -3099,6 +3112,7 @@
         <w:spacing w:after="0" w:line="480" w:lineRule="auto"/>
       </w:pPr>
       <w:r>
+        <w:lastRenderedPageBreak/>
         <w:t xml:space="preserve">ML </w:t>
       </w:r>
       <w:r>
@@ -3114,11 +3128,7 @@
         <w:t xml:space="preserve"> 13.04%</w:t>
       </w:r>
       <w:r>
-        <w:t>，但部分差距來自月份組成，只當保守的第二個基準。即使只看手機客戶，前</w:t>
-      </w:r>
-      <w:r>
-        <w:lastRenderedPageBreak/>
-        <w:t>次行銷成功者轉換率</w:t>
+        <w:t>，但部分來自月份組成，只當保守的第二基準。即使只看手機客戶，前次行銷成功者轉換率</w:t>
       </w:r>
       <w:r>
         <w:t xml:space="preserve"> 67.2%</w:t>
@@ -3130,13 +3140,13 @@
         <w:t xml:space="preserve"> 13.1%</w:t>
       </w:r>
       <w:r>
-        <w:t>；規則會漏掉其他變數，評分卡權重靠經驗，</w:t>
+        <w:t>；規則漏掉其他變數，評分卡權重靠經驗，</w:t>
       </w:r>
       <w:r>
         <w:t xml:space="preserve">ML </w:t>
       </w:r>
       <w:r>
-        <w:t>則從試點結果學權重（表</w:t>
+        <w:t>從試點學權重（表</w:t>
       </w:r>
       <w:r>
         <w:t xml:space="preserve"> 2</w:t>
@@ -3150,13 +3160,49 @@
         <w:spacing w:after="0" w:line="480" w:lineRule="auto"/>
       </w:pPr>
       <w:r>
-        <w:t>方案分兩步：先以試點建立接受機率模型；但機率最高者（如前次成功者）不打也多半會買，只排機率可能加重折扣外溢。試點無客戶編號、兩組組成不同，增量估不準（</w:t>
+        <w:t>方案分兩步：先以試點建立接受機率模型；但機率最高者（如前次成功者）不打也多半會買，只排機率可能加重折扣外溢。仍先做第一步，因為現在排不了增量（試點無客戶編號、兩組組成不同，</w:t>
       </w:r>
       <w:r>
         <w:t>3.2</w:t>
       </w:r>
       <w:r>
-        <w:t>），故上線後靠常設隨機對照組累積資料再改排。五大要求見表</w:t>
+        <w:t>）；第一步不需新硬體，轉換率達</w:t>
+      </w:r>
+      <w:r>
+        <w:t xml:space="preserve"> 18% </w:t>
+      </w:r>
+      <w:r>
+        <w:t>時每輪約省</w:t>
+      </w:r>
+      <w:r>
+        <w:t xml:space="preserve"> A$14,900 </w:t>
+      </w:r>
+      <w:r>
+        <w:t>通話費，並累積第二步的對照資料。外溢比例若升逾約</w:t>
+      </w:r>
+      <w:r>
+        <w:t xml:space="preserve"> 9 </w:t>
+      </w:r>
+      <w:r>
+        <w:t>個百分點就抵掉節省，故</w:t>
+      </w:r>
+      <w:r>
+        <w:t xml:space="preserve"> A/B </w:t>
+      </w:r>
+      <w:r>
+        <w:t>以淨值把關（表</w:t>
+      </w:r>
+      <w:r>
+        <w:t xml:space="preserve"> 2 </w:t>
+      </w:r>
+      <w:r>
+        <w:t>註</w:t>
+      </w:r>
+      <w:r>
+        <w:t xml:space="preserve"> 2</w:t>
+      </w:r>
+      <w:r>
+        <w:t>）。五大要求見表</w:t>
       </w:r>
       <w:r>
         <w:t xml:space="preserve"> 3</w:t>
@@ -3638,6 +3684,18 @@
               </w:rPr>
               <w:t>✗</w:t>
             </w:r>
+            <w:r>
+              <w:rPr>
+                <w:sz w:val="17"/>
+              </w:rPr>
+              <w:t xml:space="preserve"> </w:t>
+            </w:r>
+            <w:r>
+              <w:rPr>
+                <w:sz w:val="17"/>
+              </w:rPr>
+              <w:t>可能加重（前次成功者多半本來就會買）</w:t>
+            </w:r>
           </w:p>
         </w:tc>
         <w:tc>
@@ -4133,6 +4191,7 @@
     </w:p>
     <w:p>
       <w:pPr>
+        <w:keepLines/>
         <w:spacing w:before="60" w:after="120" w:line="288" w:lineRule="auto"/>
       </w:pPr>
       <w:r>
@@ -4140,7 +4199,21 @@
           <w:color w:val="333333"/>
           <w:sz w:val="20"/>
         </w:rPr>
-        <w:t>註：前次行銷成功者（不分聯絡方式）外撥後轉換率</w:t>
+        <w:t>註</w:t>
+      </w:r>
+      <w:r>
+        <w:rPr>
+          <w:color w:val="333333"/>
+          <w:sz w:val="20"/>
+        </w:rPr>
+        <w:t xml:space="preserve"> 1</w:t>
+      </w:r>
+      <w:r>
+        <w:rPr>
+          <w:color w:val="333333"/>
+          <w:sz w:val="20"/>
+        </w:rPr>
+        <w:t>：前次行銷成功者（不分聯絡方式）外撥後轉換率</w:t>
       </w:r>
       <w:r>
         <w:rPr>
@@ -4197,6 +4270,300 @@
           <w:sz w:val="20"/>
         </w:rPr>
         <w:t>），並驗證資料流程與排序能力，折扣外溢靠第二步解決。增量排序＝外撥、不外撥各建一個分類模型，取兩者接受機率的差（仍是分類問題）。</w:t>
+      </w:r>
+    </w:p>
+    <w:p>
+      <w:pPr>
+        <w:keepLines/>
+        <w:spacing w:before="60" w:after="120" w:line="288" w:lineRule="auto"/>
+      </w:pPr>
+      <w:r>
+        <w:rPr>
+          <w:color w:val="333333"/>
+          <w:sz w:val="20"/>
+        </w:rPr>
+        <w:lastRenderedPageBreak/>
+        <w:t>註</w:t>
+      </w:r>
+      <w:r>
+        <w:rPr>
+          <w:color w:val="333333"/>
+          <w:sz w:val="20"/>
+        </w:rPr>
+        <w:t xml:space="preserve"> 2</w:t>
+      </w:r>
+      <w:r>
+        <w:rPr>
+          <w:color w:val="333333"/>
+          <w:sz w:val="20"/>
+        </w:rPr>
+        <w:t>：取捨的量化（第一步）：成交固定</w:t>
+      </w:r>
+      <w:r>
+        <w:rPr>
+          <w:color w:val="333333"/>
+          <w:sz w:val="20"/>
+        </w:rPr>
+        <w:t xml:space="preserve"> 2,300 </w:t>
+      </w:r>
+      <w:r>
+        <w:rPr>
+          <w:color w:val="333333"/>
+          <w:sz w:val="20"/>
+        </w:rPr>
+        <w:t>人時，折扣仍發</w:t>
+      </w:r>
+      <w:r>
+        <w:rPr>
+          <w:color w:val="333333"/>
+          <w:sz w:val="20"/>
+        </w:rPr>
+        <w:t xml:space="preserve"> 2,300 </w:t>
+      </w:r>
+      <w:r>
+        <w:rPr>
+          <w:color w:val="333333"/>
+          <w:sz w:val="20"/>
+        </w:rPr>
+        <w:t>份，但本來就會買的比例每上升</w:t>
+      </w:r>
+      <w:r>
+        <w:rPr>
+          <w:color w:val="333333"/>
+          <w:sz w:val="20"/>
+        </w:rPr>
+        <w:t xml:space="preserve"> 1 </w:t>
+      </w:r>
+      <w:r>
+        <w:rPr>
+          <w:color w:val="333333"/>
+          <w:sz w:val="20"/>
+        </w:rPr>
+        <w:t>個百分點，增量成交就少</w:t>
+      </w:r>
+      <w:r>
+        <w:rPr>
+          <w:color w:val="333333"/>
+          <w:sz w:val="20"/>
+        </w:rPr>
+        <w:t xml:space="preserve"> 23 </w:t>
+      </w:r>
+      <w:r>
+        <w:rPr>
+          <w:color w:val="333333"/>
+          <w:sz w:val="20"/>
+        </w:rPr>
+        <w:t>人。若折扣約</w:t>
+      </w:r>
+      <w:r>
+        <w:rPr>
+          <w:color w:val="333333"/>
+          <w:sz w:val="20"/>
+        </w:rPr>
+        <w:t xml:space="preserve"> A$36</w:t>
+      </w:r>
+      <w:r>
+        <w:rPr>
+          <w:color w:val="333333"/>
+          <w:sz w:val="20"/>
+        </w:rPr>
+        <w:t>（圖</w:t>
+      </w:r>
+      <w:r>
+        <w:rPr>
+          <w:color w:val="333333"/>
+          <w:sz w:val="20"/>
+        </w:rPr>
+        <w:t xml:space="preserve"> 1 </w:t>
+      </w:r>
+      <w:r>
+        <w:rPr>
+          <w:color w:val="333333"/>
+          <w:sz w:val="20"/>
+        </w:rPr>
+        <w:t>的兩平折扣額），收益依</w:t>
+      </w:r>
+      <w:r>
+        <w:rPr>
+          <w:color w:val="333333"/>
+          <w:sz w:val="20"/>
+        </w:rPr>
+        <w:t xml:space="preserve"> 2:1 </w:t>
+      </w:r>
+      <w:r>
+        <w:rPr>
+          <w:color w:val="333333"/>
+          <w:sz w:val="20"/>
+        </w:rPr>
+        <w:t>約</w:t>
+      </w:r>
+      <w:r>
+        <w:rPr>
+          <w:color w:val="333333"/>
+          <w:sz w:val="20"/>
+        </w:rPr>
+        <w:t xml:space="preserve"> A$72</w:t>
+      </w:r>
+      <w:r>
+        <w:rPr>
+          <w:color w:val="333333"/>
+          <w:sz w:val="20"/>
+        </w:rPr>
+        <w:t>，每點少約</w:t>
+      </w:r>
+      <w:r>
+        <w:rPr>
+          <w:color w:val="333333"/>
+          <w:sz w:val="20"/>
+        </w:rPr>
+        <w:t xml:space="preserve"> A$1,656 </w:t>
+      </w:r>
+      <w:r>
+        <w:rPr>
+          <w:color w:val="333333"/>
+          <w:sz w:val="20"/>
+        </w:rPr>
+        <w:t>淨值，上升約</w:t>
+      </w:r>
+      <w:r>
+        <w:rPr>
+          <w:color w:val="333333"/>
+          <w:sz w:val="20"/>
+        </w:rPr>
+        <w:t xml:space="preserve"> 9 </w:t>
+      </w:r>
+      <w:r>
+        <w:rPr>
+          <w:color w:val="333333"/>
+          <w:sz w:val="20"/>
+        </w:rPr>
+        <w:t>個百分點就抵掉每輪約</w:t>
+      </w:r>
+      <w:r>
+        <w:rPr>
+          <w:color w:val="333333"/>
+          <w:sz w:val="20"/>
+        </w:rPr>
+        <w:t xml:space="preserve"> A$14,900 </w:t>
+      </w:r>
+      <w:r>
+        <w:rPr>
+          <w:color w:val="333333"/>
+          <w:sz w:val="20"/>
+        </w:rPr>
+        <w:t>的通話費節省（名單轉換率</w:t>
+      </w:r>
+      <w:r>
+        <w:rPr>
+          <w:color w:val="333333"/>
+          <w:sz w:val="20"/>
+        </w:rPr>
+        <w:t xml:space="preserve"> 18%</w:t>
+      </w:r>
+      <w:r>
+        <w:rPr>
+          <w:color w:val="333333"/>
+          <w:sz w:val="20"/>
+        </w:rPr>
+        <w:t>、假設時薪；</w:t>
+      </w:r>
+      <w:r>
+        <w:rPr>
+          <w:color w:val="333333"/>
+          <w:sz w:val="20"/>
+        </w:rPr>
+        <w:t>14,913 ÷</w:t>
+      </w:r>
+      <w:r>
+        <w:rPr>
+          <w:color w:val="333333"/>
+          <w:sz w:val="20"/>
+        </w:rPr>
+        <w:t>（</w:t>
+      </w:r>
+      <w:r>
+        <w:rPr>
+          <w:color w:val="333333"/>
+          <w:sz w:val="20"/>
+        </w:rPr>
+        <w:t>23 × 72</w:t>
+      </w:r>
+      <w:r>
+        <w:rPr>
+          <w:color w:val="333333"/>
+          <w:sz w:val="20"/>
+        </w:rPr>
+        <w:t>）</w:t>
+      </w:r>
+      <w:r>
+        <w:rPr>
+          <w:color w:val="333333"/>
+          <w:sz w:val="20"/>
+        </w:rPr>
+        <w:t>≈ 9</w:t>
+      </w:r>
+      <w:r>
+        <w:rPr>
+          <w:color w:val="333333"/>
+          <w:sz w:val="20"/>
+        </w:rPr>
+        <w:t>）。所以</w:t>
+      </w:r>
+      <w:r>
+        <w:rPr>
+          <w:color w:val="333333"/>
+          <w:sz w:val="20"/>
+        </w:rPr>
+        <w:t xml:space="preserve"> A/B </w:t>
+      </w:r>
+      <w:r>
+        <w:rPr>
+          <w:color w:val="333333"/>
+          <w:sz w:val="20"/>
+        </w:rPr>
+        <w:t>除了看轉換率，也看式</w:t>
+      </w:r>
+      <w:r>
+        <w:rPr>
+          <w:color w:val="333333"/>
+          <w:sz w:val="20"/>
+        </w:rPr>
+        <w:t xml:space="preserve"> 1 </w:t>
+      </w:r>
+      <w:r>
+        <w:rPr>
+          <w:color w:val="333333"/>
+          <w:sz w:val="20"/>
+        </w:rPr>
+        <w:t>淨值是否不低於同期手機規則組（表</w:t>
+      </w:r>
+      <w:r>
+        <w:rPr>
+          <w:color w:val="333333"/>
+          <w:sz w:val="20"/>
+        </w:rPr>
+        <w:t xml:space="preserve"> 4 ⑤</w:t>
+      </w:r>
+      <w:r>
+        <w:rPr>
+          <w:color w:val="333333"/>
+          <w:sz w:val="20"/>
+        </w:rPr>
+        <w:t>），並列報本來就會買的比例（表</w:t>
+      </w:r>
+      <w:r>
+        <w:rPr>
+          <w:color w:val="333333"/>
+          <w:sz w:val="20"/>
+        </w:rPr>
+        <w:t xml:space="preserve"> 4 ④</w:t>
+      </w:r>
+      <w:r>
+        <w:rPr>
+          <w:color w:val="333333"/>
+          <w:sz w:val="20"/>
+        </w:rPr>
+        <w:t>）。</w:t>
       </w:r>
     </w:p>
     <w:p>
@@ -4558,7 +4925,6 @@
                 <w:b/>
                 <w:sz w:val="18"/>
               </w:rPr>
-              <w:lastRenderedPageBreak/>
               <w:t>技術可行性</w:t>
             </w:r>
             <w:r>
@@ -5397,7 +5763,7 @@
       <w:pPr>
         <w:pStyle w:val="1"/>
       </w:pPr>
-      <w:bookmarkStart w:id="3" w:name="_Toc241776948"/>
+      <w:bookmarkStart w:id="3" w:name="_Toc241781872"/>
       <w:r>
         <w:rPr>
           <w:rFonts w:ascii="Times New Roman" w:eastAsia="新細明體" w:hAnsi="Times New Roman" w:cs="Times New Roman"/>
@@ -5436,7 +5802,7 @@
       <w:pPr>
         <w:pStyle w:val="21"/>
       </w:pPr>
-      <w:bookmarkStart w:id="4" w:name="_Toc241776949"/>
+      <w:bookmarkStart w:id="4" w:name="_Toc241781873"/>
       <w:r>
         <w:rPr>
           <w:rFonts w:ascii="Times New Roman" w:eastAsia="新細明體" w:hAnsi="Times New Roman" w:cs="Times New Roman"/>
@@ -5506,7 +5872,7 @@
         <w:t xml:space="preserve"> A$14,900</w:t>
       </w:r>
       <w:r>
-        <w:t>（假設時薪）。</w:t>
+        <w:t>。</w:t>
       </w:r>
     </w:p>
     <w:p>
@@ -5558,19 +5924,25 @@
         <w:t>可行性、合規與計畫</w:t>
       </w:r>
       <w:r>
-        <w:t>：已有概念驗證模型，但上線版須以撥號前欄位重建。合規見表</w:t>
-      </w:r>
-      <w:r>
-        <w:t xml:space="preserve"> 3</w:t>
-      </w:r>
-      <w:r>
-        <w:t>；時程、角色、預算、客服試用回饋與風險對策見表</w:t>
+        <w:t>：已有概念驗證模型，上線版須以撥號前欄位重建；預計沿用現有伺服器與人力，</w:t>
+      </w:r>
+      <w:r>
+        <w:t xml:space="preserve">12 </w:t>
+      </w:r>
+      <w:r>
+        <w:t>週內驗證。年齡、婚姻狀態能否用於評分先由法遵確認；第</w:t>
+      </w:r>
+      <w:r>
+        <w:t xml:space="preserve"> 12 </w:t>
+      </w:r>
+      <w:r>
+        <w:t>週由市場總監與法遵決定是否擴大（預算、風險見表</w:t>
       </w:r>
       <w:r>
         <w:t xml:space="preserve"> 9</w:t>
       </w:r>
       <w:r>
-        <w:t>。若通話成本或</w:t>
+        <w:t>）。若通話成本或</w:t>
       </w:r>
       <w:r>
         <w:t xml:space="preserve"> 2:1 </w:t>
@@ -7357,6 +7729,7 @@
     </w:p>
     <w:p>
       <w:pPr>
+        <w:keepLines/>
         <w:spacing w:before="60" w:after="120" w:line="288" w:lineRule="auto"/>
       </w:pPr>
       <w:r>
@@ -7651,7 +8024,7 @@
       <w:pPr>
         <w:pStyle w:val="21"/>
       </w:pPr>
-      <w:bookmarkStart w:id="5" w:name="_Toc241776950"/>
+      <w:bookmarkStart w:id="5" w:name="_Toc241781874"/>
       <w:r>
         <w:rPr>
           <w:rFonts w:ascii="Times New Roman" w:eastAsia="新細明體" w:hAnsi="Times New Roman" w:cs="Times New Roman"/>
@@ -9768,6 +10141,7 @@
     </w:p>
     <w:p>
       <w:pPr>
+        <w:keepLines/>
         <w:spacing w:before="60" w:after="120" w:line="288" w:lineRule="auto"/>
       </w:pPr>
       <w:r>
@@ -9922,7 +10296,7 @@
       <w:pPr>
         <w:pStyle w:val="21"/>
       </w:pPr>
-      <w:bookmarkStart w:id="6" w:name="_Toc241776951"/>
+      <w:bookmarkStart w:id="6" w:name="_Toc241781875"/>
       <w:r>
         <w:rPr>
           <w:rFonts w:ascii="Times New Roman" w:eastAsia="新細明體" w:hAnsi="Times New Roman" w:cs="Times New Roman"/>
@@ -10845,6 +11219,7 @@
     </w:p>
     <w:p>
       <w:pPr>
+        <w:keepLines/>
         <w:spacing w:before="60" w:after="120" w:line="288" w:lineRule="auto"/>
       </w:pPr>
       <w:r>
@@ -10887,7 +11262,7 @@
       <w:pPr>
         <w:pStyle w:val="21"/>
       </w:pPr>
-      <w:bookmarkStart w:id="7" w:name="_Toc241776952"/>
+      <w:bookmarkStart w:id="7" w:name="_Toc241781876"/>
       <w:r>
         <w:rPr>
           <w:rFonts w:ascii="Times New Roman" w:eastAsia="新細明體" w:hAnsi="Times New Roman" w:cs="Times New Roman"/>
@@ -11619,6 +11994,7 @@
     </w:p>
     <w:p>
       <w:pPr>
+        <w:keepLines/>
         <w:spacing w:before="60" w:after="120" w:line="288" w:lineRule="auto"/>
       </w:pPr>
       <w:r>
@@ -11687,6 +12063,7 @@
     </w:p>
     <w:p>
       <w:pPr>
+        <w:keepLines/>
         <w:spacing w:before="60" w:after="120" w:line="288" w:lineRule="auto"/>
       </w:pPr>
       <w:r>
@@ -11815,6 +12192,7 @@
     </w:p>
     <w:p>
       <w:pPr>
+        <w:keepLines/>
         <w:spacing w:before="60" w:after="120" w:line="288" w:lineRule="auto"/>
       </w:pPr>
       <w:r>
@@ -11967,7 +12345,7 @@
       <w:pPr>
         <w:pStyle w:val="21"/>
       </w:pPr>
-      <w:bookmarkStart w:id="8" w:name="_Toc241776953"/>
+      <w:bookmarkStart w:id="8" w:name="_Toc241781877"/>
       <w:r>
         <w:rPr>
           <w:rFonts w:ascii="Times New Roman" w:eastAsia="新細明體" w:hAnsi="Times New Roman" w:cs="Times New Roman"/>
@@ -12950,6 +13328,7 @@
     </w:p>
     <w:p>
       <w:pPr>
+        <w:keepLines/>
         <w:spacing w:before="60" w:after="120" w:line="288" w:lineRule="auto"/>
       </w:pPr>
       <w:r>
@@ -13002,7 +13381,7 @@
       <w:pPr>
         <w:pStyle w:val="21"/>
       </w:pPr>
-      <w:bookmarkStart w:id="9" w:name="_Toc241776954"/>
+      <w:bookmarkStart w:id="9" w:name="_Toc241781878"/>
       <w:r>
         <w:rPr>
           <w:rFonts w:ascii="Times New Roman" w:eastAsia="新細明體" w:hAnsi="Times New Roman" w:cs="Times New Roman"/>
@@ -13034,7 +13413,7 @@
         <w:t>batch scoring</w:t>
       </w:r>
       <w:r>
-        <w:t>），外撥日前產出名單，不需即時；平台、整合與安全見表</w:t>
+        <w:t>），外撥日前產出名單，不需即時；平台與安全見表</w:t>
       </w:r>
       <w:r>
         <w:t xml:space="preserve"> 3</w:t>
@@ -14534,6 +14913,7 @@
     </w:p>
     <w:p>
       <w:pPr>
+        <w:keepLines/>
         <w:spacing w:before="60" w:after="120" w:line="288" w:lineRule="auto"/>
       </w:pPr>
       <w:r>
@@ -14560,6 +14940,7 @@
     </w:p>
     <w:p>
       <w:pPr>
+        <w:keepLines/>
         <w:spacing w:before="60" w:after="120" w:line="288" w:lineRule="auto"/>
       </w:pPr>
       <w:r>
@@ -14699,6 +15080,7 @@
     </w:p>
     <w:p>
       <w:pPr>
+        <w:keepLines/>
         <w:spacing w:before="60" w:after="120" w:line="288" w:lineRule="auto"/>
       </w:pPr>
       <w:r>
@@ -14754,6 +15136,7 @@
     </w:p>
     <w:p>
       <w:pPr>
+        <w:keepLines/>
         <w:spacing w:before="60" w:after="120" w:line="288" w:lineRule="auto"/>
       </w:pPr>
       <w:r>
@@ -14939,7 +15322,7 @@
       <w:pPr>
         <w:pStyle w:val="21"/>
       </w:pPr>
-      <w:bookmarkStart w:id="10" w:name="_Toc241776955"/>
+      <w:bookmarkStart w:id="10" w:name="_Toc241781879"/>
       <w:r>
         <w:rPr>
           <w:rFonts w:ascii="Times New Roman" w:eastAsia="新細明體" w:hAnsi="Times New Roman" w:cs="Times New Roman"/>
@@ -16162,6 +16545,7 @@
     </w:p>
     <w:p>
       <w:pPr>
+        <w:keepLines/>
         <w:spacing w:before="60" w:after="120" w:line="288" w:lineRule="auto"/>
       </w:pPr>
       <w:r>
@@ -16372,7 +16756,7 @@
       <w:pPr>
         <w:pStyle w:val="1"/>
       </w:pPr>
-      <w:bookmarkStart w:id="11" w:name="_Toc241776956"/>
+      <w:bookmarkStart w:id="11" w:name="_Toc241781880"/>
       <w:r>
         <w:rPr>
           <w:rFonts w:ascii="Times New Roman" w:eastAsia="新細明體" w:hAnsi="Times New Roman" w:cs="Times New Roman"/>
@@ -16544,7 +16928,7 @@
           <w:noProof/>
         </w:rPr>
         <w:drawing>
-          <wp:inline distT="0" distB="0" distL="0" distR="0" wp14:anchorId="190370FF" wp14:editId="34129338">
+          <wp:inline distT="0" distB="0" distL="0" distR="0" wp14:anchorId="4C89818C" wp14:editId="523BBFEF">
             <wp:extent cx="5688000" cy="7431097"/>
             <wp:effectExtent l="0" t="0" r="0" b="0"/>
             <wp:docPr id="2" name="Picture 2"/>
@@ -17751,6 +18135,7 @@
     </w:p>
     <w:p>
       <w:pPr>
+        <w:keepLines/>
         <w:spacing w:before="60" w:after="120" w:line="288" w:lineRule="auto"/>
       </w:pPr>
       <w:r>
@@ -17964,7 +18349,7 @@
       <w:pPr>
         <w:pStyle w:val="1"/>
       </w:pPr>
-      <w:bookmarkStart w:id="12" w:name="_Toc241776957"/>
+      <w:bookmarkStart w:id="12" w:name="_Toc241781881"/>
       <w:r>
         <w:rPr>
           <w:rFonts w:ascii="Times New Roman" w:eastAsia="新細明體" w:hAnsi="Times New Roman" w:cs="Times New Roman"/>
@@ -18014,7 +18399,7 @@
       <w:pPr>
         <w:pStyle w:val="1"/>
       </w:pPr>
-      <w:bookmarkStart w:id="13" w:name="_Toc241776958"/>
+      <w:bookmarkStart w:id="13" w:name="_Toc241781882"/>
       <w:r>
         <w:rPr>
           <w:rFonts w:ascii="Times New Roman" w:eastAsia="新細明體" w:hAnsi="Times New Roman" w:cs="Times New Roman"/>
@@ -18116,7 +18501,7 @@
       <w:pPr>
         <w:pStyle w:val="1"/>
       </w:pPr>
-      <w:bookmarkStart w:id="14" w:name="_Toc241776959"/>
+      <w:bookmarkStart w:id="14" w:name="_Toc241781883"/>
       <w:r>
         <w:rPr>
           <w:rFonts w:ascii="Times New Roman" w:eastAsia="新細明體" w:hAnsi="Times New Roman" w:cs="Times New Roman"/>
@@ -20176,19 +20561,19 @@
               <w:rPr>
                 <w:sz w:val="18"/>
               </w:rPr>
-              <w:t>轉換率情境（同樣</w:t>
-            </w:r>
-            <w:r>
-              <w:rPr>
-                <w:sz w:val="18"/>
-              </w:rPr>
-              <w:t xml:space="preserve"> 2,300 </w:t>
-            </w:r>
-            <w:r>
-              <w:rPr>
-                <w:sz w:val="18"/>
-              </w:rPr>
-              <w:t>筆成交）</w:t>
+              <w:t>不依</w:t>
+            </w:r>
+            <w:r>
+              <w:rPr>
+                <w:sz w:val="18"/>
+              </w:rPr>
+              <w:t xml:space="preserve"> 2:1 </w:t>
+            </w:r>
+            <w:r>
+              <w:rPr>
+                <w:sz w:val="18"/>
+              </w:rPr>
+              <w:t>的兩平倍數</w:t>
             </w:r>
           </w:p>
         </w:tc>
@@ -20204,174 +20589,19 @@
               <w:rPr>
                 <w:sz w:val="18"/>
               </w:rPr>
-              <w:t>16%</w:t>
-            </w:r>
-            <w:r>
-              <w:rPr>
-                <w:sz w:val="18"/>
-              </w:rPr>
-              <w:t>：</w:t>
-            </w:r>
-            <w:r>
-              <w:rPr>
-                <w:sz w:val="18"/>
-              </w:rPr>
-              <w:t xml:space="preserve">14,375 </w:t>
-            </w:r>
-            <w:r>
-              <w:rPr>
-                <w:sz w:val="18"/>
-              </w:rPr>
-              <w:t>通（少</w:t>
-            </w:r>
-            <w:r>
-              <w:rPr>
-                <w:sz w:val="18"/>
-              </w:rPr>
-              <w:t xml:space="preserve"> 18.5%</w:t>
-            </w:r>
-            <w:r>
-              <w:rPr>
-                <w:sz w:val="18"/>
-              </w:rPr>
-              <w:t>）、約</w:t>
-            </w:r>
-            <w:r>
-              <w:rPr>
-                <w:sz w:val="18"/>
-              </w:rPr>
-              <w:t xml:space="preserve"> A$52,889</w:t>
-            </w:r>
-            <w:r>
-              <w:rPr>
-                <w:sz w:val="18"/>
-              </w:rPr>
-              <w:t>、每筆</w:t>
-            </w:r>
-            <w:r>
-              <w:rPr>
-                <w:sz w:val="18"/>
-              </w:rPr>
-              <w:t xml:space="preserve"> A$23.00</w:t>
-            </w:r>
-            <w:r>
-              <w:rPr>
-                <w:sz w:val="18"/>
-              </w:rPr>
-              <w:t>、省約</w:t>
-            </w:r>
-            <w:r>
-              <w:rPr>
-                <w:sz w:val="18"/>
-              </w:rPr>
-              <w:t xml:space="preserve"> A$10,016</w:t>
-            </w:r>
-            <w:r>
-              <w:rPr>
-                <w:sz w:val="18"/>
-              </w:rPr>
-              <w:t>（</w:t>
-            </w:r>
-            <w:r>
-              <w:rPr>
-                <w:sz w:val="18"/>
-              </w:rPr>
-              <w:t>15.9%</w:t>
-            </w:r>
-            <w:r>
-              <w:rPr>
-                <w:sz w:val="18"/>
-              </w:rPr>
-              <w:t>）</w:t>
-            </w:r>
-          </w:p>
-          <w:p>
-            <w:pPr>
-              <w:spacing w:after="20" w:line="264" w:lineRule="auto"/>
-            </w:pPr>
-            <w:r>
-              <w:rPr>
-                <w:sz w:val="18"/>
-              </w:rPr>
-              <w:t>18%</w:t>
-            </w:r>
-            <w:r>
-              <w:rPr>
-                <w:sz w:val="18"/>
-              </w:rPr>
-              <w:t>：</w:t>
-            </w:r>
-            <w:r>
-              <w:rPr>
-                <w:sz w:val="18"/>
-              </w:rPr>
-              <w:t xml:space="preserve">12,778 </w:t>
-            </w:r>
-            <w:r>
-              <w:rPr>
-                <w:sz w:val="18"/>
-              </w:rPr>
-              <w:t>通（少</w:t>
-            </w:r>
-            <w:r>
-              <w:rPr>
-                <w:sz w:val="18"/>
-              </w:rPr>
-              <w:t xml:space="preserve"> 27.6%</w:t>
-            </w:r>
-            <w:r>
-              <w:rPr>
-                <w:sz w:val="18"/>
-              </w:rPr>
-              <w:t>）、約</w:t>
-            </w:r>
-            <w:r>
-              <w:rPr>
-                <w:sz w:val="18"/>
-              </w:rPr>
-              <w:t xml:space="preserve"> A$47,992</w:t>
-            </w:r>
-            <w:r>
-              <w:rPr>
-                <w:sz w:val="18"/>
-              </w:rPr>
-              <w:t>、每筆</w:t>
-            </w:r>
-            <w:r>
-              <w:rPr>
-                <w:sz w:val="18"/>
-              </w:rPr>
-              <w:t xml:space="preserve"> A$20.87</w:t>
-            </w:r>
-            <w:r>
-              <w:rPr>
-                <w:sz w:val="18"/>
-              </w:rPr>
-              <w:t>、省約</w:t>
-            </w:r>
-            <w:r>
-              <w:rPr>
-                <w:sz w:val="18"/>
-              </w:rPr>
-              <w:t xml:space="preserve"> A$14,913</w:t>
-            </w:r>
-            <w:r>
-              <w:rPr>
-                <w:sz w:val="18"/>
-              </w:rPr>
-              <w:t>（</w:t>
-            </w:r>
-            <w:r>
-              <w:rPr>
-                <w:sz w:val="18"/>
-              </w:rPr>
-              <w:t>23.7%</w:t>
-            </w:r>
-            <w:r>
-              <w:rPr>
-                <w:sz w:val="18"/>
-              </w:rPr>
-              <w:t>）</w:t>
+              <w:t>每張卡收益至少要是折扣的約</w:t>
+            </w:r>
+            <w:r>
+              <w:rPr>
+                <w:sz w:val="18"/>
+              </w:rPr>
+              <w:t xml:space="preserve"> 4.2 </w:t>
+            </w:r>
+            <w:r>
+              <w:rPr>
+                <w:sz w:val="18"/>
+              </w:rPr>
+              <w:t>倍</w:t>
             </w:r>
           </w:p>
         </w:tc>
@@ -20389,18 +20619,6 @@
               </w:rPr>
               <w:t>實算</w:t>
             </w:r>
-            <w:r>
-              <w:rPr>
-                <w:sz w:val="18"/>
-              </w:rPr>
-              <w:t>×</w:t>
-            </w:r>
-            <w:r>
-              <w:rPr>
-                <w:sz w:val="18"/>
-              </w:rPr>
-              <w:t>假設</w:t>
-            </w:r>
           </w:p>
         </w:tc>
         <w:tc>
@@ -20415,19 +20633,91 @@
               <w:rPr>
                 <w:sz w:val="18"/>
               </w:rPr>
-              <w:t>通數＝</w:t>
-            </w:r>
-            <w:r>
-              <w:rPr>
-                <w:sz w:val="18"/>
-              </w:rPr>
-              <w:t xml:space="preserve">2,300 ÷ </w:t>
-            </w:r>
-            <w:r>
-              <w:rPr>
-                <w:sz w:val="18"/>
-              </w:rPr>
-              <w:t>轉換率；每通時長維持試點平均</w:t>
+              <w:t>全部成交者</w:t>
+            </w:r>
+            <w:r>
+              <w:rPr>
+                <w:sz w:val="18"/>
+              </w:rPr>
+              <w:t xml:space="preserve"> ÷ </w:t>
+            </w:r>
+            <w:r>
+              <w:rPr>
+                <w:sz w:val="18"/>
+              </w:rPr>
+              <w:t>增量成交＝</w:t>
+            </w:r>
+            <w:r>
+              <w:rPr>
+                <w:sz w:val="18"/>
+              </w:rPr>
+              <w:t>2,300 ÷ 547</w:t>
+            </w:r>
+            <w:r>
+              <w:rPr>
+                <w:sz w:val="18"/>
+              </w:rPr>
+              <w:t>（式</w:t>
+            </w:r>
+            <w:r>
+              <w:rPr>
+                <w:sz w:val="18"/>
+              </w:rPr>
+              <w:t xml:space="preserve"> 1 </w:t>
+            </w:r>
+            <w:r>
+              <w:rPr>
+                <w:sz w:val="18"/>
+              </w:rPr>
+              <w:t>略去通話成本：淨值</w:t>
+            </w:r>
+            <w:r>
+              <w:rPr>
+                <w:sz w:val="18"/>
+              </w:rPr>
+              <w:t xml:space="preserve"> ≥ 0 ⇔ </w:t>
+            </w:r>
+            <w:r>
+              <w:rPr>
+                <w:sz w:val="18"/>
+              </w:rPr>
+              <w:t>收益</w:t>
+            </w:r>
+            <w:r>
+              <w:rPr>
+                <w:sz w:val="18"/>
+              </w:rPr>
+              <w:t xml:space="preserve"> ÷ </w:t>
+            </w:r>
+            <w:r>
+              <w:rPr>
+                <w:sz w:val="18"/>
+              </w:rPr>
+              <w:t>折扣</w:t>
+            </w:r>
+            <w:r>
+              <w:rPr>
+                <w:sz w:val="18"/>
+              </w:rPr>
+              <w:t xml:space="preserve"> ≥ </w:t>
+            </w:r>
+            <w:r>
+              <w:rPr>
+                <w:sz w:val="18"/>
+              </w:rPr>
+              <w:t>全部成交者</w:t>
+            </w:r>
+            <w:r>
+              <w:rPr>
+                <w:sz w:val="18"/>
+              </w:rPr>
+              <w:t xml:space="preserve"> ÷ </w:t>
+            </w:r>
+            <w:r>
+              <w:rPr>
+                <w:sz w:val="18"/>
+              </w:rPr>
+              <w:t>增量成交）</w:t>
             </w:r>
           </w:p>
         </w:tc>
@@ -20449,7 +20739,7 @@
               <w:rPr>
                 <w:sz w:val="18"/>
               </w:rPr>
-              <w:t>前次行銷成功者</w:t>
+              <w:t>第一步的外溢取捨</w:t>
             </w:r>
           </w:p>
         </w:tc>
@@ -20465,42 +20755,153 @@
               <w:rPr>
                 <w:sz w:val="18"/>
               </w:rPr>
-              <w:t>佔比：目標組</w:t>
-            </w:r>
-            <w:r>
-              <w:rPr>
-                <w:sz w:val="18"/>
-              </w:rPr>
-              <w:t xml:space="preserve"> 4.1%</w:t>
-            </w:r>
-            <w:r>
-              <w:rPr>
-                <w:sz w:val="18"/>
-              </w:rPr>
-              <w:t>、對照組</w:t>
-            </w:r>
-            <w:r>
-              <w:rPr>
-                <w:sz w:val="18"/>
-              </w:rPr>
-              <w:t xml:space="preserve"> 2.8%</w:t>
-            </w:r>
-          </w:p>
-          <w:p>
-            <w:pPr>
-              <w:spacing w:after="20" w:line="264" w:lineRule="auto"/>
-            </w:pPr>
-            <w:r>
-              <w:rPr>
-                <w:sz w:val="18"/>
-              </w:rPr>
-              <w:t>轉換率：目標組</w:t>
-            </w:r>
-            <w:r>
-              <w:rPr>
-                <w:sz w:val="18"/>
-              </w:rPr>
-              <w:t xml:space="preserve"> 67.3%</w:t>
+              <w:t>本來就會買的比例每升</w:t>
+            </w:r>
+            <w:r>
+              <w:rPr>
+                <w:sz w:val="18"/>
+              </w:rPr>
+              <w:t xml:space="preserve"> 1 </w:t>
+            </w:r>
+            <w:r>
+              <w:rPr>
+                <w:sz w:val="18"/>
+              </w:rPr>
+              <w:t>個百分點＝增量成交少</w:t>
+            </w:r>
+            <w:r>
+              <w:rPr>
+                <w:sz w:val="18"/>
+              </w:rPr>
+              <w:t xml:space="preserve"> 23 </w:t>
+            </w:r>
+            <w:r>
+              <w:rPr>
+                <w:sz w:val="18"/>
+              </w:rPr>
+              <w:t>人；依</w:t>
+            </w:r>
+            <w:r>
+              <w:rPr>
+                <w:sz w:val="18"/>
+              </w:rPr>
+              <w:t xml:space="preserve"> 2:1</w:t>
+            </w:r>
+            <w:r>
+              <w:rPr>
+                <w:sz w:val="18"/>
+              </w:rPr>
+              <w:t>、折扣</w:t>
+            </w:r>
+            <w:r>
+              <w:rPr>
+                <w:sz w:val="18"/>
+              </w:rPr>
+              <w:t xml:space="preserve"> A$36</w:t>
+            </w:r>
+            <w:r>
+              <w:rPr>
+                <w:sz w:val="18"/>
+              </w:rPr>
+              <w:t>（收益</w:t>
+            </w:r>
+            <w:r>
+              <w:rPr>
+                <w:sz w:val="18"/>
+              </w:rPr>
+              <w:t xml:space="preserve"> A$72</w:t>
+            </w:r>
+            <w:r>
+              <w:rPr>
+                <w:sz w:val="18"/>
+              </w:rPr>
+              <w:t>），約</w:t>
+            </w:r>
+            <w:r>
+              <w:rPr>
+                <w:sz w:val="18"/>
+              </w:rPr>
+              <w:t xml:space="preserve"> 9 </w:t>
+            </w:r>
+            <w:r>
+              <w:rPr>
+                <w:sz w:val="18"/>
+              </w:rPr>
+              <w:t>個百分點抵銷每輪節省</w:t>
+            </w:r>
+            <w:r>
+              <w:rPr>
+                <w:sz w:val="18"/>
+              </w:rPr>
+              <w:t xml:space="preserve"> A$14,913</w:t>
+            </w:r>
+          </w:p>
+        </w:tc>
+        <w:tc>
+          <w:tcPr>
+            <w:tcW w:w="1474" w:type="dxa"/>
+          </w:tcPr>
+          <w:p>
+            <w:pPr>
+              <w:spacing w:after="20" w:line="264" w:lineRule="auto"/>
+            </w:pPr>
+            <w:r>
+              <w:rPr>
+                <w:sz w:val="18"/>
+              </w:rPr>
+              <w:t>實算</w:t>
+            </w:r>
+            <w:r>
+              <w:rPr>
+                <w:sz w:val="18"/>
+              </w:rPr>
+              <w:t>×</w:t>
+            </w:r>
+            <w:r>
+              <w:rPr>
+                <w:sz w:val="18"/>
+              </w:rPr>
+              <w:t>假設</w:t>
+            </w:r>
+          </w:p>
+        </w:tc>
+        <w:tc>
+          <w:tcPr>
+            <w:tcW w:w="2438" w:type="dxa"/>
+          </w:tcPr>
+          <w:p>
+            <w:pPr>
+              <w:spacing w:after="20" w:line="264" w:lineRule="auto"/>
+            </w:pPr>
+            <w:r>
+              <w:rPr>
+                <w:sz w:val="18"/>
+              </w:rPr>
+              <w:t>2,300 × 1%</w:t>
+            </w:r>
+            <w:r>
+              <w:rPr>
+                <w:sz w:val="18"/>
+              </w:rPr>
+              <w:t>＝</w:t>
+            </w:r>
+            <w:r>
+              <w:rPr>
+                <w:sz w:val="18"/>
+              </w:rPr>
+              <w:t>23</w:t>
+            </w:r>
+            <w:r>
+              <w:rPr>
+                <w:sz w:val="18"/>
+              </w:rPr>
+              <w:t>；</w:t>
+            </w:r>
+            <w:r>
+              <w:rPr>
+                <w:sz w:val="18"/>
+              </w:rPr>
+              <w:t>14,913 ÷</w:t>
             </w:r>
             <w:r>
               <w:rPr>
@@ -20512,93 +20913,13 @@
               <w:rPr>
                 <w:sz w:val="18"/>
               </w:rPr>
-              <w:t>487</w:t>
-            </w:r>
-            <w:r>
-              <w:rPr>
-                <w:sz w:val="18"/>
-              </w:rPr>
-              <w:t>／</w:t>
-            </w:r>
-            <w:r>
-              <w:rPr>
-                <w:sz w:val="18"/>
-              </w:rPr>
-              <w:t>724</w:t>
-            </w:r>
-            <w:r>
-              <w:rPr>
-                <w:sz w:val="18"/>
-              </w:rPr>
-              <w:t>）、對照組</w:t>
-            </w:r>
-            <w:r>
-              <w:rPr>
-                <w:sz w:val="18"/>
-              </w:rPr>
-              <w:t xml:space="preserve"> 62.7%</w:t>
-            </w:r>
-            <w:r>
-              <w:rPr>
-                <w:sz w:val="18"/>
-              </w:rPr>
-              <w:t>（</w:t>
-            </w:r>
-            <w:r>
-              <w:rPr>
-                <w:sz w:val="18"/>
-              </w:rPr>
-              <w:t>407</w:t>
-            </w:r>
-            <w:r>
-              <w:rPr>
-                <w:sz w:val="18"/>
-              </w:rPr>
-              <w:t>／</w:t>
-            </w:r>
-            <w:r>
-              <w:rPr>
-                <w:sz w:val="18"/>
-              </w:rPr>
-              <w:t>649</w:t>
+              <w:t>23 × 72</w:t>
             </w:r>
             <w:r>
               <w:rPr>
                 <w:sz w:val="18"/>
               </w:rPr>
               <w:t>）</w:t>
-            </w:r>
-          </w:p>
-        </w:tc>
-        <w:tc>
-          <w:tcPr>
-            <w:tcW w:w="1474" w:type="dxa"/>
-          </w:tcPr>
-          <w:p>
-            <w:pPr>
-              <w:spacing w:after="20" w:line="264" w:lineRule="auto"/>
-            </w:pPr>
-            <w:r>
-              <w:rPr>
-                <w:sz w:val="18"/>
-              </w:rPr>
-              <w:t>實算</w:t>
-            </w:r>
-          </w:p>
-        </w:tc>
-        <w:tc>
-          <w:tcPr>
-            <w:tcW w:w="2438" w:type="dxa"/>
-          </w:tcPr>
-          <w:p>
-            <w:pPr>
-              <w:spacing w:after="20" w:line="264" w:lineRule="auto"/>
-            </w:pPr>
-            <w:r>
-              <w:rPr>
-                <w:sz w:val="18"/>
-              </w:rPr>
-              <w:t>試點資料檔</w:t>
             </w:r>
           </w:p>
         </w:tc>
@@ -20620,7 +20941,19 @@
               <w:rPr>
                 <w:sz w:val="18"/>
               </w:rPr>
-              <w:t>手機客戶依前次行銷結果</w:t>
+              <w:t>轉換率情境（同樣</w:t>
+            </w:r>
+            <w:r>
+              <w:rPr>
+                <w:sz w:val="18"/>
+              </w:rPr>
+              <w:t xml:space="preserve"> 2,300 </w:t>
+            </w:r>
+            <w:r>
+              <w:rPr>
+                <w:sz w:val="18"/>
+              </w:rPr>
+              <w:t>筆成交）</w:t>
             </w:r>
           </w:p>
         </w:tc>
@@ -20636,37 +20969,174 @@
               <w:rPr>
                 <w:sz w:val="18"/>
               </w:rPr>
-              <w:t>前次成功</w:t>
-            </w:r>
-            <w:r>
-              <w:rPr>
-                <w:sz w:val="18"/>
-              </w:rPr>
-              <w:t xml:space="preserve"> 67.2%</w:t>
-            </w:r>
-            <w:r>
-              <w:rPr>
-                <w:sz w:val="18"/>
-              </w:rPr>
-              <w:t>、前次失敗</w:t>
-            </w:r>
-            <w:r>
-              <w:rPr>
-                <w:sz w:val="18"/>
-              </w:rPr>
-              <w:t xml:space="preserve"> 15.1%</w:t>
-            </w:r>
-            <w:r>
-              <w:rPr>
-                <w:sz w:val="18"/>
-              </w:rPr>
-              <w:t>、無前次紀錄</w:t>
-            </w:r>
-            <w:r>
-              <w:rPr>
-                <w:sz w:val="18"/>
-              </w:rPr>
-              <w:t xml:space="preserve"> 13.1%</w:t>
+              <w:t>16%</w:t>
+            </w:r>
+            <w:r>
+              <w:rPr>
+                <w:sz w:val="18"/>
+              </w:rPr>
+              <w:t>：</w:t>
+            </w:r>
+            <w:r>
+              <w:rPr>
+                <w:sz w:val="18"/>
+              </w:rPr>
+              <w:t xml:space="preserve">14,375 </w:t>
+            </w:r>
+            <w:r>
+              <w:rPr>
+                <w:sz w:val="18"/>
+              </w:rPr>
+              <w:t>通（少</w:t>
+            </w:r>
+            <w:r>
+              <w:rPr>
+                <w:sz w:val="18"/>
+              </w:rPr>
+              <w:t xml:space="preserve"> 18.5%</w:t>
+            </w:r>
+            <w:r>
+              <w:rPr>
+                <w:sz w:val="18"/>
+              </w:rPr>
+              <w:t>）、約</w:t>
+            </w:r>
+            <w:r>
+              <w:rPr>
+                <w:sz w:val="18"/>
+              </w:rPr>
+              <w:t xml:space="preserve"> A$52,889</w:t>
+            </w:r>
+            <w:r>
+              <w:rPr>
+                <w:sz w:val="18"/>
+              </w:rPr>
+              <w:t>、每筆</w:t>
+            </w:r>
+            <w:r>
+              <w:rPr>
+                <w:sz w:val="18"/>
+              </w:rPr>
+              <w:t xml:space="preserve"> A$23.00</w:t>
+            </w:r>
+            <w:r>
+              <w:rPr>
+                <w:sz w:val="18"/>
+              </w:rPr>
+              <w:t>、省約</w:t>
+            </w:r>
+            <w:r>
+              <w:rPr>
+                <w:sz w:val="18"/>
+              </w:rPr>
+              <w:t xml:space="preserve"> A$10,016</w:t>
+            </w:r>
+            <w:r>
+              <w:rPr>
+                <w:sz w:val="18"/>
+              </w:rPr>
+              <w:t>（</w:t>
+            </w:r>
+            <w:r>
+              <w:rPr>
+                <w:sz w:val="18"/>
+              </w:rPr>
+              <w:t>15.9%</w:t>
+            </w:r>
+            <w:r>
+              <w:rPr>
+                <w:sz w:val="18"/>
+              </w:rPr>
+              <w:t>）</w:t>
+            </w:r>
+          </w:p>
+          <w:p>
+            <w:pPr>
+              <w:spacing w:after="20" w:line="264" w:lineRule="auto"/>
+            </w:pPr>
+            <w:r>
+              <w:rPr>
+                <w:sz w:val="18"/>
+              </w:rPr>
+              <w:t>18%</w:t>
+            </w:r>
+            <w:r>
+              <w:rPr>
+                <w:sz w:val="18"/>
+              </w:rPr>
+              <w:t>：</w:t>
+            </w:r>
+            <w:r>
+              <w:rPr>
+                <w:sz w:val="18"/>
+              </w:rPr>
+              <w:t xml:space="preserve">12,778 </w:t>
+            </w:r>
+            <w:r>
+              <w:rPr>
+                <w:sz w:val="18"/>
+              </w:rPr>
+              <w:t>通（少</w:t>
+            </w:r>
+            <w:r>
+              <w:rPr>
+                <w:sz w:val="18"/>
+              </w:rPr>
+              <w:t xml:space="preserve"> 27.6%</w:t>
+            </w:r>
+            <w:r>
+              <w:rPr>
+                <w:sz w:val="18"/>
+              </w:rPr>
+              <w:t>）、約</w:t>
+            </w:r>
+            <w:r>
+              <w:rPr>
+                <w:sz w:val="18"/>
+              </w:rPr>
+              <w:t xml:space="preserve"> A$47,992</w:t>
+            </w:r>
+            <w:r>
+              <w:rPr>
+                <w:sz w:val="18"/>
+              </w:rPr>
+              <w:t>、每筆</w:t>
+            </w:r>
+            <w:r>
+              <w:rPr>
+                <w:sz w:val="18"/>
+              </w:rPr>
+              <w:t xml:space="preserve"> A$20.87</w:t>
+            </w:r>
+            <w:r>
+              <w:rPr>
+                <w:sz w:val="18"/>
+              </w:rPr>
+              <w:t>、省約</w:t>
+            </w:r>
+            <w:r>
+              <w:rPr>
+                <w:sz w:val="18"/>
+              </w:rPr>
+              <w:t xml:space="preserve"> A$14,913</w:t>
+            </w:r>
+            <w:r>
+              <w:rPr>
+                <w:sz w:val="18"/>
+              </w:rPr>
+              <w:t>（</w:t>
+            </w:r>
+            <w:r>
+              <w:rPr>
+                <w:sz w:val="18"/>
+              </w:rPr>
+              <w:t>23.7%</w:t>
+            </w:r>
+            <w:r>
+              <w:rPr>
+                <w:sz w:val="18"/>
+              </w:rPr>
+              <w:t>）</w:t>
             </w:r>
           </w:p>
         </w:tc>
@@ -20684,6 +21154,18 @@
               </w:rPr>
               <w:t>實算</w:t>
             </w:r>
+            <w:r>
+              <w:rPr>
+                <w:sz w:val="18"/>
+              </w:rPr>
+              <w:t>×</w:t>
+            </w:r>
+            <w:r>
+              <w:rPr>
+                <w:sz w:val="18"/>
+              </w:rPr>
+              <w:t>假設</w:t>
+            </w:r>
           </w:p>
         </w:tc>
         <w:tc>
@@ -20698,7 +21180,19 @@
               <w:rPr>
                 <w:sz w:val="18"/>
               </w:rPr>
-              <w:t>同上</w:t>
+              <w:t>通數＝</w:t>
+            </w:r>
+            <w:r>
+              <w:rPr>
+                <w:sz w:val="18"/>
+              </w:rPr>
+              <w:t xml:space="preserve">2,300 ÷ </w:t>
+            </w:r>
+            <w:r>
+              <w:rPr>
+                <w:sz w:val="18"/>
+              </w:rPr>
+              <w:t>轉換率；每通時長維持試點平均</w:t>
             </w:r>
           </w:p>
         </w:tc>
@@ -20720,7 +21214,7 @@
               <w:rPr>
                 <w:sz w:val="18"/>
               </w:rPr>
-              <w:t>資料品質</w:t>
+              <w:t>前次行銷成功者</w:t>
             </w:r>
           </w:p>
         </w:tc>
@@ -20736,103 +21230,108 @@
               <w:rPr>
                 <w:sz w:val="18"/>
               </w:rPr>
-              <w:t>對照組聯絡方式、月份、星期</w:t>
-            </w:r>
-            <w:r>
-              <w:rPr>
-                <w:sz w:val="18"/>
-              </w:rPr>
-              <w:t xml:space="preserve"> 3 </w:t>
-            </w:r>
-            <w:r>
-              <w:rPr>
-                <w:sz w:val="18"/>
-              </w:rPr>
-              <w:t>欄全空（共</w:t>
-            </w:r>
-            <w:r>
-              <w:rPr>
-                <w:sz w:val="18"/>
-              </w:rPr>
-              <w:t xml:space="preserve"> 70,638 </w:t>
-            </w:r>
-            <w:r>
-              <w:rPr>
-                <w:sz w:val="18"/>
-              </w:rPr>
-              <w:t>格）；與其他列完全相同的列</w:t>
-            </w:r>
-            <w:r>
-              <w:rPr>
-                <w:sz w:val="18"/>
-              </w:rPr>
-              <w:t xml:space="preserve"> 5,750 </w:t>
-            </w:r>
-            <w:r>
-              <w:rPr>
-                <w:sz w:val="18"/>
-              </w:rPr>
-              <w:t>列（不含每組第一筆；</w:t>
-            </w:r>
-            <w:r>
-              <w:rPr>
-                <w:sz w:val="18"/>
-              </w:rPr>
-              <w:t xml:space="preserve">5,741 </w:t>
-            </w:r>
-            <w:r>
-              <w:rPr>
-                <w:sz w:val="18"/>
-              </w:rPr>
-              <w:t>列在對照組）；</w:t>
-            </w:r>
-            <w:r>
-              <w:rPr>
-                <w:sz w:val="18"/>
-              </w:rPr>
-              <w:t xml:space="preserve">17 </w:t>
-            </w:r>
-            <w:r>
-              <w:rPr>
-                <w:sz w:val="18"/>
-              </w:rPr>
-              <w:t>歲</w:t>
-            </w:r>
-            <w:r>
-              <w:rPr>
-                <w:sz w:val="18"/>
-              </w:rPr>
-              <w:t xml:space="preserve"> 5 </w:t>
-            </w:r>
-            <w:r>
-              <w:rPr>
-                <w:sz w:val="18"/>
-              </w:rPr>
-              <w:t>列（字典為</w:t>
-            </w:r>
-            <w:r>
-              <w:rPr>
-                <w:sz w:val="18"/>
-              </w:rPr>
-              <w:t xml:space="preserve"> 18–100</w:t>
-            </w:r>
-            <w:r>
-              <w:rPr>
-                <w:sz w:val="18"/>
-              </w:rPr>
-              <w:t>）；字典與資料</w:t>
-            </w:r>
-            <w:r>
-              <w:rPr>
-                <w:sz w:val="18"/>
-              </w:rPr>
-              <w:t xml:space="preserve"> 7 </w:t>
-            </w:r>
-            <w:r>
-              <w:rPr>
-                <w:sz w:val="18"/>
-              </w:rPr>
-              <w:t>處不一致</w:t>
+              <w:t>佔比：目標組</w:t>
+            </w:r>
+            <w:r>
+              <w:rPr>
+                <w:sz w:val="18"/>
+              </w:rPr>
+              <w:t xml:space="preserve"> 4.1%</w:t>
+            </w:r>
+            <w:r>
+              <w:rPr>
+                <w:sz w:val="18"/>
+              </w:rPr>
+              <w:t>、對照組</w:t>
+            </w:r>
+            <w:r>
+              <w:rPr>
+                <w:sz w:val="18"/>
+              </w:rPr>
+              <w:t xml:space="preserve"> 2.8%</w:t>
+            </w:r>
+          </w:p>
+          <w:p>
+            <w:pPr>
+              <w:spacing w:after="20" w:line="264" w:lineRule="auto"/>
+            </w:pPr>
+            <w:r>
+              <w:rPr>
+                <w:sz w:val="18"/>
+              </w:rPr>
+              <w:t>轉換率：目標組</w:t>
+            </w:r>
+            <w:r>
+              <w:rPr>
+                <w:sz w:val="18"/>
+              </w:rPr>
+              <w:t xml:space="preserve"> 67.3%</w:t>
+            </w:r>
+            <w:r>
+              <w:rPr>
+                <w:sz w:val="18"/>
+              </w:rPr>
+              <w:t>（</w:t>
+            </w:r>
+            <w:r>
+              <w:rPr>
+                <w:sz w:val="18"/>
+              </w:rPr>
+              <w:t>487</w:t>
+            </w:r>
+            <w:r>
+              <w:rPr>
+                <w:sz w:val="18"/>
+              </w:rPr>
+              <w:t>／</w:t>
+            </w:r>
+            <w:r>
+              <w:rPr>
+                <w:sz w:val="18"/>
+              </w:rPr>
+              <w:t>724</w:t>
+            </w:r>
+            <w:r>
+              <w:rPr>
+                <w:sz w:val="18"/>
+              </w:rPr>
+              <w:t>）、對照組</w:t>
+            </w:r>
+            <w:r>
+              <w:rPr>
+                <w:sz w:val="18"/>
+              </w:rPr>
+              <w:t xml:space="preserve"> 62.7%</w:t>
+            </w:r>
+            <w:r>
+              <w:rPr>
+                <w:sz w:val="18"/>
+              </w:rPr>
+              <w:t>（</w:t>
+            </w:r>
+            <w:r>
+              <w:rPr>
+                <w:sz w:val="18"/>
+              </w:rPr>
+              <w:t>407</w:t>
+            </w:r>
+            <w:r>
+              <w:rPr>
+                <w:sz w:val="18"/>
+              </w:rPr>
+              <w:t>／</w:t>
+            </w:r>
+            <w:r>
+              <w:rPr>
+                <w:sz w:val="18"/>
+              </w:rPr>
+              <w:t>649</w:t>
+            </w:r>
+            <w:r>
+              <w:rPr>
+                <w:sz w:val="18"/>
+              </w:rPr>
+              <w:t>）</w:t>
             </w:r>
           </w:p>
         </w:tc>
@@ -20848,7 +21347,7 @@
               <w:rPr>
                 <w:sz w:val="18"/>
               </w:rPr>
-              <w:t>實算（不一致處為人工比對）</w:t>
+              <w:t>實算</w:t>
             </w:r>
           </w:p>
         </w:tc>
@@ -20864,7 +21363,7 @@
               <w:rPr>
                 <w:sz w:val="18"/>
               </w:rPr>
-              <w:t>試點資料檔、資料字典</w:t>
+              <w:t>試點資料檔</w:t>
             </w:r>
           </w:p>
         </w:tc>
@@ -20886,7 +21385,7 @@
               <w:rPr>
                 <w:sz w:val="18"/>
               </w:rPr>
-              <w:t>刪除完全相同的列（幾乎全在對照組；極端情境，正文不用）</w:t>
+              <w:t>手機客戶依前次行銷結果</w:t>
             </w:r>
           </w:p>
         </w:tc>
@@ -20902,163 +21401,37 @@
               <w:rPr>
                 <w:sz w:val="18"/>
               </w:rPr>
-              <w:t xml:space="preserve">35,438 </w:t>
-            </w:r>
-            <w:r>
-              <w:rPr>
-                <w:sz w:val="18"/>
-              </w:rPr>
-              <w:t>列；目標組</w:t>
-            </w:r>
-            <w:r>
-              <w:rPr>
-                <w:sz w:val="18"/>
-              </w:rPr>
-              <w:t xml:space="preserve"> 17,633</w:t>
-            </w:r>
-            <w:r>
-              <w:rPr>
-                <w:sz w:val="18"/>
-              </w:rPr>
-              <w:t>（成交</w:t>
-            </w:r>
-            <w:r>
-              <w:rPr>
-                <w:sz w:val="18"/>
-              </w:rPr>
-              <w:t xml:space="preserve"> 2,299</w:t>
-            </w:r>
-            <w:r>
-              <w:rPr>
-                <w:sz w:val="18"/>
-              </w:rPr>
-              <w:t>，</w:t>
-            </w:r>
-            <w:r>
-              <w:rPr>
-                <w:sz w:val="18"/>
-              </w:rPr>
-              <w:t>13.04%</w:t>
-            </w:r>
-            <w:r>
-              <w:rPr>
-                <w:sz w:val="18"/>
-              </w:rPr>
-              <w:t>）、對照組</w:t>
-            </w:r>
-            <w:r>
-              <w:rPr>
-                <w:sz w:val="18"/>
-              </w:rPr>
-              <w:t xml:space="preserve"> 17,805</w:t>
-            </w:r>
-            <w:r>
-              <w:rPr>
-                <w:sz w:val="18"/>
-              </w:rPr>
-              <w:t>（</w:t>
-            </w:r>
-            <w:r>
-              <w:rPr>
-                <w:sz w:val="18"/>
-              </w:rPr>
-              <w:t>12.73%</w:t>
-            </w:r>
-            <w:r>
-              <w:rPr>
-                <w:sz w:val="18"/>
-              </w:rPr>
-              <w:t>）；增量約</w:t>
-            </w:r>
-            <w:r>
-              <w:rPr>
-                <w:sz w:val="18"/>
-              </w:rPr>
-              <w:t xml:space="preserve"> 54 </w:t>
-            </w:r>
-            <w:r>
-              <w:rPr>
-                <w:sz w:val="18"/>
-              </w:rPr>
-              <w:t>人；本來就會買約</w:t>
-            </w:r>
-            <w:r>
-              <w:rPr>
-                <w:sz w:val="18"/>
-              </w:rPr>
-              <w:t xml:space="preserve"> 2,245 </w:t>
-            </w:r>
-            <w:r>
-              <w:rPr>
-                <w:sz w:val="18"/>
-              </w:rPr>
-              <w:t>人（</w:t>
-            </w:r>
-            <w:r>
-              <w:rPr>
-                <w:sz w:val="18"/>
-              </w:rPr>
-              <w:t>98%</w:t>
-            </w:r>
-            <w:r>
-              <w:rPr>
-                <w:sz w:val="18"/>
-              </w:rPr>
-              <w:t>）；倍數約</w:t>
-            </w:r>
-            <w:r>
-              <w:rPr>
-                <w:sz w:val="18"/>
-              </w:rPr>
-              <w:t xml:space="preserve"> 1.02</w:t>
-            </w:r>
-            <w:r>
-              <w:rPr>
-                <w:sz w:val="18"/>
-              </w:rPr>
-              <w:t>；每個增量成交的通話成本約</w:t>
-            </w:r>
-            <w:r>
-              <w:rPr>
-                <w:sz w:val="18"/>
-              </w:rPr>
-              <w:t xml:space="preserve"> A$1,170</w:t>
-            </w:r>
-            <w:r>
-              <w:rPr>
-                <w:sz w:val="18"/>
-              </w:rPr>
-              <w:t>；兩平折扣額約</w:t>
-            </w:r>
-            <w:r>
-              <w:rPr>
-                <w:sz w:val="18"/>
-              </w:rPr>
-              <w:t xml:space="preserve"> A$28</w:t>
-            </w:r>
-            <w:r>
-              <w:rPr>
-                <w:sz w:val="18"/>
-              </w:rPr>
-              <w:t>；接受比例</w:t>
-            </w:r>
-            <w:r>
-              <w:rPr>
-                <w:sz w:val="18"/>
-              </w:rPr>
-              <w:t xml:space="preserve"> 12.88%</w:t>
-            </w:r>
-            <w:r>
-              <w:rPr>
-                <w:sz w:val="18"/>
-              </w:rPr>
-              <w:t>、全猜「不接受」</w:t>
-            </w:r>
-            <w:r>
-              <w:rPr>
-                <w:sz w:val="18"/>
-              </w:rPr>
-              <w:t>87.1%</w:t>
+              <w:t>前次成功</w:t>
+            </w:r>
+            <w:r>
+              <w:rPr>
+                <w:sz w:val="18"/>
+              </w:rPr>
+              <w:t xml:space="preserve"> 67.2%</w:t>
+            </w:r>
+            <w:r>
+              <w:rPr>
+                <w:sz w:val="18"/>
+              </w:rPr>
+              <w:t>、前次失敗</w:t>
+            </w:r>
+            <w:r>
+              <w:rPr>
+                <w:sz w:val="18"/>
+              </w:rPr>
+              <w:t xml:space="preserve"> 15.1%</w:t>
+            </w:r>
+            <w:r>
+              <w:rPr>
+                <w:sz w:val="18"/>
+              </w:rPr>
+              <w:t>、無前次紀錄</w:t>
+            </w:r>
+            <w:r>
+              <w:rPr>
+                <w:sz w:val="18"/>
+              </w:rPr>
+              <w:t xml:space="preserve"> 13.1%</w:t>
             </w:r>
           </w:p>
         </w:tc>
@@ -21074,7 +21447,7 @@
               <w:rPr>
                 <w:sz w:val="18"/>
               </w:rPr>
-              <w:t>實算；刪除完全相同的列（沒有客戶編號，可能誤刪）</w:t>
+              <w:t>實算</w:t>
             </w:r>
           </w:p>
         </w:tc>
@@ -21112,7 +21485,7 @@
               <w:rPr>
                 <w:sz w:val="18"/>
               </w:rPr>
-              <w:t>資料期間</w:t>
+              <w:t>資料品質</w:t>
             </w:r>
           </w:p>
         </w:tc>
@@ -21128,7 +21501,103 @@
               <w:rPr>
                 <w:sz w:val="18"/>
               </w:rPr>
-              <w:t>未載明</w:t>
+              <w:t>對照組聯絡方式、月份、星期</w:t>
+            </w:r>
+            <w:r>
+              <w:rPr>
+                <w:sz w:val="18"/>
+              </w:rPr>
+              <w:t xml:space="preserve"> 3 </w:t>
+            </w:r>
+            <w:r>
+              <w:rPr>
+                <w:sz w:val="18"/>
+              </w:rPr>
+              <w:t>欄全空（共</w:t>
+            </w:r>
+            <w:r>
+              <w:rPr>
+                <w:sz w:val="18"/>
+              </w:rPr>
+              <w:t xml:space="preserve"> 70,638 </w:t>
+            </w:r>
+            <w:r>
+              <w:rPr>
+                <w:sz w:val="18"/>
+              </w:rPr>
+              <w:t>格）；與其他列完全相同的列</w:t>
+            </w:r>
+            <w:r>
+              <w:rPr>
+                <w:sz w:val="18"/>
+              </w:rPr>
+              <w:t xml:space="preserve"> 5,750 </w:t>
+            </w:r>
+            <w:r>
+              <w:rPr>
+                <w:sz w:val="18"/>
+              </w:rPr>
+              <w:t>列（不含每組第一筆；</w:t>
+            </w:r>
+            <w:r>
+              <w:rPr>
+                <w:sz w:val="18"/>
+              </w:rPr>
+              <w:t xml:space="preserve">5,741 </w:t>
+            </w:r>
+            <w:r>
+              <w:rPr>
+                <w:sz w:val="18"/>
+              </w:rPr>
+              <w:t>列在對照組）；</w:t>
+            </w:r>
+            <w:r>
+              <w:rPr>
+                <w:sz w:val="18"/>
+              </w:rPr>
+              <w:t xml:space="preserve">17 </w:t>
+            </w:r>
+            <w:r>
+              <w:rPr>
+                <w:sz w:val="18"/>
+              </w:rPr>
+              <w:t>歲</w:t>
+            </w:r>
+            <w:r>
+              <w:rPr>
+                <w:sz w:val="18"/>
+              </w:rPr>
+              <w:t xml:space="preserve"> 5 </w:t>
+            </w:r>
+            <w:r>
+              <w:rPr>
+                <w:sz w:val="18"/>
+              </w:rPr>
+              <w:t>列（字典為</w:t>
+            </w:r>
+            <w:r>
+              <w:rPr>
+                <w:sz w:val="18"/>
+              </w:rPr>
+              <w:t xml:space="preserve"> 18–100</w:t>
+            </w:r>
+            <w:r>
+              <w:rPr>
+                <w:sz w:val="18"/>
+              </w:rPr>
+              <w:t>）；字典與資料</w:t>
+            </w:r>
+            <w:r>
+              <w:rPr>
+                <w:sz w:val="18"/>
+              </w:rPr>
+              <w:t xml:space="preserve"> 7 </w:t>
+            </w:r>
+            <w:r>
+              <w:rPr>
+                <w:sz w:val="18"/>
+              </w:rPr>
+              <w:t>處不一致</w:t>
             </w:r>
           </w:p>
         </w:tc>
@@ -21144,7 +21613,7 @@
               <w:rPr>
                 <w:sz w:val="18"/>
               </w:rPr>
-              <w:t>—</w:t>
+              <w:t>實算（不一致處為人工比對）</w:t>
             </w:r>
           </w:p>
         </w:tc>
@@ -21160,7 +21629,7 @@
               <w:rPr>
                 <w:sz w:val="18"/>
               </w:rPr>
-              <w:t>資料字典</w:t>
+              <w:t>試點資料檔、資料字典</w:t>
             </w:r>
           </w:p>
         </w:tc>
@@ -21182,6 +21651,302 @@
               <w:rPr>
                 <w:sz w:val="18"/>
               </w:rPr>
+              <w:t>刪除完全相同的列（幾乎全在對照組；極端情境，正文不用）</w:t>
+            </w:r>
+          </w:p>
+        </w:tc>
+        <w:tc>
+          <w:tcPr>
+            <w:tcW w:w="3175" w:type="dxa"/>
+          </w:tcPr>
+          <w:p>
+            <w:pPr>
+              <w:spacing w:after="20" w:line="264" w:lineRule="auto"/>
+            </w:pPr>
+            <w:r>
+              <w:rPr>
+                <w:sz w:val="18"/>
+              </w:rPr>
+              <w:t xml:space="preserve">35,438 </w:t>
+            </w:r>
+            <w:r>
+              <w:rPr>
+                <w:sz w:val="18"/>
+              </w:rPr>
+              <w:t>列；目標組</w:t>
+            </w:r>
+            <w:r>
+              <w:rPr>
+                <w:sz w:val="18"/>
+              </w:rPr>
+              <w:t xml:space="preserve"> 17,633</w:t>
+            </w:r>
+            <w:r>
+              <w:rPr>
+                <w:sz w:val="18"/>
+              </w:rPr>
+              <w:t>（成交</w:t>
+            </w:r>
+            <w:r>
+              <w:rPr>
+                <w:sz w:val="18"/>
+              </w:rPr>
+              <w:t xml:space="preserve"> 2,299</w:t>
+            </w:r>
+            <w:r>
+              <w:rPr>
+                <w:sz w:val="18"/>
+              </w:rPr>
+              <w:t>，</w:t>
+            </w:r>
+            <w:r>
+              <w:rPr>
+                <w:sz w:val="18"/>
+              </w:rPr>
+              <w:t>13.04%</w:t>
+            </w:r>
+            <w:r>
+              <w:rPr>
+                <w:sz w:val="18"/>
+              </w:rPr>
+              <w:t>）、對照組</w:t>
+            </w:r>
+            <w:r>
+              <w:rPr>
+                <w:sz w:val="18"/>
+              </w:rPr>
+              <w:t xml:space="preserve"> 17,805</w:t>
+            </w:r>
+            <w:r>
+              <w:rPr>
+                <w:sz w:val="18"/>
+              </w:rPr>
+              <w:t>（</w:t>
+            </w:r>
+            <w:r>
+              <w:rPr>
+                <w:sz w:val="18"/>
+              </w:rPr>
+              <w:t>12.73%</w:t>
+            </w:r>
+            <w:r>
+              <w:rPr>
+                <w:sz w:val="18"/>
+              </w:rPr>
+              <w:t>）；增量約</w:t>
+            </w:r>
+            <w:r>
+              <w:rPr>
+                <w:sz w:val="18"/>
+              </w:rPr>
+              <w:t xml:space="preserve"> 54 </w:t>
+            </w:r>
+            <w:r>
+              <w:rPr>
+                <w:sz w:val="18"/>
+              </w:rPr>
+              <w:t>人；本來就會買約</w:t>
+            </w:r>
+            <w:r>
+              <w:rPr>
+                <w:sz w:val="18"/>
+              </w:rPr>
+              <w:t xml:space="preserve"> 2,245 </w:t>
+            </w:r>
+            <w:r>
+              <w:rPr>
+                <w:sz w:val="18"/>
+              </w:rPr>
+              <w:t>人（</w:t>
+            </w:r>
+            <w:r>
+              <w:rPr>
+                <w:sz w:val="18"/>
+              </w:rPr>
+              <w:t>98%</w:t>
+            </w:r>
+            <w:r>
+              <w:rPr>
+                <w:sz w:val="18"/>
+              </w:rPr>
+              <w:t>）；倍數約</w:t>
+            </w:r>
+            <w:r>
+              <w:rPr>
+                <w:sz w:val="18"/>
+              </w:rPr>
+              <w:t xml:space="preserve"> 1.02</w:t>
+            </w:r>
+            <w:r>
+              <w:rPr>
+                <w:sz w:val="18"/>
+              </w:rPr>
+              <w:t>；每個增量成交的通話成本約</w:t>
+            </w:r>
+            <w:r>
+              <w:rPr>
+                <w:sz w:val="18"/>
+              </w:rPr>
+              <w:t xml:space="preserve"> A$1,170</w:t>
+            </w:r>
+            <w:r>
+              <w:rPr>
+                <w:sz w:val="18"/>
+              </w:rPr>
+              <w:t>；兩平折扣額約</w:t>
+            </w:r>
+            <w:r>
+              <w:rPr>
+                <w:sz w:val="18"/>
+              </w:rPr>
+              <w:t xml:space="preserve"> A$28</w:t>
+            </w:r>
+            <w:r>
+              <w:rPr>
+                <w:sz w:val="18"/>
+              </w:rPr>
+              <w:t>；接受比例</w:t>
+            </w:r>
+            <w:r>
+              <w:rPr>
+                <w:sz w:val="18"/>
+              </w:rPr>
+              <w:t xml:space="preserve"> 12.88%</w:t>
+            </w:r>
+            <w:r>
+              <w:rPr>
+                <w:sz w:val="18"/>
+              </w:rPr>
+              <w:t>、全猜「不接受」</w:t>
+            </w:r>
+            <w:r>
+              <w:rPr>
+                <w:sz w:val="18"/>
+              </w:rPr>
+              <w:t>87.1%</w:t>
+            </w:r>
+          </w:p>
+        </w:tc>
+        <w:tc>
+          <w:tcPr>
+            <w:tcW w:w="1474" w:type="dxa"/>
+          </w:tcPr>
+          <w:p>
+            <w:pPr>
+              <w:spacing w:after="20" w:line="264" w:lineRule="auto"/>
+            </w:pPr>
+            <w:r>
+              <w:rPr>
+                <w:sz w:val="18"/>
+              </w:rPr>
+              <w:t>實算；刪除完全相同的列（沒有客戶編號，可能誤刪）</w:t>
+            </w:r>
+          </w:p>
+        </w:tc>
+        <w:tc>
+          <w:tcPr>
+            <w:tcW w:w="2438" w:type="dxa"/>
+          </w:tcPr>
+          <w:p>
+            <w:pPr>
+              <w:spacing w:after="20" w:line="264" w:lineRule="auto"/>
+            </w:pPr>
+            <w:r>
+              <w:rPr>
+                <w:sz w:val="18"/>
+              </w:rPr>
+              <w:t>同上</w:t>
+            </w:r>
+          </w:p>
+        </w:tc>
+      </w:tr>
+      <w:tr>
+        <w:trPr>
+          <w:cantSplit/>
+          <w:jc w:val="center"/>
+        </w:trPr>
+        <w:tc>
+          <w:tcPr>
+            <w:tcW w:w="1928" w:type="dxa"/>
+          </w:tcPr>
+          <w:p>
+            <w:pPr>
+              <w:spacing w:after="20" w:line="264" w:lineRule="auto"/>
+            </w:pPr>
+            <w:r>
+              <w:rPr>
+                <w:sz w:val="18"/>
+              </w:rPr>
+              <w:t>資料期間</w:t>
+            </w:r>
+          </w:p>
+        </w:tc>
+        <w:tc>
+          <w:tcPr>
+            <w:tcW w:w="3175" w:type="dxa"/>
+          </w:tcPr>
+          <w:p>
+            <w:pPr>
+              <w:spacing w:after="20" w:line="264" w:lineRule="auto"/>
+            </w:pPr>
+            <w:r>
+              <w:rPr>
+                <w:sz w:val="18"/>
+              </w:rPr>
+              <w:t>未載明</w:t>
+            </w:r>
+          </w:p>
+        </w:tc>
+        <w:tc>
+          <w:tcPr>
+            <w:tcW w:w="1474" w:type="dxa"/>
+          </w:tcPr>
+          <w:p>
+            <w:pPr>
+              <w:spacing w:after="20" w:line="264" w:lineRule="auto"/>
+            </w:pPr>
+            <w:r>
+              <w:rPr>
+                <w:sz w:val="18"/>
+              </w:rPr>
+              <w:t>—</w:t>
+            </w:r>
+          </w:p>
+        </w:tc>
+        <w:tc>
+          <w:tcPr>
+            <w:tcW w:w="2438" w:type="dxa"/>
+          </w:tcPr>
+          <w:p>
+            <w:pPr>
+              <w:spacing w:after="20" w:line="264" w:lineRule="auto"/>
+            </w:pPr>
+            <w:r>
+              <w:rPr>
+                <w:sz w:val="18"/>
+              </w:rPr>
+              <w:t>資料字典</w:t>
+            </w:r>
+          </w:p>
+        </w:tc>
+      </w:tr>
+      <w:tr>
+        <w:trPr>
+          <w:cantSplit/>
+          <w:jc w:val="center"/>
+        </w:trPr>
+        <w:tc>
+          <w:tcPr>
+            <w:tcW w:w="1928" w:type="dxa"/>
+          </w:tcPr>
+          <w:p>
+            <w:pPr>
+              <w:spacing w:after="20" w:line="264" w:lineRule="auto"/>
+            </w:pPr>
+            <w:r>
+              <w:rPr>
+                <w:sz w:val="18"/>
+              </w:rPr>
               <w:t>概念驗證模型</w:t>
             </w:r>
             <w:r>
@@ -21298,6 +22063,7 @@
     </w:p>
     <w:p>
       <w:pPr>
+        <w:keepLines/>
         <w:spacing w:before="60" w:after="120" w:line="288" w:lineRule="auto"/>
       </w:pPr>
       <w:r>
@@ -21368,7 +22134,7 @@
       <w:pPr>
         <w:pStyle w:val="1"/>
       </w:pPr>
-      <w:bookmarkStart w:id="15" w:name="_Toc241776960"/>
+      <w:bookmarkStart w:id="15" w:name="_Toc241781884"/>
       <w:r>
         <w:rPr>
           <w:rFonts w:ascii="Times New Roman" w:eastAsia="新細明體" w:hAnsi="Times New Roman" w:cs="Times New Roman"/>
@@ -21506,7 +22272,49 @@
         <w:t xml:space="preserve"> 5 </w:t>
       </w:r>
       <w:r>
-        <w:t>節）。</w:t>
+        <w:t>節）。不假設</w:t>
+      </w:r>
+      <w:r>
+        <w:t xml:space="preserve"> 2:1 </w:t>
+      </w:r>
+      <w:r>
+        <w:t>時，略去通話成本，淨值</w:t>
+      </w:r>
+      <w:r>
+        <w:t xml:space="preserve"> ≥ 0 ⇔ </w:t>
+      </w:r>
+      <w:r>
+        <w:t>收益</w:t>
+      </w:r>
+      <w:r>
+        <w:t xml:space="preserve"> ÷ </w:t>
+      </w:r>
+      <w:r>
+        <w:t>折扣</w:t>
+      </w:r>
+      <w:r>
+        <w:t xml:space="preserve"> ≥ </w:t>
+      </w:r>
+      <w:r>
+        <w:t>目標組轉換率</w:t>
+      </w:r>
+      <w:r>
+        <w:t xml:space="preserve"> ÷</w:t>
+      </w:r>
+      <w:r>
+        <w:t>（目標組</w:t>
+      </w:r>
+      <w:r>
+        <w:t xml:space="preserve"> − </w:t>
+      </w:r>
+      <w:r>
+        <w:t>對照組轉換率）＝</w:t>
+      </w:r>
+      <w:r>
+        <w:t xml:space="preserve"> 13.04% ÷ 3.10% ≈ 4.2</w:t>
+      </w:r>
+      <w:r>
+        <w:t>。</w:t>
       </w:r>
     </w:p>
     <w:sectPr>
@@ -21773,31 +22581,31 @@
       </w:rPr>
     </w:lvl>
   </w:abstractNum>
-  <w:num w:numId="1" w16cid:durableId="568465535">
+  <w:num w:numId="1" w16cid:durableId="2019961819">
     <w:abstractNumId w:val="8"/>
   </w:num>
-  <w:num w:numId="2" w16cid:durableId="1569264145">
+  <w:num w:numId="2" w16cid:durableId="712534605">
     <w:abstractNumId w:val="6"/>
   </w:num>
-  <w:num w:numId="3" w16cid:durableId="1708918145">
+  <w:num w:numId="3" w16cid:durableId="400493317">
     <w:abstractNumId w:val="5"/>
   </w:num>
-  <w:num w:numId="4" w16cid:durableId="298386768">
+  <w:num w:numId="4" w16cid:durableId="188690152">
     <w:abstractNumId w:val="4"/>
   </w:num>
-  <w:num w:numId="5" w16cid:durableId="1523740015">
+  <w:num w:numId="5" w16cid:durableId="745152730">
     <w:abstractNumId w:val="7"/>
   </w:num>
-  <w:num w:numId="6" w16cid:durableId="1185747844">
+  <w:num w:numId="6" w16cid:durableId="1899196354">
     <w:abstractNumId w:val="3"/>
   </w:num>
-  <w:num w:numId="7" w16cid:durableId="392046631">
+  <w:num w:numId="7" w16cid:durableId="1029644978">
     <w:abstractNumId w:val="2"/>
   </w:num>
-  <w:num w:numId="8" w16cid:durableId="1882475610">
+  <w:num w:numId="8" w16cid:durableId="481582699">
     <w:abstractNumId w:val="1"/>
   </w:num>
-  <w:num w:numId="9" w16cid:durableId="1715811634">
+  <w:num w:numId="9" w16cid:durableId="1418213122">
     <w:abstractNumId w:val="0"/>
   </w:num>
 </w:numbering>
@@ -33195,7 +34003,7 @@
     <w:autoRedefine/>
     <w:uiPriority w:val="39"/>
     <w:unhideWhenUsed/>
-    <w:rsid w:val="00E25D82"/>
+    <w:rsid w:val="00182153"/>
   </w:style>
   <w:style w:type="paragraph" w:styleId="2a">
     <w:name w:val="toc 2"/>
@@ -33204,7 +34012,7 @@
     <w:autoRedefine/>
     <w:uiPriority w:val="39"/>
     <w:unhideWhenUsed/>
-    <w:rsid w:val="00E25D82"/>
+    <w:rsid w:val="00182153"/>
     <w:pPr>
       <w:ind w:leftChars="200" w:left="480"/>
     </w:pPr>
@@ -33214,7 +34022,7 @@
     <w:basedOn w:val="a2"/>
     <w:uiPriority w:val="99"/>
     <w:unhideWhenUsed/>
-    <w:rsid w:val="00E25D82"/>
+    <w:rsid w:val="00182153"/>
     <w:rPr>
       <w:color w:val="0000FF" w:themeColor="hyperlink"/>
       <w:u w:val="single"/>

--- a/Machine Learning/assessments/A2_交件/Huang_26254793_321513_A2.docx
+++ b/Machine Learning/assessments/A2_交件/Huang_26254793_321513_A2.docx
@@ -473,7 +473,7 @@
               <w:rPr>
                 <w:sz w:val="22"/>
               </w:rPr>
-              <w:t xml:space="preserve"> 1,840 </w:t>
+              <w:t xml:space="preserve"> 1,830 </w:t>
             </w:r>
             <w:r>
               <w:rPr>
@@ -485,7 +485,7 @@
               <w:rPr>
                 <w:sz w:val="22"/>
               </w:rPr>
-              <w:t xml:space="preserve"> 160 </w:t>
+              <w:t xml:space="preserve"> 150 </w:t>
             </w:r>
             <w:r>
               <w:rPr>
@@ -534,7 +534,7 @@
       <w:r>
         <w:fldChar w:fldCharType="separate"/>
       </w:r>
-      <w:hyperlink w:anchor="_Toc241781869" w:history="1">
+      <w:hyperlink w:anchor="_Toc241868934" w:history="1">
         <w:r>
           <w:rPr>
             <w:rStyle w:val="affa"/>
@@ -561,7 +561,7 @@
             <w:noProof/>
             <w:webHidden/>
           </w:rPr>
-          <w:instrText xml:space="preserve"> PAGEREF _Toc241781869 \h </w:instrText>
+          <w:instrText xml:space="preserve"> PAGEREF _Toc241868934 \h </w:instrText>
         </w:r>
         <w:r>
           <w:rPr>
@@ -602,7 +602,7 @@
           <w:noProof/>
         </w:rPr>
       </w:pPr>
-      <w:hyperlink w:anchor="_Toc241781870" w:history="1">
+      <w:hyperlink w:anchor="_Toc241868935" w:history="1">
         <w:r>
           <w:rPr>
             <w:rStyle w:val="affa"/>
@@ -636,7 +636,7 @@
             <w:noProof/>
             <w:webHidden/>
           </w:rPr>
-          <w:instrText xml:space="preserve"> PAGEREF _Toc241781870 \h </w:instrText>
+          <w:instrText xml:space="preserve"> PAGEREF _Toc241868935 \h </w:instrText>
         </w:r>
         <w:r>
           <w:rPr>
@@ -677,7 +677,7 @@
           <w:noProof/>
         </w:rPr>
       </w:pPr>
-      <w:hyperlink w:anchor="_Toc241781871" w:history="1">
+      <w:hyperlink w:anchor="_Toc241868936" w:history="1">
         <w:r>
           <w:rPr>
             <w:rStyle w:val="affa"/>
@@ -711,7 +711,7 @@
             <w:noProof/>
             <w:webHidden/>
           </w:rPr>
-          <w:instrText xml:space="preserve"> PAGEREF _Toc241781871 \h </w:instrText>
+          <w:instrText xml:space="preserve"> PAGEREF _Toc241868936 \h </w:instrText>
         </w:r>
         <w:r>
           <w:rPr>
@@ -731,7 +731,7 @@
             <w:noProof/>
             <w:webHidden/>
           </w:rPr>
-          <w:t>4</w:t>
+          <w:t>5</w:t>
         </w:r>
         <w:r>
           <w:rPr>
@@ -752,7 +752,7 @@
           <w:noProof/>
         </w:rPr>
       </w:pPr>
-      <w:hyperlink w:anchor="_Toc241781872" w:history="1">
+      <w:hyperlink w:anchor="_Toc241868937" w:history="1">
         <w:r>
           <w:rPr>
             <w:rStyle w:val="affa"/>
@@ -786,7 +786,7 @@
             <w:noProof/>
             <w:webHidden/>
           </w:rPr>
-          <w:instrText xml:space="preserve"> PAGEREF _Toc241781872 \h </w:instrText>
+          <w:instrText xml:space="preserve"> PAGEREF _Toc241868937 \h </w:instrText>
         </w:r>
         <w:r>
           <w:rPr>
@@ -827,7 +827,7 @@
           <w:noProof/>
         </w:rPr>
       </w:pPr>
-      <w:hyperlink w:anchor="_Toc241781873" w:history="1">
+      <w:hyperlink w:anchor="_Toc241868938" w:history="1">
         <w:r>
           <w:rPr>
             <w:rStyle w:val="affa"/>
@@ -861,7 +861,7 @@
             <w:noProof/>
             <w:webHidden/>
           </w:rPr>
-          <w:instrText xml:space="preserve"> PAGEREF _Toc241781873 \h </w:instrText>
+          <w:instrText xml:space="preserve"> PAGEREF _Toc241868938 \h </w:instrText>
         </w:r>
         <w:r>
           <w:rPr>
@@ -902,7 +902,7 @@
           <w:noProof/>
         </w:rPr>
       </w:pPr>
-      <w:hyperlink w:anchor="_Toc241781874" w:history="1">
+      <w:hyperlink w:anchor="_Toc241868939" w:history="1">
         <w:r>
           <w:rPr>
             <w:rStyle w:val="affa"/>
@@ -936,7 +936,7 @@
             <w:noProof/>
             <w:webHidden/>
           </w:rPr>
-          <w:instrText xml:space="preserve"> PAGEREF _Toc241781874 \h </w:instrText>
+          <w:instrText xml:space="preserve"> PAGEREF _Toc241868939 \h </w:instrText>
         </w:r>
         <w:r>
           <w:rPr>
@@ -977,7 +977,7 @@
           <w:noProof/>
         </w:rPr>
       </w:pPr>
-      <w:hyperlink w:anchor="_Toc241781875" w:history="1">
+      <w:hyperlink w:anchor="_Toc241868940" w:history="1">
         <w:r>
           <w:rPr>
             <w:rStyle w:val="affa"/>
@@ -1011,7 +1011,7 @@
             <w:noProof/>
             <w:webHidden/>
           </w:rPr>
-          <w:instrText xml:space="preserve"> PAGEREF _Toc241781875 \h </w:instrText>
+          <w:instrText xml:space="preserve"> PAGEREF _Toc241868940 \h </w:instrText>
         </w:r>
         <w:r>
           <w:rPr>
@@ -1052,7 +1052,7 @@
           <w:noProof/>
         </w:rPr>
       </w:pPr>
-      <w:hyperlink w:anchor="_Toc241781876" w:history="1">
+      <w:hyperlink w:anchor="_Toc241868941" w:history="1">
         <w:r>
           <w:rPr>
             <w:rStyle w:val="affa"/>
@@ -1086,7 +1086,7 @@
             <w:noProof/>
             <w:webHidden/>
           </w:rPr>
-          <w:instrText xml:space="preserve"> PAGEREF _Toc241781876 \h </w:instrText>
+          <w:instrText xml:space="preserve"> PAGEREF _Toc241868941 \h </w:instrText>
         </w:r>
         <w:r>
           <w:rPr>
@@ -1127,7 +1127,7 @@
           <w:noProof/>
         </w:rPr>
       </w:pPr>
-      <w:hyperlink w:anchor="_Toc241781877" w:history="1">
+      <w:hyperlink w:anchor="_Toc241868942" w:history="1">
         <w:r>
           <w:rPr>
             <w:rStyle w:val="affa"/>
@@ -1161,7 +1161,7 @@
             <w:noProof/>
             <w:webHidden/>
           </w:rPr>
-          <w:instrText xml:space="preserve"> PAGEREF _Toc241781877 \h </w:instrText>
+          <w:instrText xml:space="preserve"> PAGEREF _Toc241868942 \h </w:instrText>
         </w:r>
         <w:r>
           <w:rPr>
@@ -1202,7 +1202,7 @@
           <w:noProof/>
         </w:rPr>
       </w:pPr>
-      <w:hyperlink w:anchor="_Toc241781878" w:history="1">
+      <w:hyperlink w:anchor="_Toc241868943" w:history="1">
         <w:r>
           <w:rPr>
             <w:rStyle w:val="affa"/>
@@ -1236,7 +1236,7 @@
             <w:noProof/>
             <w:webHidden/>
           </w:rPr>
-          <w:instrText xml:space="preserve"> PAGEREF _Toc241781878 \h </w:instrText>
+          <w:instrText xml:space="preserve"> PAGEREF _Toc241868943 \h </w:instrText>
         </w:r>
         <w:r>
           <w:rPr>
@@ -1277,7 +1277,7 @@
           <w:noProof/>
         </w:rPr>
       </w:pPr>
-      <w:hyperlink w:anchor="_Toc241781879" w:history="1">
+      <w:hyperlink w:anchor="_Toc241868944" w:history="1">
         <w:r>
           <w:rPr>
             <w:rStyle w:val="affa"/>
@@ -1311,7 +1311,7 @@
             <w:noProof/>
             <w:webHidden/>
           </w:rPr>
-          <w:instrText xml:space="preserve"> PAGEREF _Toc241781879 \h </w:instrText>
+          <w:instrText xml:space="preserve"> PAGEREF _Toc241868944 \h </w:instrText>
         </w:r>
         <w:r>
           <w:rPr>
@@ -1352,7 +1352,7 @@
           <w:noProof/>
         </w:rPr>
       </w:pPr>
-      <w:hyperlink w:anchor="_Toc241781880" w:history="1">
+      <w:hyperlink w:anchor="_Toc241868945" w:history="1">
         <w:r>
           <w:rPr>
             <w:rStyle w:val="affa"/>
@@ -1386,7 +1386,7 @@
             <w:noProof/>
             <w:webHidden/>
           </w:rPr>
-          <w:instrText xml:space="preserve"> PAGEREF _Toc241781880 \h </w:instrText>
+          <w:instrText xml:space="preserve"> PAGEREF _Toc241868945 \h </w:instrText>
         </w:r>
         <w:r>
           <w:rPr>
@@ -1427,7 +1427,7 @@
           <w:noProof/>
         </w:rPr>
       </w:pPr>
-      <w:hyperlink w:anchor="_Toc241781881" w:history="1">
+      <w:hyperlink w:anchor="_Toc241868946" w:history="1">
         <w:r>
           <w:rPr>
             <w:rStyle w:val="affa"/>
@@ -1461,7 +1461,75 @@
             <w:noProof/>
             <w:webHidden/>
           </w:rPr>
-          <w:instrText xml:space="preserve"> PAGEREF _Toc241781881 \h </w:instrText>
+          <w:instrText xml:space="preserve"> PAGEREF _Toc241868946 \h </w:instrText>
+        </w:r>
+        <w:r>
+          <w:rPr>
+            <w:noProof/>
+            <w:webHidden/>
+          </w:rPr>
+        </w:r>
+        <w:r>
+          <w:rPr>
+            <w:noProof/>
+            <w:webHidden/>
+          </w:rPr>
+          <w:fldChar w:fldCharType="separate"/>
+        </w:r>
+        <w:r>
+          <w:rPr>
+            <w:noProof/>
+            <w:webHidden/>
+          </w:rPr>
+          <w:t>19</w:t>
+        </w:r>
+        <w:r>
+          <w:rPr>
+            <w:noProof/>
+            <w:webHidden/>
+          </w:rPr>
+          <w:fldChar w:fldCharType="end"/>
+        </w:r>
+      </w:hyperlink>
+    </w:p>
+    <w:p>
+      <w:pPr>
+        <w:pStyle w:val="14"/>
+        <w:tabs>
+          <w:tab w:val="right" w:leader="dot" w:pos="9016"/>
+        </w:tabs>
+        <w:rPr>
+          <w:noProof/>
+        </w:rPr>
+      </w:pPr>
+      <w:hyperlink w:anchor="_Toc241868947" w:history="1">
+        <w:r>
+          <w:rPr>
+            <w:rStyle w:val="affa"/>
+            <w:noProof/>
+          </w:rPr>
+          <w:t>參考文獻</w:t>
+        </w:r>
+        <w:r>
+          <w:rPr>
+            <w:noProof/>
+            <w:webHidden/>
+          </w:rPr>
+          <w:tab/>
+        </w:r>
+        <w:r>
+          <w:rPr>
+            <w:noProof/>
+            <w:webHidden/>
+          </w:rPr>
+          <w:fldChar w:fldCharType="begin"/>
+        </w:r>
+        <w:r>
+          <w:rPr>
+            <w:noProof/>
+            <w:webHidden/>
+          </w:rPr>
+          <w:instrText xml:space="preserve"> PAGEREF _Toc241868947 \h </w:instrText>
         </w:r>
         <w:r>
           <w:rPr>
@@ -1502,75 +1570,7 @@
           <w:noProof/>
         </w:rPr>
       </w:pPr>
-      <w:hyperlink w:anchor="_Toc241781882" w:history="1">
-        <w:r>
-          <w:rPr>
-            <w:rStyle w:val="affa"/>
-            <w:noProof/>
-          </w:rPr>
-          <w:t>參考文獻</w:t>
-        </w:r>
-        <w:r>
-          <w:rPr>
-            <w:noProof/>
-            <w:webHidden/>
-          </w:rPr>
-          <w:tab/>
-        </w:r>
-        <w:r>
-          <w:rPr>
-            <w:noProof/>
-            <w:webHidden/>
-          </w:rPr>
-          <w:fldChar w:fldCharType="begin"/>
-        </w:r>
-        <w:r>
-          <w:rPr>
-            <w:noProof/>
-            <w:webHidden/>
-          </w:rPr>
-          <w:instrText xml:space="preserve"> PAGEREF _Toc241781882 \h </w:instrText>
-        </w:r>
-        <w:r>
-          <w:rPr>
-            <w:noProof/>
-            <w:webHidden/>
-          </w:rPr>
-        </w:r>
-        <w:r>
-          <w:rPr>
-            <w:noProof/>
-            <w:webHidden/>
-          </w:rPr>
-          <w:fldChar w:fldCharType="separate"/>
-        </w:r>
-        <w:r>
-          <w:rPr>
-            <w:noProof/>
-            <w:webHidden/>
-          </w:rPr>
-          <w:t>21</w:t>
-        </w:r>
-        <w:r>
-          <w:rPr>
-            <w:noProof/>
-            <w:webHidden/>
-          </w:rPr>
-          <w:fldChar w:fldCharType="end"/>
-        </w:r>
-      </w:hyperlink>
-    </w:p>
-    <w:p>
-      <w:pPr>
-        <w:pStyle w:val="14"/>
-        <w:tabs>
-          <w:tab w:val="right" w:leader="dot" w:pos="9016"/>
-        </w:tabs>
-        <w:rPr>
-          <w:noProof/>
-        </w:rPr>
-      </w:pPr>
-      <w:hyperlink w:anchor="_Toc241781883" w:history="1">
+      <w:hyperlink w:anchor="_Toc241868948" w:history="1">
         <w:r>
           <w:rPr>
             <w:rStyle w:val="affa"/>
@@ -1611,7 +1611,7 @@
             <w:noProof/>
             <w:webHidden/>
           </w:rPr>
-          <w:instrText xml:space="preserve"> PAGEREF _Toc241781883 \h </w:instrText>
+          <w:instrText xml:space="preserve"> PAGEREF _Toc241868948 \h </w:instrText>
         </w:r>
         <w:r>
           <w:rPr>
@@ -1631,7 +1631,7 @@
             <w:noProof/>
             <w:webHidden/>
           </w:rPr>
-          <w:t>22</w:t>
+          <w:t>21</w:t>
         </w:r>
         <w:r>
           <w:rPr>
@@ -1652,7 +1652,7 @@
           <w:noProof/>
         </w:rPr>
       </w:pPr>
-      <w:hyperlink w:anchor="_Toc241781884" w:history="1">
+      <w:hyperlink w:anchor="_Toc241868949" w:history="1">
         <w:r>
           <w:rPr>
             <w:rStyle w:val="affa"/>
@@ -1721,7 +1721,7 @@
             <w:noProof/>
             <w:webHidden/>
           </w:rPr>
-          <w:instrText xml:space="preserve"> PAGEREF _Toc241781884 \h </w:instrText>
+          <w:instrText xml:space="preserve"> PAGEREF _Toc241868949 \h </w:instrText>
         </w:r>
         <w:r>
           <w:rPr>
@@ -1741,7 +1741,7 @@
             <w:noProof/>
             <w:webHidden/>
           </w:rPr>
-          <w:t>23</w:t>
+          <w:t>22</w:t>
         </w:r>
         <w:r>
           <w:rPr>
@@ -1766,7 +1766,7 @@
       <w:pPr>
         <w:pStyle w:val="1"/>
       </w:pPr>
-      <w:bookmarkStart w:id="0" w:name="_Toc241781869"/>
+      <w:bookmarkStart w:id="0" w:name="_Toc241868934"/>
       <w:r>
         <w:rPr>
           <w:rFonts w:ascii="Times New Roman" w:eastAsia="新細明體" w:hAnsi="Times New Roman" w:cs="Times New Roman"/>
@@ -1784,7 +1784,7 @@
         <w:rPr>
           <w:b/>
         </w:rPr>
-        <w:t>結論</w:t>
+        <w:t>問題</w:t>
       </w:r>
       <w:r>
         <w:t>：照現行做法放大，約</w:t>
@@ -1793,46 +1793,10 @@
         <w:t xml:space="preserve"> 76% </w:t>
       </w:r>
       <w:r>
-        <w:t>的折扣會外溢給本來就會買的人（表</w:t>
+        <w:t>的折扣會送給本來就會買的人（表</w:t>
       </w:r>
       <w:r>
         <w:t xml:space="preserve"> 1</w:t>
-      </w:r>
-      <w:r>
-        <w:t>）。假設收益與折扣</w:t>
-      </w:r>
-      <w:r>
-        <w:t xml:space="preserve"> 2:1</w:t>
-      </w:r>
-      <w:r>
-        <w:t>，目標組（</w:t>
-      </w:r>
-      <w:r>
-        <w:t>target group</w:t>
-      </w:r>
-      <w:r>
-        <w:t>）轉換率須達對照組（</w:t>
-      </w:r>
-      <w:r>
-        <w:t>control group</w:t>
-      </w:r>
-      <w:r>
-        <w:t>）</w:t>
-      </w:r>
-      <w:r>
-        <w:t xml:space="preserve">2 </w:t>
-      </w:r>
-      <w:r>
-        <w:t>倍才划算，試點僅</w:t>
-      </w:r>
-      <w:r>
-        <w:t xml:space="preserve"> 1.31 </w:t>
-      </w:r>
-      <w:r>
-        <w:t>倍，且可能高估（</w:t>
-      </w:r>
-      <w:r>
-        <w:t>3.2</w:t>
       </w:r>
       <w:r>
         <w:t>）。</w:t>
@@ -1846,7 +1810,27 @@
         <w:rPr>
           <w:b/>
         </w:rPr>
-        <w:t>請求</w:t>
+        <w:t>建議</w:t>
+      </w:r>
+      <w:r>
+        <w:t>：分兩步改用機器學習（</w:t>
+      </w:r>
+      <w:r>
+        <w:t>ML</w:t>
+      </w:r>
+      <w:r>
+        <w:t>）排外撥名單。第一步排接受機率，少打無效電話；第二步改排打了才會買的人，減少白送的折扣。</w:t>
+      </w:r>
+    </w:p>
+    <w:p>
+      <w:pPr>
+        <w:spacing w:after="0" w:line="480" w:lineRule="auto"/>
+      </w:pPr>
+      <w:r>
+        <w:rPr>
+          <w:b/>
+        </w:rPr>
+        <w:t>請核准</w:t>
       </w:r>
       <w:r>
         <w:t>：</w:t>
@@ -1861,13 +1845,7 @@
         <w:t xml:space="preserve"> 9</w:t>
       </w:r>
       <w:r>
-        <w:t>）：第一步以機器學習（</w:t>
-      </w:r>
-      <w:r>
-        <w:t>ML</w:t>
-      </w:r>
-      <w:r>
-        <w:t>）排接受機率；</w:t>
+        <w:t>）；</w:t>
       </w:r>
       <w:r>
         <w:t xml:space="preserve">② </w:t>
@@ -1879,7 +1857,13 @@
         <w:t xml:space="preserve">③ </w:t>
       </w:r>
       <w:r>
-        <w:t>常設隨機對照組，供第二步改排打了才會買的人。</w:t>
+        <w:t>常設隨機對照組（</w:t>
+      </w:r>
+      <w:r>
+        <w:t>control group</w:t>
+      </w:r>
+      <w:r>
+        <w:t>），供第二步使用；下一輪再加「打電話不給優惠」組，分辨成交來自電話還是優惠。</w:t>
       </w:r>
     </w:p>
     <w:p>
@@ -2177,7 +2161,7 @@
               <w:rPr>
                 <w:sz w:val="18"/>
               </w:rPr>
-              <w:t xml:space="preserve"> 4 ③</w:t>
+              <w:t xml:space="preserve"> 4</w:t>
             </w:r>
           </w:p>
         </w:tc>
@@ -2329,7 +2313,7 @@
               <w:rPr>
                 <w:sz w:val="18"/>
               </w:rPr>
-              <w:t xml:space="preserve"> 4 ④</w:t>
+              <w:t xml:space="preserve"> 4</w:t>
             </w:r>
           </w:p>
         </w:tc>
@@ -2505,7 +2489,7 @@
               <w:rPr>
                 <w:sz w:val="18"/>
               </w:rPr>
-              <w:t xml:space="preserve"> 4 ①</w:t>
+              <w:t xml:space="preserve"> 4</w:t>
             </w:r>
           </w:p>
         </w:tc>
@@ -2554,7 +2538,7 @@
           <w:color w:val="333333"/>
           <w:sz w:val="20"/>
         </w:rPr>
-        <w:t>人）；現況依試點原始資料推估（假設與計算方式見附錄表</w:t>
+        <w:t>人）；現況依試點原始資料推估（附錄表</w:t>
       </w:r>
       <w:r>
         <w:rPr>
@@ -2568,126 +2552,333 @@
           <w:color w:val="333333"/>
           <w:sz w:val="20"/>
         </w:rPr>
-        <w:t>）；增量可能高估、外溢可能低估（見</w:t>
+        <w:t>）；第</w:t>
       </w:r>
       <w:r>
         <w:rPr>
           <w:color w:val="333333"/>
           <w:sz w:val="20"/>
         </w:rPr>
-        <w:t xml:space="preserve"> 3.2</w:t>
+        <w:t xml:space="preserve"> 3 </w:t>
       </w:r>
       <w:r>
         <w:rPr>
           <w:color w:val="333333"/>
           <w:sz w:val="20"/>
         </w:rPr>
-        <w:t>），所以第一個目標是用可比較的對照組確認增量為正。金額依假設時薪</w:t>
-      </w:r>
-      <w:r>
-        <w:rPr>
-          <w:color w:val="333333"/>
-          <w:sz w:val="20"/>
-        </w:rPr>
-        <w:t xml:space="preserve"> A$50</w:t>
-      </w:r>
-      <w:r>
-        <w:rPr>
-          <w:color w:val="333333"/>
-          <w:sz w:val="20"/>
-        </w:rPr>
-        <w:t>、只計通話時間，每通時長維持試點平均；第</w:t>
-      </w:r>
-      <w:r>
-        <w:rPr>
-          <w:color w:val="333333"/>
-          <w:sz w:val="20"/>
-        </w:rPr>
-        <w:t xml:space="preserve"> 3 </w:t>
-      </w:r>
-      <w:r>
-        <w:rPr>
-          <w:color w:val="333333"/>
-          <w:sz w:val="20"/>
-        </w:rPr>
-        <w:t>列假設名單從全體合格客戶挑選。兩平點</w:t>
-      </w:r>
-      <w:r>
-        <w:rPr>
-          <w:color w:val="333333"/>
-          <w:sz w:val="20"/>
-        </w:rPr>
-        <w:t xml:space="preserve"> 50% </w:t>
-      </w:r>
-      <w:r>
-        <w:rPr>
-          <w:color w:val="333333"/>
-          <w:sz w:val="20"/>
-        </w:rPr>
-        <w:t>依收益與折扣</w:t>
-      </w:r>
-      <w:r>
-        <w:rPr>
-          <w:color w:val="333333"/>
-          <w:sz w:val="20"/>
-        </w:rPr>
-        <w:t xml:space="preserve"> 2:1 </w:t>
-      </w:r>
-      <w:r>
-        <w:rPr>
-          <w:color w:val="333333"/>
-          <w:sz w:val="20"/>
-        </w:rPr>
-        <w:t>的假設（式</w:t>
-      </w:r>
-      <w:r>
-        <w:rPr>
-          <w:color w:val="333333"/>
-          <w:sz w:val="20"/>
-        </w:rPr>
-        <w:t xml:space="preserve"> 2</w:t>
-      </w:r>
-      <w:r>
-        <w:rPr>
-          <w:color w:val="333333"/>
-          <w:sz w:val="20"/>
-        </w:rPr>
-        <w:t>）。上線硬門檻（名單轉換率高於同期手機規則組、增量為正、式</w:t>
-      </w:r>
-      <w:r>
-        <w:rPr>
-          <w:color w:val="333333"/>
-          <w:sz w:val="20"/>
-        </w:rPr>
-        <w:t xml:space="preserve"> 1 </w:t>
-      </w:r>
-      <w:r>
-        <w:rPr>
-          <w:color w:val="333333"/>
-          <w:sz w:val="20"/>
-        </w:rPr>
-        <w:t>淨值不低於同期手機規則組）見表</w:t>
-      </w:r>
-      <w:r>
-        <w:rPr>
-          <w:color w:val="333333"/>
-          <w:sz w:val="20"/>
-        </w:rPr>
-        <w:t xml:space="preserve"> 4 ②③⑤</w:t>
-      </w:r>
-      <w:r>
-        <w:rPr>
-          <w:color w:val="333333"/>
-          <w:sz w:val="20"/>
-        </w:rPr>
-        <w:t>。</w:t>
-      </w:r>
+        <w:t>列每通時長維持試點平均、名單從全體合格客戶挑選；其餘假設與限制見下框。</w:t>
+      </w:r>
+    </w:p>
+    <w:tbl>
+      <w:tblPr>
+        <w:tblStyle w:val="aff2"/>
+        <w:tblW w:w="0" w:type="auto"/>
+        <w:jc w:val="center"/>
+        <w:tblLayout w:type="fixed"/>
+        <w:tblLook w:val="04A0" w:firstRow="1" w:lastRow="0" w:firstColumn="1" w:lastColumn="0" w:noHBand="0" w:noVBand="1"/>
+      </w:tblPr>
+      <w:tblGrid>
+        <w:gridCol w:w="1928"/>
+        <w:gridCol w:w="7087"/>
+      </w:tblGrid>
+      <w:tr>
+        <w:trPr>
+          <w:cantSplit/>
+          <w:tblHeader/>
+          <w:jc w:val="center"/>
+        </w:trPr>
+        <w:tc>
+          <w:tcPr>
+            <w:tcW w:w="9014" w:type="dxa"/>
+            <w:gridSpan w:val="2"/>
+            <w:shd w:val="clear" w:color="auto" w:fill="D9D6CF"/>
+          </w:tcPr>
+          <w:p>
+            <w:pPr>
+              <w:keepNext/>
+              <w:spacing w:before="40" w:after="40" w:line="264" w:lineRule="auto"/>
+            </w:pPr>
+            <w:r>
+              <w:rPr>
+                <w:b/>
+                <w:sz w:val="21"/>
+              </w:rPr>
+              <w:t>主要假設與限制</w:t>
+            </w:r>
+          </w:p>
+        </w:tc>
+      </w:tr>
+      <w:tr>
+        <w:trPr>
+          <w:cantSplit/>
+          <w:jc w:val="center"/>
+        </w:trPr>
+        <w:tc>
+          <w:tcPr>
+            <w:tcW w:w="1928" w:type="dxa"/>
+            <w:shd w:val="clear" w:color="auto" w:fill="F3F2EE"/>
+          </w:tcPr>
+          <w:p>
+            <w:pPr>
+              <w:keepNext/>
+              <w:spacing w:after="20" w:line="276" w:lineRule="auto"/>
+            </w:pPr>
+            <w:r>
+              <w:rPr>
+                <w:b/>
+                <w:sz w:val="20"/>
+              </w:rPr>
+              <w:t>收益：折扣＝</w:t>
+            </w:r>
+            <w:r>
+              <w:rPr>
+                <w:b/>
+                <w:sz w:val="20"/>
+              </w:rPr>
+              <w:t>2:1</w:t>
+            </w:r>
+            <w:r>
+              <w:rPr>
+                <w:b/>
+                <w:sz w:val="20"/>
+              </w:rPr>
+              <w:t>（假設）</w:t>
+            </w:r>
+          </w:p>
+        </w:tc>
+        <w:tc>
+          <w:tcPr>
+            <w:tcW w:w="7087" w:type="dxa"/>
+          </w:tcPr>
+          <w:p>
+            <w:pPr>
+              <w:keepNext/>
+              <w:spacing w:after="20" w:line="276" w:lineRule="auto"/>
+            </w:pPr>
+            <w:r>
+              <w:rPr>
+                <w:sz w:val="20"/>
+              </w:rPr>
+              <w:t>沿用課程分析範例的設定。由此推得：目標組轉換率須達對照組</w:t>
+            </w:r>
+            <w:r>
+              <w:rPr>
+                <w:sz w:val="20"/>
+              </w:rPr>
+              <w:t xml:space="preserve"> 2 </w:t>
+            </w:r>
+            <w:r>
+              <w:rPr>
+                <w:sz w:val="20"/>
+              </w:rPr>
+              <w:t>倍才划算（式</w:t>
+            </w:r>
+            <w:r>
+              <w:rPr>
+                <w:sz w:val="20"/>
+              </w:rPr>
+              <w:t xml:space="preserve"> 2</w:t>
+            </w:r>
+            <w:r>
+              <w:rPr>
+                <w:sz w:val="20"/>
+              </w:rPr>
+              <w:t>），試點僅</w:t>
+            </w:r>
+            <w:r>
+              <w:rPr>
+                <w:sz w:val="20"/>
+              </w:rPr>
+              <w:t xml:space="preserve"> 1.31 </w:t>
+            </w:r>
+            <w:r>
+              <w:rPr>
+                <w:sz w:val="20"/>
+              </w:rPr>
+              <w:t>倍；本來就會買的比例兩平點為</w:t>
+            </w:r>
+            <w:r>
+              <w:rPr>
+                <w:sz w:val="20"/>
+              </w:rPr>
+              <w:t xml:space="preserve"> 50%</w:t>
+            </w:r>
+            <w:r>
+              <w:rPr>
+                <w:sz w:val="20"/>
+              </w:rPr>
+              <w:t>。不用此假設，每張卡收益也至少要是折扣的</w:t>
+            </w:r>
+            <w:r>
+              <w:rPr>
+                <w:sz w:val="20"/>
+              </w:rPr>
+              <w:t xml:space="preserve"> 4.2 </w:t>
+            </w:r>
+            <w:r>
+              <w:rPr>
+                <w:sz w:val="20"/>
+              </w:rPr>
+              <w:t>倍，現行做法才不虧（未計通話費）</w:t>
+            </w:r>
+          </w:p>
+        </w:tc>
+      </w:tr>
+      <w:tr>
+        <w:trPr>
+          <w:cantSplit/>
+          <w:jc w:val="center"/>
+        </w:trPr>
+        <w:tc>
+          <w:tcPr>
+            <w:tcW w:w="1928" w:type="dxa"/>
+            <w:shd w:val="clear" w:color="auto" w:fill="F3F2EE"/>
+          </w:tcPr>
+          <w:p>
+            <w:pPr>
+              <w:keepNext/>
+              <w:spacing w:after="20" w:line="276" w:lineRule="auto"/>
+            </w:pPr>
+            <w:r>
+              <w:rPr>
+                <w:b/>
+                <w:sz w:val="20"/>
+              </w:rPr>
+              <w:t>通話時薪</w:t>
+            </w:r>
+            <w:r>
+              <w:rPr>
+                <w:b/>
+                <w:sz w:val="20"/>
+              </w:rPr>
+              <w:t xml:space="preserve"> A$50</w:t>
+            </w:r>
+            <w:r>
+              <w:rPr>
+                <w:b/>
+                <w:sz w:val="20"/>
+              </w:rPr>
+              <w:t>（示意假設）</w:t>
+            </w:r>
+          </w:p>
+        </w:tc>
+        <w:tc>
+          <w:tcPr>
+            <w:tcW w:w="7087" w:type="dxa"/>
+          </w:tcPr>
+          <w:p>
+            <w:pPr>
+              <w:keepNext/>
+              <w:spacing w:after="20" w:line="276" w:lineRule="auto"/>
+            </w:pPr>
+            <w:r>
+              <w:rPr>
+                <w:sz w:val="20"/>
+              </w:rPr>
+              <w:t>無外部出處；只計通話時間，每通時長維持試點平均。只影響金額：時薪每差</w:t>
+            </w:r>
+            <w:r>
+              <w:rPr>
+                <w:sz w:val="20"/>
+              </w:rPr>
+              <w:t xml:space="preserve"> A$10</w:t>
+            </w:r>
+            <w:r>
+              <w:rPr>
+                <w:sz w:val="20"/>
+              </w:rPr>
+              <w:t>，整輪通話成本差約</w:t>
+            </w:r>
+            <w:r>
+              <w:rPr>
+                <w:sz w:val="20"/>
+              </w:rPr>
+              <w:t xml:space="preserve"> A$12,581</w:t>
+            </w:r>
+            <w:r>
+              <w:rPr>
+                <w:sz w:val="20"/>
+              </w:rPr>
+              <w:t>；不影響式</w:t>
+            </w:r>
+            <w:r>
+              <w:rPr>
+                <w:sz w:val="20"/>
+              </w:rPr>
+              <w:t xml:space="preserve"> 2 </w:t>
+            </w:r>
+            <w:r>
+              <w:rPr>
+                <w:sz w:val="20"/>
+              </w:rPr>
+              <w:t>的結論</w:t>
+            </w:r>
+          </w:p>
+        </w:tc>
+      </w:tr>
+      <w:tr>
+        <w:trPr>
+          <w:cantSplit/>
+          <w:jc w:val="center"/>
+        </w:trPr>
+        <w:tc>
+          <w:tcPr>
+            <w:tcW w:w="1928" w:type="dxa"/>
+            <w:shd w:val="clear" w:color="auto" w:fill="F3F2EE"/>
+          </w:tcPr>
+          <w:p>
+            <w:pPr>
+              <w:spacing w:after="20" w:line="276" w:lineRule="auto"/>
+            </w:pPr>
+            <w:r>
+              <w:rPr>
+                <w:b/>
+                <w:sz w:val="20"/>
+              </w:rPr>
+              <w:t>增量可能高估（資料限制）</w:t>
+            </w:r>
+          </w:p>
+        </w:tc>
+        <w:tc>
+          <w:tcPr>
+            <w:tcW w:w="7087" w:type="dxa"/>
+          </w:tcPr>
+          <w:p>
+            <w:pPr>
+              <w:spacing w:after="20" w:line="276" w:lineRule="auto"/>
+            </w:pPr>
+            <w:r>
+              <w:rPr>
+                <w:sz w:val="20"/>
+              </w:rPr>
+              <w:t>兩組組成不同、沒有客戶編號，增量可能高估、外溢可能低估；若是，外溢更高、結論不變（</w:t>
+            </w:r>
+            <w:r>
+              <w:rPr>
+                <w:sz w:val="20"/>
+              </w:rPr>
+              <w:t>3.2</w:t>
+            </w:r>
+            <w:r>
+              <w:rPr>
+                <w:sz w:val="20"/>
+              </w:rPr>
+              <w:t>）。所以第一個目標是用可比較的對照組確認增量為正</w:t>
+            </w:r>
+          </w:p>
+        </w:tc>
+      </w:tr>
+    </w:tbl>
+    <w:p>
+      <w:pPr>
+        <w:spacing w:after="40"/>
+      </w:pPr>
     </w:p>
     <w:p>
       <w:pPr>
         <w:pStyle w:val="1"/>
       </w:pPr>
-      <w:bookmarkStart w:id="1" w:name="_Toc241781870"/>
+      <w:bookmarkStart w:id="1" w:name="_Toc241868935"/>
       <w:r>
         <w:rPr>
           <w:rFonts w:ascii="Times New Roman" w:eastAsia="新細明體" w:hAnsi="Times New Roman" w:cs="Times New Roman"/>
@@ -2719,7 +2910,17 @@
         <w:t xml:space="preserve">Bank X </w:t>
       </w:r>
       <w:r>
-        <w:t>以外撥推廣新信用卡、給現有客戶優惠利率，先隨機抽樣合格客戶試點：目標組外撥並給優惠，對照組皆無；目標是提高轉換率、壓低呼叫中心與折扣成本。有對照組才量得出增量（</w:t>
+        <w:t>以外撥推廣新信用卡、給現有客戶優惠利率，先隨機抽樣合格客戶試點：目標組（</w:t>
+      </w:r>
+      <w:r>
+        <w:t>target group</w:t>
+      </w:r>
+      <w:r>
+        <w:t>）外撥並給優惠，對照組皆無；目標是提高轉換率、壓低</w:t>
+      </w:r>
+      <w:r>
+        <w:lastRenderedPageBreak/>
+        <w:t>呼叫中心與折扣成本。有對照組才量得出增量（</w:t>
       </w:r>
       <w:r>
         <w:t>uplift</w:t>
@@ -2793,23 +2994,13 @@
         <w:t xml:space="preserve"> 4.2 </w:t>
       </w:r>
       <w:r>
-        <w:t>倍</w:t>
-      </w:r>
-      <w:r>
-        <w:lastRenderedPageBreak/>
-        <w:t>（未計通話費）。看得見的通話成本一輪約</w:t>
+        <w:t>倍（未計通話費）。看得見的通話成本一輪約</w:t>
       </w:r>
       <w:r>
         <w:t xml:space="preserve"> A$62,905</w:t>
       </w:r>
       <w:r>
-        <w:t>（假設時薪</w:t>
-      </w:r>
-      <w:r>
-        <w:t xml:space="preserve"> A$50</w:t>
-      </w:r>
-      <w:r>
-        <w:t>），</w:t>
+        <w:t>，</w:t>
       </w:r>
       <w:r>
         <w:t xml:space="preserve">74.8% </w:t>
@@ -2821,13 +3012,7 @@
         <w:t xml:space="preserve"> 1</w:t>
       </w:r>
       <w:r>
-        <w:t>）；多餘的來電也打擾客戶、引來客訴並佔用通話產能。兩組組成不同，增量可能高估；若是，外溢更高、結論不變（</w:t>
-      </w:r>
-      <w:r>
-        <w:t>3.2</w:t>
-      </w:r>
-      <w:r>
-        <w:t>）。</w:t>
+        <w:t>）；多餘的來電也打擾客戶、引來客訴並佔用通話產能。</w:t>
       </w:r>
     </w:p>
     <w:p>
@@ -2964,7 +3149,7 @@
           <w:noProof/>
         </w:rPr>
         <w:drawing>
-          <wp:inline distT="0" distB="0" distL="0" distR="0" wp14:anchorId="58B7D9A3" wp14:editId="20252858">
+          <wp:inline distT="0" distB="0" distL="0" distR="0" wp14:anchorId="2EDDDD27" wp14:editId="1079F4B7">
             <wp:extent cx="5688000" cy="4036645"/>
             <wp:effectExtent l="0" t="0" r="0" b="0"/>
             <wp:docPr id="1" name="Picture 1"/>
@@ -3072,11 +3257,12 @@
       <w:pPr>
         <w:pStyle w:val="1"/>
       </w:pPr>
-      <w:bookmarkStart w:id="2" w:name="_Toc241781871"/>
+      <w:bookmarkStart w:id="2" w:name="_Toc241868936"/>
       <w:r>
         <w:rPr>
           <w:rFonts w:ascii="Times New Roman" w:eastAsia="新細明體" w:hAnsi="Times New Roman" w:cs="Times New Roman"/>
         </w:rPr>
+        <w:lastRenderedPageBreak/>
         <w:t xml:space="preserve">2 </w:t>
       </w:r>
       <w:r>
@@ -3112,7 +3298,6 @@
         <w:spacing w:after="0" w:line="480" w:lineRule="auto"/>
       </w:pPr>
       <w:r>
-        <w:lastRenderedPageBreak/>
         <w:t xml:space="preserve">ML </w:t>
       </w:r>
       <w:r>
@@ -4282,7 +4467,6 @@
           <w:color w:val="333333"/>
           <w:sz w:val="20"/>
         </w:rPr>
-        <w:lastRenderedPageBreak/>
         <w:t>註</w:t>
       </w:r>
       <w:r>
@@ -4535,7 +4719,7 @@
           <w:color w:val="333333"/>
           <w:sz w:val="20"/>
         </w:rPr>
-        <w:t>淨值是否不低於同期手機規則組（表</w:t>
+        <w:t>淨值是否不低於同期（同一段期間、同樣通數）手機規則組（表</w:t>
       </w:r>
       <w:r>
         <w:rPr>
@@ -5591,6 +5775,7 @@
                 <w:b/>
                 <w:sz w:val="18"/>
               </w:rPr>
+              <w:lastRenderedPageBreak/>
               <w:t>倫理與法律</w:t>
             </w:r>
             <w:r>
@@ -5763,7 +5948,7 @@
       <w:pPr>
         <w:pStyle w:val="1"/>
       </w:pPr>
-      <w:bookmarkStart w:id="3" w:name="_Toc241781872"/>
+      <w:bookmarkStart w:id="3" w:name="_Toc241868937"/>
       <w:r>
         <w:rPr>
           <w:rFonts w:ascii="Times New Roman" w:eastAsia="新細明體" w:hAnsi="Times New Roman" w:cs="Times New Roman"/>
@@ -5802,7 +5987,7 @@
       <w:pPr>
         <w:pStyle w:val="21"/>
       </w:pPr>
-      <w:bookmarkStart w:id="4" w:name="_Toc241781873"/>
+      <w:bookmarkStart w:id="4" w:name="_Toc241868938"/>
       <w:r>
         <w:rPr>
           <w:rFonts w:ascii="Times New Roman" w:eastAsia="新細明體" w:hAnsi="Times New Roman" w:cs="Times New Roman"/>
@@ -5967,6 +6152,7 @@
           <w:b/>
           <w:sz w:val="22"/>
         </w:rPr>
+        <w:lastRenderedPageBreak/>
         <w:t>表</w:t>
       </w:r>
       <w:r>
@@ -7737,6 +7923,7 @@
           <w:color w:val="333333"/>
           <w:sz w:val="20"/>
         </w:rPr>
+        <w:lastRenderedPageBreak/>
         <w:t>註：三種錯誤的每人代價（收益：折扣＝</w:t>
       </w:r>
       <w:r>
@@ -8024,7 +8211,7 @@
       <w:pPr>
         <w:pStyle w:val="21"/>
       </w:pPr>
-      <w:bookmarkStart w:id="5" w:name="_Toc241781874"/>
+      <w:bookmarkStart w:id="5" w:name="_Toc241868939"/>
       <w:r>
         <w:rPr>
           <w:rFonts w:ascii="Times New Roman" w:eastAsia="新細明體" w:hAnsi="Times New Roman" w:cs="Times New Roman"/>
@@ -9215,6 +9402,7 @@
               <w:rPr>
                 <w:sz w:val="17"/>
               </w:rPr>
+              <w:lastRenderedPageBreak/>
               <w:t>本次通話</w:t>
             </w:r>
           </w:p>
@@ -10296,7 +10484,7 @@
       <w:pPr>
         <w:pStyle w:val="21"/>
       </w:pPr>
-      <w:bookmarkStart w:id="6" w:name="_Toc241781875"/>
+      <w:bookmarkStart w:id="6" w:name="_Toc241868940"/>
       <w:r>
         <w:rPr>
           <w:rFonts w:ascii="Times New Roman" w:eastAsia="新細明體" w:hAnsi="Times New Roman" w:cs="Times New Roman"/>
@@ -10322,7 +10510,7 @@
         <w:t>資料選擇</w:t>
       </w:r>
       <w:r>
-        <w:t>保留兩組，上線版不用通話時長。</w:t>
+        <w:t>：保留兩組，上線版不用通話時長。</w:t>
       </w:r>
       <w:r>
         <w:rPr>
@@ -10345,7 +10533,7 @@
         <w:t>資料建構</w:t>
       </w:r>
       <w:r>
-        <w:t>只衍生撥號前可得的欄位，不足就回</w:t>
+        <w:t>：只衍生撥號前可得的欄位，不足就回</w:t>
       </w:r>
       <w:r>
         <w:t xml:space="preserve"> 3.2 </w:t>
@@ -10385,6 +10573,7 @@
           <w:b/>
           <w:sz w:val="22"/>
         </w:rPr>
+        <w:lastRenderedPageBreak/>
         <w:t>表</w:t>
       </w:r>
       <w:r>
@@ -11262,7 +11451,7 @@
       <w:pPr>
         <w:pStyle w:val="21"/>
       </w:pPr>
-      <w:bookmarkStart w:id="7" w:name="_Toc241781876"/>
+      <w:bookmarkStart w:id="7" w:name="_Toc241868941"/>
       <w:r>
         <w:rPr>
           <w:rFonts w:ascii="Times New Roman" w:eastAsia="新細明體" w:hAnsi="Times New Roman" w:cs="Times New Roman"/>
@@ -11397,6 +11586,7 @@
           <w:b/>
           <w:sz w:val="22"/>
         </w:rPr>
+        <w:lastRenderedPageBreak/>
         <w:t>表</w:t>
       </w:r>
       <w:r>
@@ -12345,7 +12535,7 @@
       <w:pPr>
         <w:pStyle w:val="21"/>
       </w:pPr>
-      <w:bookmarkStart w:id="8" w:name="_Toc241781877"/>
+      <w:bookmarkStart w:id="8" w:name="_Toc241868942"/>
       <w:r>
         <w:rPr>
           <w:rFonts w:ascii="Times New Roman" w:eastAsia="新細明體" w:hAnsi="Times New Roman" w:cs="Times New Roman"/>
@@ -12466,6 +12656,7 @@
           <w:b/>
           <w:sz w:val="22"/>
         </w:rPr>
+        <w:lastRenderedPageBreak/>
         <w:t>表</w:t>
       </w:r>
       <w:r>
@@ -13381,7 +13572,7 @@
       <w:pPr>
         <w:pStyle w:val="21"/>
       </w:pPr>
-      <w:bookmarkStart w:id="9" w:name="_Toc241781878"/>
+      <w:bookmarkStart w:id="9" w:name="_Toc241868943"/>
       <w:r>
         <w:rPr>
           <w:rFonts w:ascii="Times New Roman" w:eastAsia="新細明體" w:hAnsi="Times New Roman" w:cs="Times New Roman"/>
@@ -13478,6 +13669,7 @@
           <w:b/>
           <w:sz w:val="22"/>
         </w:rPr>
+        <w:lastRenderedPageBreak/>
         <w:t>表</w:t>
       </w:r>
       <w:r>
@@ -14729,6 +14921,7 @@
               <w:rPr>
                 <w:sz w:val="17"/>
               </w:rPr>
+              <w:lastRenderedPageBreak/>
               <w:t>常設隨機對照組＋隨機外撥組</w:t>
             </w:r>
           </w:p>
@@ -15322,7 +15515,7 @@
       <w:pPr>
         <w:pStyle w:val="21"/>
       </w:pPr>
-      <w:bookmarkStart w:id="10" w:name="_Toc241781879"/>
+      <w:bookmarkStart w:id="10" w:name="_Toc241868944"/>
       <w:r>
         <w:rPr>
           <w:rFonts w:ascii="Times New Roman" w:eastAsia="新細明體" w:hAnsi="Times New Roman" w:cs="Times New Roman"/>
@@ -15413,6 +15606,7 @@
           <w:b/>
           <w:sz w:val="22"/>
         </w:rPr>
+        <w:lastRenderedPageBreak/>
         <w:t>表</w:t>
       </w:r>
       <w:r>
@@ -16756,11 +16950,12 @@
       <w:pPr>
         <w:pStyle w:val="1"/>
       </w:pPr>
-      <w:bookmarkStart w:id="11" w:name="_Toc241781880"/>
+      <w:bookmarkStart w:id="11" w:name="_Toc241868945"/>
       <w:r>
         <w:rPr>
           <w:rFonts w:ascii="Times New Roman" w:eastAsia="新細明體" w:hAnsi="Times New Roman" w:cs="Times New Roman"/>
         </w:rPr>
+        <w:lastRenderedPageBreak/>
         <w:t xml:space="preserve">4 MLOps </w:t>
       </w:r>
       <w:r>
@@ -16770,152 +16965,6 @@
         <w:t>設計與技術棧</w:t>
       </w:r>
       <w:bookmarkEnd w:id="11"/>
-    </w:p>
-    <w:p>
-      <w:pPr>
-        <w:spacing w:after="0" w:line="480" w:lineRule="auto"/>
-      </w:pPr>
-      <w:r>
-        <w:rPr>
-          <w:b/>
-        </w:rPr>
-        <w:t>現況與目標</w:t>
-      </w:r>
-      <w:r>
-        <w:t>：目前為</w:t>
-      </w:r>
-      <w:r>
-        <w:t xml:space="preserve"> Level 0 </w:t>
-      </w:r>
-      <w:r>
-        <w:t>手動流程，建議升到</w:t>
-      </w:r>
-      <w:r>
-        <w:t xml:space="preserve"> Level 1 </w:t>
-      </w:r>
-      <w:r>
-        <w:t>持續訓練（</w:t>
-      </w:r>
-      <w:r>
-        <w:t>continuous training</w:t>
-      </w:r>
-      <w:r>
-        <w:t>）：自動執行第</w:t>
-      </w:r>
-      <w:r>
-        <w:t xml:space="preserve"> 3 </w:t>
-      </w:r>
-      <w:r>
-        <w:t>節整條流程（</w:t>
-      </w:r>
-      <w:r>
-        <w:t>pipeline</w:t>
-      </w:r>
-      <w:r>
-        <w:t>，圖</w:t>
-      </w:r>
-      <w:r>
-        <w:t xml:space="preserve"> 2</w:t>
-      </w:r>
-      <w:r>
-        <w:t>），因每輪都有新標籤、客群會變。</w:t>
-      </w:r>
-    </w:p>
-    <w:p>
-      <w:pPr>
-        <w:spacing w:after="0" w:line="480" w:lineRule="auto"/>
-      </w:pPr>
-      <w:r>
-        <w:rPr>
-          <w:b/>
-        </w:rPr>
-        <w:t>開發端</w:t>
-      </w:r>
-      <w:r>
-        <w:t>：前處理與訓練改為模組化組件，開發與上線共用同一流程，每版記入註冊文件（</w:t>
-      </w:r>
-      <w:r>
-        <w:t>3.4</w:t>
-      </w:r>
-      <w:r>
-        <w:t>）。</w:t>
-      </w:r>
-    </w:p>
-    <w:p>
-      <w:pPr>
-        <w:spacing w:after="0" w:line="480" w:lineRule="auto"/>
-      </w:pPr>
-      <w:r>
-        <w:rPr>
-          <w:b/>
-        </w:rPr>
-        <w:t>運營端</w:t>
-      </w:r>
-      <w:r>
-        <w:t>：資料驗證（</w:t>
-      </w:r>
-      <w:r>
-        <w:t>validation</w:t>
-      </w:r>
-      <w:r>
-        <w:t>）不過即停；模型驗證達表</w:t>
-      </w:r>
-      <w:r>
-        <w:t xml:space="preserve"> 4 </w:t>
-      </w:r>
-      <w:r>
-        <w:t>門檻、人工核准才上線；排程、漂移、效能下降、資格變更觸發重訓（表</w:t>
-      </w:r>
-      <w:r>
-        <w:t xml:space="preserve"> 10</w:t>
-      </w:r>
-      <w:r>
-        <w:t>）。表</w:t>
-      </w:r>
-      <w:r>
-        <w:t xml:space="preserve"> 5</w:t>
-      </w:r>
-      <w:r>
-        <w:t>「預測當下可得？」欄即欄位合約，避免訓練</w:t>
-      </w:r>
-      <w:r>
-        <w:t>—</w:t>
-      </w:r>
-      <w:r>
-        <w:t>服務偏斜（</w:t>
-      </w:r>
-      <w:r>
-        <w:t>training-serving skew</w:t>
-      </w:r>
-      <w:r>
-        <w:t>）。</w:t>
-      </w:r>
-    </w:p>
-    <w:p>
-      <w:pPr>
-        <w:spacing w:after="0" w:line="480" w:lineRule="auto"/>
-      </w:pPr>
-      <w:r>
-        <w:rPr>
-          <w:b/>
-        </w:rPr>
-        <w:t>暫不採</w:t>
-      </w:r>
-      <w:r>
-        <w:rPr>
-          <w:b/>
-        </w:rPr>
-        <w:t xml:space="preserve"> Level 2</w:t>
-      </w:r>
-      <w:r>
-        <w:t>：單一產品與模型、流程少改；升級條件見表</w:t>
-      </w:r>
-      <w:r>
-        <w:t xml:space="preserve"> 11 </w:t>
-      </w:r>
-      <w:r>
-        <w:t>註。</w:t>
-      </w:r>
     </w:p>
     <w:p>
       <w:pPr>
@@ -16928,8 +16977,8 @@
           <w:noProof/>
         </w:rPr>
         <w:drawing>
-          <wp:inline distT="0" distB="0" distL="0" distR="0" wp14:anchorId="4C89818C" wp14:editId="523BBFEF">
-            <wp:extent cx="5688000" cy="7431097"/>
+          <wp:inline distT="0" distB="0" distL="0" distR="0" wp14:anchorId="31ADD843" wp14:editId="754E5CA0">
+            <wp:extent cx="5328000" cy="6960774"/>
             <wp:effectExtent l="0" t="0" r="0" b="0"/>
             <wp:docPr id="2" name="Picture 2"/>
             <wp:cNvGraphicFramePr>
@@ -16951,7 +17000,7 @@
                   <pic:spPr>
                     <a:xfrm>
                       <a:off x="0" y="0"/>
-                      <a:ext cx="5688000" cy="7431097"/>
+                      <a:ext cx="5328000" cy="6960774"/>
                     </a:xfrm>
                     <a:prstGeom prst="rect">
                       <a:avLst/>
@@ -17060,6 +17109,153 @@
           <w:sz w:val="22"/>
         </w:rPr>
         <w:t>）；註冊文件與人工核准為本提案依銀行問責需求加入。</w:t>
+      </w:r>
+    </w:p>
+    <w:p>
+      <w:pPr>
+        <w:spacing w:after="0" w:line="480" w:lineRule="auto"/>
+      </w:pPr>
+      <w:r>
+        <w:rPr>
+          <w:b/>
+        </w:rPr>
+        <w:lastRenderedPageBreak/>
+        <w:t>現況與目標</w:t>
+      </w:r>
+      <w:r>
+        <w:t>：目前為</w:t>
+      </w:r>
+      <w:r>
+        <w:t xml:space="preserve"> Level 0 </w:t>
+      </w:r>
+      <w:r>
+        <w:t>手動流程，建議升到</w:t>
+      </w:r>
+      <w:r>
+        <w:t xml:space="preserve"> Level 1 </w:t>
+      </w:r>
+      <w:r>
+        <w:t>持續訓練（</w:t>
+      </w:r>
+      <w:r>
+        <w:t>continuous training</w:t>
+      </w:r>
+      <w:r>
+        <w:t>）：自動執行第</w:t>
+      </w:r>
+      <w:r>
+        <w:t xml:space="preserve"> 3 </w:t>
+      </w:r>
+      <w:r>
+        <w:t>節整條流程（</w:t>
+      </w:r>
+      <w:r>
+        <w:t>pipeline</w:t>
+      </w:r>
+      <w:r>
+        <w:t>，圖</w:t>
+      </w:r>
+      <w:r>
+        <w:t xml:space="preserve"> 2</w:t>
+      </w:r>
+      <w:r>
+        <w:t>），因每輪都有新標籤、客群會變。</w:t>
+      </w:r>
+    </w:p>
+    <w:p>
+      <w:pPr>
+        <w:spacing w:after="0" w:line="480" w:lineRule="auto"/>
+      </w:pPr>
+      <w:r>
+        <w:rPr>
+          <w:b/>
+        </w:rPr>
+        <w:t>開發端</w:t>
+      </w:r>
+      <w:r>
+        <w:t>：前處理與訓練改為模組化組件，開發與上線共用同一流程，每版記入註冊文件（</w:t>
+      </w:r>
+      <w:r>
+        <w:t>3.4</w:t>
+      </w:r>
+      <w:r>
+        <w:t>）。</w:t>
+      </w:r>
+    </w:p>
+    <w:p>
+      <w:pPr>
+        <w:spacing w:after="0" w:line="480" w:lineRule="auto"/>
+      </w:pPr>
+      <w:r>
+        <w:rPr>
+          <w:b/>
+        </w:rPr>
+        <w:t>運營端</w:t>
+      </w:r>
+      <w:r>
+        <w:t>：資料驗證（</w:t>
+      </w:r>
+      <w:r>
+        <w:t>validation</w:t>
+      </w:r>
+      <w:r>
+        <w:t>）不過即停；模型驗證達表</w:t>
+      </w:r>
+      <w:r>
+        <w:t xml:space="preserve"> 4 </w:t>
+      </w:r>
+      <w:r>
+        <w:t>門檻、人工核准才上線；排程、漂移、效能下降、資格變更觸發重訓（表</w:t>
+      </w:r>
+      <w:r>
+        <w:t xml:space="preserve"> 10</w:t>
+      </w:r>
+      <w:r>
+        <w:t>）。表</w:t>
+      </w:r>
+      <w:r>
+        <w:t xml:space="preserve"> 5</w:t>
+      </w:r>
+      <w:r>
+        <w:t>「預測當下可得？」欄即欄位合約，避免訓練</w:t>
+      </w:r>
+      <w:r>
+        <w:t>—</w:t>
+      </w:r>
+      <w:r>
+        <w:t>服務偏斜（</w:t>
+      </w:r>
+      <w:r>
+        <w:t>training-serving skew</w:t>
+      </w:r>
+      <w:r>
+        <w:t>）。</w:t>
+      </w:r>
+    </w:p>
+    <w:p>
+      <w:pPr>
+        <w:spacing w:after="0" w:line="480" w:lineRule="auto"/>
+      </w:pPr>
+      <w:r>
+        <w:rPr>
+          <w:b/>
+        </w:rPr>
+        <w:t>暫不採</w:t>
+      </w:r>
+      <w:r>
+        <w:rPr>
+          <w:b/>
+        </w:rPr>
+        <w:t xml:space="preserve"> Level 2</w:t>
+      </w:r>
+      <w:r>
+        <w:t>：單一產品與模型、流程少改；升級條件見表</w:t>
+      </w:r>
+      <w:r>
+        <w:t xml:space="preserve"> 11 </w:t>
+      </w:r>
+      <w:r>
+        <w:t>註。</w:t>
       </w:r>
     </w:p>
     <w:p>
@@ -18021,6 +18217,7 @@
               <w:rPr>
                 <w:sz w:val="18"/>
               </w:rPr>
+              <w:lastRenderedPageBreak/>
               <w:t>監控與觸發</w:t>
             </w:r>
           </w:p>
@@ -18349,7 +18546,7 @@
       <w:pPr>
         <w:pStyle w:val="1"/>
       </w:pPr>
-      <w:bookmarkStart w:id="12" w:name="_Toc241781881"/>
+      <w:bookmarkStart w:id="12" w:name="_Toc241868946"/>
       <w:r>
         <w:rPr>
           <w:rFonts w:ascii="Times New Roman" w:eastAsia="新細明體" w:hAnsi="Times New Roman" w:cs="Times New Roman"/>
@@ -18369,26 +18566,522 @@
         <w:spacing w:after="0" w:line="480" w:lineRule="auto"/>
       </w:pPr>
       <w:r>
-        <w:t>請核准表</w:t>
-      </w:r>
-      <w:r>
-        <w:t xml:space="preserve"> 9 </w:t>
-      </w:r>
-      <w:r>
-        <w:t>的</w:t>
-      </w:r>
-      <w:r>
-        <w:t xml:space="preserve"> 12 </w:t>
-      </w:r>
-      <w:r>
-        <w:t>週計畫，補客戶編號與日期，設常設隨機對照組；下一輪加「打電話不給優惠」組。增量與分數可能高估、公平性待驗，由</w:t>
-      </w:r>
-      <w:r>
-        <w:t xml:space="preserve"> go/no-go </w:t>
-      </w:r>
-      <w:r>
-        <w:t>把關。</w:t>
-      </w:r>
+        <w:rPr>
+          <w:b/>
+        </w:rPr>
+        <w:t>結論</w:t>
+      </w:r>
+      <w:r>
+        <w:t>：現行做法不宜照原樣放大；建議分兩步導入機器學習，</w:t>
+      </w:r>
+      <w:r>
+        <w:t xml:space="preserve">12 </w:t>
+      </w:r>
+      <w:r>
+        <w:t>週內以表</w:t>
+      </w:r>
+      <w:r>
+        <w:t xml:space="preserve"> 4 </w:t>
+      </w:r>
+      <w:r>
+        <w:t>門檻驗證後再決定是否擴大，請核准下框各項。</w:t>
+      </w:r>
+    </w:p>
+    <w:tbl>
+      <w:tblPr>
+        <w:tblStyle w:val="aff2"/>
+        <w:tblW w:w="0" w:type="auto"/>
+        <w:jc w:val="center"/>
+        <w:tblLayout w:type="fixed"/>
+        <w:tblLook w:val="04A0" w:firstRow="1" w:lastRow="0" w:firstColumn="1" w:lastColumn="0" w:noHBand="0" w:noVBand="1"/>
+      </w:tblPr>
+      <w:tblGrid>
+        <w:gridCol w:w="1928"/>
+        <w:gridCol w:w="7087"/>
+      </w:tblGrid>
+      <w:tr>
+        <w:trPr>
+          <w:cantSplit/>
+          <w:tblHeader/>
+          <w:jc w:val="center"/>
+        </w:trPr>
+        <w:tc>
+          <w:tcPr>
+            <w:tcW w:w="9014" w:type="dxa"/>
+            <w:gridSpan w:val="2"/>
+            <w:shd w:val="clear" w:color="auto" w:fill="D9D6CF"/>
+          </w:tcPr>
+          <w:p>
+            <w:pPr>
+              <w:keepNext/>
+              <w:spacing w:before="40" w:after="40" w:line="264" w:lineRule="auto"/>
+            </w:pPr>
+            <w:r>
+              <w:rPr>
+                <w:b/>
+                <w:sz w:val="21"/>
+              </w:rPr>
+              <w:t>決策請求</w:t>
+            </w:r>
+          </w:p>
+        </w:tc>
+      </w:tr>
+      <w:tr>
+        <w:trPr>
+          <w:cantSplit/>
+          <w:jc w:val="center"/>
+        </w:trPr>
+        <w:tc>
+          <w:tcPr>
+            <w:tcW w:w="1928" w:type="dxa"/>
+            <w:shd w:val="clear" w:color="auto" w:fill="F3F2EE"/>
+          </w:tcPr>
+          <w:p>
+            <w:pPr>
+              <w:keepNext/>
+              <w:spacing w:after="20" w:line="276" w:lineRule="auto"/>
+            </w:pPr>
+            <w:r>
+              <w:rPr>
+                <w:b/>
+                <w:sz w:val="20"/>
+              </w:rPr>
+              <w:t>核准什麼</w:t>
+            </w:r>
+          </w:p>
+        </w:tc>
+        <w:tc>
+          <w:tcPr>
+            <w:tcW w:w="7087" w:type="dxa"/>
+          </w:tcPr>
+          <w:p>
+            <w:pPr>
+              <w:keepNext/>
+              <w:spacing w:after="20" w:line="276" w:lineRule="auto"/>
+            </w:pPr>
+            <w:r>
+              <w:rPr>
+                <w:sz w:val="20"/>
+              </w:rPr>
+              <w:t xml:space="preserve">① </w:t>
+            </w:r>
+            <w:r>
+              <w:rPr>
+                <w:sz w:val="20"/>
+              </w:rPr>
+              <w:t>表</w:t>
+            </w:r>
+            <w:r>
+              <w:rPr>
+                <w:sz w:val="20"/>
+              </w:rPr>
+              <w:t xml:space="preserve"> 9 </w:t>
+            </w:r>
+            <w:r>
+              <w:rPr>
+                <w:sz w:val="20"/>
+              </w:rPr>
+              <w:t>的</w:t>
+            </w:r>
+            <w:r>
+              <w:rPr>
+                <w:sz w:val="20"/>
+              </w:rPr>
+              <w:t xml:space="preserve"> 12 </w:t>
+            </w:r>
+            <w:r>
+              <w:rPr>
+                <w:sz w:val="20"/>
+              </w:rPr>
+              <w:t>週分階段計畫（離線回測</w:t>
+            </w:r>
+            <w:r>
+              <w:rPr>
+                <w:sz w:val="20"/>
+              </w:rPr>
+              <w:t xml:space="preserve"> → </w:t>
+            </w:r>
+            <w:r>
+              <w:rPr>
+                <w:sz w:val="20"/>
+              </w:rPr>
+              <w:t>影子模式</w:t>
+            </w:r>
+            <w:r>
+              <w:rPr>
+                <w:sz w:val="20"/>
+              </w:rPr>
+              <w:t xml:space="preserve"> → A/B </w:t>
+            </w:r>
+            <w:r>
+              <w:rPr>
+                <w:sz w:val="20"/>
+              </w:rPr>
+              <w:t>試點）；</w:t>
+            </w:r>
+            <w:r>
+              <w:rPr>
+                <w:sz w:val="20"/>
+              </w:rPr>
+              <w:t xml:space="preserve">② </w:t>
+            </w:r>
+            <w:r>
+              <w:rPr>
+                <w:sz w:val="20"/>
+              </w:rPr>
+              <w:t>補客戶編號與日期；</w:t>
+            </w:r>
+            <w:r>
+              <w:rPr>
+                <w:sz w:val="20"/>
+              </w:rPr>
+              <w:t xml:space="preserve">③ </w:t>
+            </w:r>
+            <w:r>
+              <w:rPr>
+                <w:sz w:val="20"/>
+              </w:rPr>
+              <w:t>常設隨機對照組（每輪保留</w:t>
+            </w:r>
+            <w:r>
+              <w:rPr>
+                <w:sz w:val="20"/>
+              </w:rPr>
+              <w:t xml:space="preserve"> 5–10% </w:t>
+            </w:r>
+            <w:r>
+              <w:rPr>
+                <w:sz w:val="20"/>
+              </w:rPr>
+              <w:t>合格客戶不外撥）。下一輪再加「打電話不給優惠」組，分辨電話與優惠各自的效果</w:t>
+            </w:r>
+          </w:p>
+        </w:tc>
+      </w:tr>
+      <w:tr>
+        <w:trPr>
+          <w:cantSplit/>
+          <w:jc w:val="center"/>
+        </w:trPr>
+        <w:tc>
+          <w:tcPr>
+            <w:tcW w:w="1928" w:type="dxa"/>
+            <w:shd w:val="clear" w:color="auto" w:fill="F3F2EE"/>
+          </w:tcPr>
+          <w:p>
+            <w:pPr>
+              <w:keepNext/>
+              <w:spacing w:after="20" w:line="276" w:lineRule="auto"/>
+            </w:pPr>
+            <w:r>
+              <w:rPr>
+                <w:b/>
+                <w:sz w:val="20"/>
+              </w:rPr>
+              <w:t>成本</w:t>
+            </w:r>
+          </w:p>
+        </w:tc>
+        <w:tc>
+          <w:tcPr>
+            <w:tcW w:w="7087" w:type="dxa"/>
+          </w:tcPr>
+          <w:p>
+            <w:pPr>
+              <w:keepNext/>
+              <w:spacing w:after="20" w:line="276" w:lineRule="auto"/>
+            </w:pPr>
+            <w:r>
+              <w:rPr>
+                <w:sz w:val="20"/>
+              </w:rPr>
+              <w:t>沿用現有伺服器、撥號系統與呼叫中心人力，不購新硬體；主要是資料科學與資料工程約</w:t>
+            </w:r>
+            <w:r>
+              <w:rPr>
+                <w:sz w:val="20"/>
+              </w:rPr>
+              <w:t xml:space="preserve"> 12 </w:t>
+            </w:r>
+            <w:r>
+              <w:rPr>
+                <w:sz w:val="20"/>
+              </w:rPr>
+              <w:t>週的人力。</w:t>
+            </w:r>
+            <w:r>
+              <w:rPr>
+                <w:sz w:val="20"/>
+              </w:rPr>
+              <w:t xml:space="preserve">A/B </w:t>
+            </w:r>
+            <w:r>
+              <w:rPr>
+                <w:sz w:val="20"/>
+              </w:rPr>
+              <w:t>在現有通話預算內重排名單，不增加通話量；常設對照組會少掉其中打了才會買的成交（試點約每千人</w:t>
+            </w:r>
+            <w:r>
+              <w:rPr>
+                <w:sz w:val="20"/>
+              </w:rPr>
+              <w:t xml:space="preserve"> 31 </w:t>
+            </w:r>
+            <w:r>
+              <w:rPr>
+                <w:sz w:val="20"/>
+              </w:rPr>
+              <w:t>筆）</w:t>
+            </w:r>
+          </w:p>
+        </w:tc>
+      </w:tr>
+      <w:tr>
+        <w:trPr>
+          <w:cantSplit/>
+          <w:jc w:val="center"/>
+        </w:trPr>
+        <w:tc>
+          <w:tcPr>
+            <w:tcW w:w="1928" w:type="dxa"/>
+            <w:shd w:val="clear" w:color="auto" w:fill="F3F2EE"/>
+          </w:tcPr>
+          <w:p>
+            <w:pPr>
+              <w:keepNext/>
+              <w:spacing w:after="20" w:line="276" w:lineRule="auto"/>
+            </w:pPr>
+            <w:r>
+              <w:rPr>
+                <w:b/>
+                <w:sz w:val="20"/>
+              </w:rPr>
+              <w:t>預期效益</w:t>
+            </w:r>
+          </w:p>
+        </w:tc>
+        <w:tc>
+          <w:tcPr>
+            <w:tcW w:w="7087" w:type="dxa"/>
+          </w:tcPr>
+          <w:p>
+            <w:pPr>
+              <w:keepNext/>
+              <w:spacing w:after="20" w:line="276" w:lineRule="auto"/>
+            </w:pPr>
+            <w:r>
+              <w:rPr>
+                <w:sz w:val="20"/>
+              </w:rPr>
+              <w:t>第一步：每輪通話成本約省</w:t>
+            </w:r>
+            <w:r>
+              <w:rPr>
+                <w:sz w:val="20"/>
+              </w:rPr>
+              <w:t xml:space="preserve"> A$14,900</w:t>
+            </w:r>
+            <w:r>
+              <w:rPr>
+                <w:sz w:val="20"/>
+              </w:rPr>
+              <w:t>（同樣</w:t>
+            </w:r>
+            <w:r>
+              <w:rPr>
+                <w:sz w:val="20"/>
+              </w:rPr>
+              <w:t xml:space="preserve"> 2,300 </w:t>
+            </w:r>
+            <w:r>
+              <w:rPr>
+                <w:sz w:val="20"/>
+              </w:rPr>
+              <w:t>筆成交、名單轉換率</w:t>
+            </w:r>
+            <w:r>
+              <w:rPr>
+                <w:sz w:val="20"/>
+              </w:rPr>
+              <w:t xml:space="preserve"> 18%</w:t>
+            </w:r>
+            <w:r>
+              <w:rPr>
+                <w:sz w:val="20"/>
+              </w:rPr>
+              <w:t>、假設時薪</w:t>
+            </w:r>
+            <w:r>
+              <w:rPr>
+                <w:sz w:val="20"/>
+              </w:rPr>
+              <w:t xml:space="preserve"> A$50</w:t>
+            </w:r>
+            <w:r>
+              <w:rPr>
+                <w:sz w:val="20"/>
+              </w:rPr>
+              <w:t>）；第二步：逐輪降低本來就會買的比例（現況約</w:t>
+            </w:r>
+            <w:r>
+              <w:rPr>
+                <w:sz w:val="20"/>
+              </w:rPr>
+              <w:t xml:space="preserve"> 76%</w:t>
+            </w:r>
+            <w:r>
+              <w:rPr>
+                <w:sz w:val="20"/>
+              </w:rPr>
+              <w:t>）</w:t>
+            </w:r>
+          </w:p>
+        </w:tc>
+      </w:tr>
+      <w:tr>
+        <w:trPr>
+          <w:cantSplit/>
+          <w:jc w:val="center"/>
+        </w:trPr>
+        <w:tc>
+          <w:tcPr>
+            <w:tcW w:w="1928" w:type="dxa"/>
+            <w:shd w:val="clear" w:color="auto" w:fill="F3F2EE"/>
+          </w:tcPr>
+          <w:p>
+            <w:pPr>
+              <w:keepNext/>
+              <w:spacing w:after="20" w:line="276" w:lineRule="auto"/>
+            </w:pPr>
+            <w:r>
+              <w:rPr>
+                <w:b/>
+                <w:sz w:val="20"/>
+              </w:rPr>
+              <w:t>第</w:t>
+            </w:r>
+            <w:r>
+              <w:rPr>
+                <w:b/>
+                <w:sz w:val="20"/>
+              </w:rPr>
+              <w:t xml:space="preserve"> 12 </w:t>
+            </w:r>
+            <w:r>
+              <w:rPr>
+                <w:b/>
+                <w:sz w:val="20"/>
+              </w:rPr>
+              <w:t>週</w:t>
+            </w:r>
+            <w:r>
+              <w:rPr>
+                <w:b/>
+                <w:sz w:val="20"/>
+              </w:rPr>
+              <w:t xml:space="preserve"> go/no-go</w:t>
+            </w:r>
+          </w:p>
+        </w:tc>
+        <w:tc>
+          <w:tcPr>
+            <w:tcW w:w="7087" w:type="dxa"/>
+          </w:tcPr>
+          <w:p>
+            <w:pPr>
+              <w:keepNext/>
+              <w:spacing w:after="20" w:line="276" w:lineRule="auto"/>
+            </w:pPr>
+            <w:r>
+              <w:rPr>
+                <w:sz w:val="20"/>
+              </w:rPr>
+              <w:t>市場總監與法遵依表</w:t>
+            </w:r>
+            <w:r>
+              <w:rPr>
+                <w:sz w:val="20"/>
+              </w:rPr>
+              <w:t xml:space="preserve"> 4 </w:t>
+            </w:r>
+            <w:r>
+              <w:rPr>
+                <w:sz w:val="20"/>
+              </w:rPr>
+              <w:t>上線硬門檻決定是否擴大：名單轉換率高於同一期間、同樣通數的手機規則組；增量為正；式</w:t>
+            </w:r>
+            <w:r>
+              <w:rPr>
+                <w:sz w:val="20"/>
+              </w:rPr>
+              <w:t xml:space="preserve"> 1 </w:t>
+            </w:r>
+            <w:r>
+              <w:rPr>
+                <w:sz w:val="20"/>
+              </w:rPr>
+              <w:t>淨值不低於該手機規則組</w:t>
+            </w:r>
+          </w:p>
+        </w:tc>
+      </w:tr>
+      <w:tr>
+        <w:trPr>
+          <w:cantSplit/>
+          <w:jc w:val="center"/>
+        </w:trPr>
+        <w:tc>
+          <w:tcPr>
+            <w:tcW w:w="1928" w:type="dxa"/>
+            <w:shd w:val="clear" w:color="auto" w:fill="F3F2EE"/>
+          </w:tcPr>
+          <w:p>
+            <w:pPr>
+              <w:spacing w:after="20" w:line="276" w:lineRule="auto"/>
+            </w:pPr>
+            <w:r>
+              <w:rPr>
+                <w:b/>
+                <w:sz w:val="20"/>
+              </w:rPr>
+              <w:t>主要風險</w:t>
+            </w:r>
+          </w:p>
+        </w:tc>
+        <w:tc>
+          <w:tcPr>
+            <w:tcW w:w="7087" w:type="dxa"/>
+          </w:tcPr>
+          <w:p>
+            <w:pPr>
+              <w:spacing w:after="20" w:line="276" w:lineRule="auto"/>
+            </w:pPr>
+            <w:r>
+              <w:rPr>
+                <w:sz w:val="20"/>
+              </w:rPr>
+              <w:t>增量與模型分數可能高估、公平性待驗</w:t>
+            </w:r>
+            <w:r>
+              <w:rPr>
+                <w:sz w:val="20"/>
+              </w:rPr>
+              <w:t xml:space="preserve"> → </w:t>
+            </w:r>
+            <w:r>
+              <w:rPr>
+                <w:sz w:val="20"/>
+              </w:rPr>
+              <w:t>由上述門檻、常設對照組與法遵逐批複核把關</w:t>
+            </w:r>
+          </w:p>
+        </w:tc>
+      </w:tr>
+    </w:tbl>
+    <w:p>
+      <w:pPr>
+        <w:spacing w:after="40"/>
+      </w:pPr>
     </w:p>
     <w:p>
       <w:r>
@@ -18399,11 +19092,12 @@
       <w:pPr>
         <w:pStyle w:val="1"/>
       </w:pPr>
-      <w:bookmarkStart w:id="13" w:name="_Toc241781882"/>
+      <w:bookmarkStart w:id="13" w:name="_Toc241868947"/>
       <w:r>
         <w:rPr>
           <w:rFonts w:ascii="Times New Roman" w:eastAsia="新細明體" w:hAnsi="Times New Roman" w:cs="Times New Roman"/>
         </w:rPr>
+        <w:lastRenderedPageBreak/>
         <w:t>參考文獻</w:t>
       </w:r>
       <w:bookmarkEnd w:id="13"/>
@@ -18456,7 +19150,7 @@
         <w:rPr>
           <w:i/>
         </w:rPr>
-        <w:t>單元三：如何建構機器學習產品</w:t>
+        <w:t>单元三｜如何构建机器学习产品</w:t>
       </w:r>
       <w:r>
         <w:t xml:space="preserve"> [321513 Machine Learning </w:t>
@@ -18501,11 +19195,12 @@
       <w:pPr>
         <w:pStyle w:val="1"/>
       </w:pPr>
-      <w:bookmarkStart w:id="14" w:name="_Toc241781883"/>
+      <w:bookmarkStart w:id="14" w:name="_Toc241868948"/>
       <w:r>
         <w:rPr>
           <w:rFonts w:ascii="Times New Roman" w:eastAsia="新細明體" w:hAnsi="Times New Roman" w:cs="Times New Roman"/>
         </w:rPr>
+        <w:lastRenderedPageBreak/>
         <w:t>附錄</w:t>
       </w:r>
       <w:r>
@@ -20561,6 +21256,7 @@
               <w:rPr>
                 <w:sz w:val="18"/>
               </w:rPr>
+              <w:lastRenderedPageBreak/>
               <w:t>不依</w:t>
             </w:r>
             <w:r>
@@ -22134,7 +22830,7 @@
       <w:pPr>
         <w:pStyle w:val="1"/>
       </w:pPr>
-      <w:bookmarkStart w:id="15" w:name="_Toc241781884"/>
+      <w:bookmarkStart w:id="15" w:name="_Toc241868949"/>
       <w:r>
         <w:rPr>
           <w:rFonts w:ascii="Times New Roman" w:eastAsia="新細明體" w:hAnsi="Times New Roman" w:cs="Times New Roman"/>
@@ -22215,6 +22911,7 @@
         <w:rPr>
           <w:b/>
         </w:rPr>
+        <w:lastRenderedPageBreak/>
         <w:t>符號與推導</w:t>
       </w:r>
       <w:r>
@@ -22581,31 +23278,31 @@
       </w:rPr>
     </w:lvl>
   </w:abstractNum>
-  <w:num w:numId="1" w16cid:durableId="2019961819">
+  <w:num w:numId="1" w16cid:durableId="1432700023">
     <w:abstractNumId w:val="8"/>
   </w:num>
-  <w:num w:numId="2" w16cid:durableId="712534605">
+  <w:num w:numId="2" w16cid:durableId="1971202679">
     <w:abstractNumId w:val="6"/>
   </w:num>
-  <w:num w:numId="3" w16cid:durableId="400493317">
+  <w:num w:numId="3" w16cid:durableId="2009364754">
     <w:abstractNumId w:val="5"/>
   </w:num>
-  <w:num w:numId="4" w16cid:durableId="188690152">
+  <w:num w:numId="4" w16cid:durableId="1512067152">
     <w:abstractNumId w:val="4"/>
   </w:num>
-  <w:num w:numId="5" w16cid:durableId="745152730">
+  <w:num w:numId="5" w16cid:durableId="1501703162">
     <w:abstractNumId w:val="7"/>
   </w:num>
-  <w:num w:numId="6" w16cid:durableId="1899196354">
+  <w:num w:numId="6" w16cid:durableId="1796025489">
     <w:abstractNumId w:val="3"/>
   </w:num>
-  <w:num w:numId="7" w16cid:durableId="1029644978">
+  <w:num w:numId="7" w16cid:durableId="165289675">
     <w:abstractNumId w:val="2"/>
   </w:num>
-  <w:num w:numId="8" w16cid:durableId="481582699">
+  <w:num w:numId="8" w16cid:durableId="2023118515">
     <w:abstractNumId w:val="1"/>
   </w:num>
-  <w:num w:numId="9" w16cid:durableId="1418213122">
+  <w:num w:numId="9" w16cid:durableId="584463852">
     <w:abstractNumId w:val="0"/>
   </w:num>
 </w:numbering>
@@ -34003,7 +34700,7 @@
     <w:autoRedefine/>
     <w:uiPriority w:val="39"/>
     <w:unhideWhenUsed/>
-    <w:rsid w:val="00182153"/>
+    <w:rsid w:val="007C3609"/>
   </w:style>
   <w:style w:type="paragraph" w:styleId="2a">
     <w:name w:val="toc 2"/>
@@ -34012,7 +34709,7 @@
     <w:autoRedefine/>
     <w:uiPriority w:val="39"/>
     <w:unhideWhenUsed/>
-    <w:rsid w:val="00182153"/>
+    <w:rsid w:val="007C3609"/>
     <w:pPr>
       <w:ind w:leftChars="200" w:left="480"/>
     </w:pPr>
@@ -34022,7 +34719,7 @@
     <w:basedOn w:val="a2"/>
     <w:uiPriority w:val="99"/>
     <w:unhideWhenUsed/>
-    <w:rsid w:val="00182153"/>
+    <w:rsid w:val="007C3609"/>
     <w:rPr>
       <w:color w:val="0000FF" w:themeColor="hyperlink"/>
       <w:u w:val="single"/>

--- a/Machine Learning/assessments/A2_交件/Huang_26254793_321513_A2.docx
+++ b/Machine Learning/assessments/A2_交件/Huang_26254793_321513_A2.docx
@@ -534,7 +534,7 @@
       <w:r>
         <w:fldChar w:fldCharType="separate"/>
       </w:r>
-      <w:hyperlink w:anchor="_Toc241868934" w:history="1">
+      <w:hyperlink w:anchor="_Toc241871944" w:history="1">
         <w:r>
           <w:rPr>
             <w:rStyle w:val="affa"/>
@@ -561,7 +561,7 @@
             <w:noProof/>
             <w:webHidden/>
           </w:rPr>
-          <w:instrText xml:space="preserve"> PAGEREF _Toc241868934 \h </w:instrText>
+          <w:instrText xml:space="preserve"> PAGEREF _Toc241871944 \h </w:instrText>
         </w:r>
         <w:r>
           <w:rPr>
@@ -602,7 +602,7 @@
           <w:noProof/>
         </w:rPr>
       </w:pPr>
-      <w:hyperlink w:anchor="_Toc241868935" w:history="1">
+      <w:hyperlink w:anchor="_Toc241871945" w:history="1">
         <w:r>
           <w:rPr>
             <w:rStyle w:val="affa"/>
@@ -636,7 +636,7 @@
             <w:noProof/>
             <w:webHidden/>
           </w:rPr>
-          <w:instrText xml:space="preserve"> PAGEREF _Toc241868935 \h </w:instrText>
+          <w:instrText xml:space="preserve"> PAGEREF _Toc241871945 \h </w:instrText>
         </w:r>
         <w:r>
           <w:rPr>
@@ -677,7 +677,7 @@
           <w:noProof/>
         </w:rPr>
       </w:pPr>
-      <w:hyperlink w:anchor="_Toc241868936" w:history="1">
+      <w:hyperlink w:anchor="_Toc241871946" w:history="1">
         <w:r>
           <w:rPr>
             <w:rStyle w:val="affa"/>
@@ -711,7 +711,7 @@
             <w:noProof/>
             <w:webHidden/>
           </w:rPr>
-          <w:instrText xml:space="preserve"> PAGEREF _Toc241868936 \h </w:instrText>
+          <w:instrText xml:space="preserve"> PAGEREF _Toc241871946 \h </w:instrText>
         </w:r>
         <w:r>
           <w:rPr>
@@ -752,7 +752,7 @@
           <w:noProof/>
         </w:rPr>
       </w:pPr>
-      <w:hyperlink w:anchor="_Toc241868937" w:history="1">
+      <w:hyperlink w:anchor="_Toc241871947" w:history="1">
         <w:r>
           <w:rPr>
             <w:rStyle w:val="affa"/>
@@ -786,7 +786,7 @@
             <w:noProof/>
             <w:webHidden/>
           </w:rPr>
-          <w:instrText xml:space="preserve"> PAGEREF _Toc241868937 \h </w:instrText>
+          <w:instrText xml:space="preserve"> PAGEREF _Toc241871947 \h </w:instrText>
         </w:r>
         <w:r>
           <w:rPr>
@@ -827,7 +827,7 @@
           <w:noProof/>
         </w:rPr>
       </w:pPr>
-      <w:hyperlink w:anchor="_Toc241868938" w:history="1">
+      <w:hyperlink w:anchor="_Toc241871948" w:history="1">
         <w:r>
           <w:rPr>
             <w:rStyle w:val="affa"/>
@@ -861,7 +861,7 @@
             <w:noProof/>
             <w:webHidden/>
           </w:rPr>
-          <w:instrText xml:space="preserve"> PAGEREF _Toc241868938 \h </w:instrText>
+          <w:instrText xml:space="preserve"> PAGEREF _Toc241871948 \h </w:instrText>
         </w:r>
         <w:r>
           <w:rPr>
@@ -902,7 +902,7 @@
           <w:noProof/>
         </w:rPr>
       </w:pPr>
-      <w:hyperlink w:anchor="_Toc241868939" w:history="1">
+      <w:hyperlink w:anchor="_Toc241871949" w:history="1">
         <w:r>
           <w:rPr>
             <w:rStyle w:val="affa"/>
@@ -936,7 +936,7 @@
             <w:noProof/>
             <w:webHidden/>
           </w:rPr>
-          <w:instrText xml:space="preserve"> PAGEREF _Toc241868939 \h </w:instrText>
+          <w:instrText xml:space="preserve"> PAGEREF _Toc241871949 \h </w:instrText>
         </w:r>
         <w:r>
           <w:rPr>
@@ -977,7 +977,7 @@
           <w:noProof/>
         </w:rPr>
       </w:pPr>
-      <w:hyperlink w:anchor="_Toc241868940" w:history="1">
+      <w:hyperlink w:anchor="_Toc241871950" w:history="1">
         <w:r>
           <w:rPr>
             <w:rStyle w:val="affa"/>
@@ -1011,7 +1011,7 @@
             <w:noProof/>
             <w:webHidden/>
           </w:rPr>
-          <w:instrText xml:space="preserve"> PAGEREF _Toc241868940 \h </w:instrText>
+          <w:instrText xml:space="preserve"> PAGEREF _Toc241871950 \h </w:instrText>
         </w:r>
         <w:r>
           <w:rPr>
@@ -1052,7 +1052,7 @@
           <w:noProof/>
         </w:rPr>
       </w:pPr>
-      <w:hyperlink w:anchor="_Toc241868941" w:history="1">
+      <w:hyperlink w:anchor="_Toc241871951" w:history="1">
         <w:r>
           <w:rPr>
             <w:rStyle w:val="affa"/>
@@ -1086,7 +1086,7 @@
             <w:noProof/>
             <w:webHidden/>
           </w:rPr>
-          <w:instrText xml:space="preserve"> PAGEREF _Toc241868941 \h </w:instrText>
+          <w:instrText xml:space="preserve"> PAGEREF _Toc241871951 \h </w:instrText>
         </w:r>
         <w:r>
           <w:rPr>
@@ -1127,7 +1127,7 @@
           <w:noProof/>
         </w:rPr>
       </w:pPr>
-      <w:hyperlink w:anchor="_Toc241868942" w:history="1">
+      <w:hyperlink w:anchor="_Toc241871952" w:history="1">
         <w:r>
           <w:rPr>
             <w:rStyle w:val="affa"/>
@@ -1161,7 +1161,7 @@
             <w:noProof/>
             <w:webHidden/>
           </w:rPr>
-          <w:instrText xml:space="preserve"> PAGEREF _Toc241868942 \h </w:instrText>
+          <w:instrText xml:space="preserve"> PAGEREF _Toc241871952 \h </w:instrText>
         </w:r>
         <w:r>
           <w:rPr>
@@ -1202,7 +1202,7 @@
           <w:noProof/>
         </w:rPr>
       </w:pPr>
-      <w:hyperlink w:anchor="_Toc241868943" w:history="1">
+      <w:hyperlink w:anchor="_Toc241871953" w:history="1">
         <w:r>
           <w:rPr>
             <w:rStyle w:val="affa"/>
@@ -1236,7 +1236,7 @@
             <w:noProof/>
             <w:webHidden/>
           </w:rPr>
-          <w:instrText xml:space="preserve"> PAGEREF _Toc241868943 \h </w:instrText>
+          <w:instrText xml:space="preserve"> PAGEREF _Toc241871953 \h </w:instrText>
         </w:r>
         <w:r>
           <w:rPr>
@@ -1277,7 +1277,7 @@
           <w:noProof/>
         </w:rPr>
       </w:pPr>
-      <w:hyperlink w:anchor="_Toc241868944" w:history="1">
+      <w:hyperlink w:anchor="_Toc241871954" w:history="1">
         <w:r>
           <w:rPr>
             <w:rStyle w:val="affa"/>
@@ -1311,7 +1311,7 @@
             <w:noProof/>
             <w:webHidden/>
           </w:rPr>
-          <w:instrText xml:space="preserve"> PAGEREF _Toc241868944 \h </w:instrText>
+          <w:instrText xml:space="preserve"> PAGEREF _Toc241871954 \h </w:instrText>
         </w:r>
         <w:r>
           <w:rPr>
@@ -1352,7 +1352,7 @@
           <w:noProof/>
         </w:rPr>
       </w:pPr>
-      <w:hyperlink w:anchor="_Toc241868945" w:history="1">
+      <w:hyperlink w:anchor="_Toc241871955" w:history="1">
         <w:r>
           <w:rPr>
             <w:rStyle w:val="affa"/>
@@ -1386,7 +1386,7 @@
             <w:noProof/>
             <w:webHidden/>
           </w:rPr>
-          <w:instrText xml:space="preserve"> PAGEREF _Toc241868945 \h </w:instrText>
+          <w:instrText xml:space="preserve"> PAGEREF _Toc241871955 \h </w:instrText>
         </w:r>
         <w:r>
           <w:rPr>
@@ -1427,7 +1427,7 @@
           <w:noProof/>
         </w:rPr>
       </w:pPr>
-      <w:hyperlink w:anchor="_Toc241868946" w:history="1">
+      <w:hyperlink w:anchor="_Toc241871956" w:history="1">
         <w:r>
           <w:rPr>
             <w:rStyle w:val="affa"/>
@@ -1461,7 +1461,7 @@
             <w:noProof/>
             <w:webHidden/>
           </w:rPr>
-          <w:instrText xml:space="preserve"> PAGEREF _Toc241868946 \h </w:instrText>
+          <w:instrText xml:space="preserve"> PAGEREF _Toc241871956 \h </w:instrText>
         </w:r>
         <w:r>
           <w:rPr>
@@ -1502,7 +1502,7 @@
           <w:noProof/>
         </w:rPr>
       </w:pPr>
-      <w:hyperlink w:anchor="_Toc241868947" w:history="1">
+      <w:hyperlink w:anchor="_Toc241871957" w:history="1">
         <w:r>
           <w:rPr>
             <w:rStyle w:val="affa"/>
@@ -1529,7 +1529,7 @@
             <w:noProof/>
             <w:webHidden/>
           </w:rPr>
-          <w:instrText xml:space="preserve"> PAGEREF _Toc241868947 \h </w:instrText>
+          <w:instrText xml:space="preserve"> PAGEREF _Toc241871957 \h </w:instrText>
         </w:r>
         <w:r>
           <w:rPr>
@@ -1570,7 +1570,7 @@
           <w:noProof/>
         </w:rPr>
       </w:pPr>
-      <w:hyperlink w:anchor="_Toc241868948" w:history="1">
+      <w:hyperlink w:anchor="_Toc241871958" w:history="1">
         <w:r>
           <w:rPr>
             <w:rStyle w:val="affa"/>
@@ -1611,7 +1611,7 @@
             <w:noProof/>
             <w:webHidden/>
           </w:rPr>
-          <w:instrText xml:space="preserve"> PAGEREF _Toc241868948 \h </w:instrText>
+          <w:instrText xml:space="preserve"> PAGEREF _Toc241871958 \h </w:instrText>
         </w:r>
         <w:r>
           <w:rPr>
@@ -1652,7 +1652,7 @@
           <w:noProof/>
         </w:rPr>
       </w:pPr>
-      <w:hyperlink w:anchor="_Toc241868949" w:history="1">
+      <w:hyperlink w:anchor="_Toc241871959" w:history="1">
         <w:r>
           <w:rPr>
             <w:rStyle w:val="affa"/>
@@ -1721,7 +1721,7 @@
             <w:noProof/>
             <w:webHidden/>
           </w:rPr>
-          <w:instrText xml:space="preserve"> PAGEREF _Toc241868949 \h </w:instrText>
+          <w:instrText xml:space="preserve"> PAGEREF _Toc241871959 \h </w:instrText>
         </w:r>
         <w:r>
           <w:rPr>
@@ -1766,7 +1766,7 @@
       <w:pPr>
         <w:pStyle w:val="1"/>
       </w:pPr>
-      <w:bookmarkStart w:id="0" w:name="_Toc241868934"/>
+      <w:bookmarkStart w:id="0" w:name="_Toc241871944"/>
       <w:r>
         <w:rPr>
           <w:rFonts w:ascii="Times New Roman" w:eastAsia="新細明體" w:hAnsi="Times New Roman" w:cs="Times New Roman"/>
@@ -1781,13 +1781,13 @@
         <w:spacing w:after="0" w:line="480" w:lineRule="auto"/>
       </w:pPr>
       <w:r>
-        <w:rPr>
-          <w:b/>
-        </w:rPr>
-        <w:t>問題</w:t>
-      </w:r>
-      <w:r>
-        <w:t>：照現行做法放大，約</w:t>
+        <w:t>本提案改以機器學習（</w:t>
+      </w:r>
+      <w:r>
+        <w:t>ML</w:t>
+      </w:r>
+      <w:r>
+        <w:t>）排外撥名單。照現行做法放大，約</w:t>
       </w:r>
       <w:r>
         <w:t xml:space="preserve"> 76% </w:t>
@@ -1799,27 +1799,7 @@
         <w:t xml:space="preserve"> 1</w:t>
       </w:r>
       <w:r>
-        <w:t>）。</w:t>
-      </w:r>
-    </w:p>
-    <w:p>
-      <w:pPr>
-        <w:spacing w:after="0" w:line="480" w:lineRule="auto"/>
-      </w:pPr>
-      <w:r>
-        <w:rPr>
-          <w:b/>
-        </w:rPr>
-        <w:t>建議</w:t>
-      </w:r>
-      <w:r>
-        <w:t>：分兩步改用機器學習（</w:t>
-      </w:r>
-      <w:r>
-        <w:t>ML</w:t>
-      </w:r>
-      <w:r>
-        <w:t>）排外撥名單。第一步排接受機率，少打無效電話；第二步改排打了才會買的人，減少白送的折扣。</w:t>
+        <w:t>）。建議分兩步：第一步排接受機率，少打無效電話；第二步改排打了才會買的人，減少白送的折扣。</w:t>
       </w:r>
     </w:p>
     <w:p>
@@ -2878,7 +2858,7 @@
       <w:pPr>
         <w:pStyle w:val="1"/>
       </w:pPr>
-      <w:bookmarkStart w:id="1" w:name="_Toc241868935"/>
+      <w:bookmarkStart w:id="1" w:name="_Toc241871945"/>
       <w:r>
         <w:rPr>
           <w:rFonts w:ascii="Times New Roman" w:eastAsia="新細明體" w:hAnsi="Times New Roman" w:cs="Times New Roman"/>
@@ -2904,7 +2884,7 @@
         <w:t>商業挑戰</w:t>
       </w:r>
       <w:r>
-        <w:t>：</w:t>
+        <w:t>在於提高轉換率、壓低呼叫中心與折扣成本。</w:t>
       </w:r>
       <w:r>
         <w:t xml:space="preserve">Bank X </w:t>
@@ -2916,17 +2896,17 @@
         <w:t>target group</w:t>
       </w:r>
       <w:r>
-        <w:t>）外撥並給優惠，對照組皆無；目標是提高轉換率、壓低</w:t>
+        <w:t>）外撥並給優</w:t>
       </w:r>
       <w:r>
         <w:lastRenderedPageBreak/>
-        <w:t>呼叫中心與折扣成本。有對照組才量得出增量（</w:t>
+        <w:t>惠，對照組皆無。有對照組才量得出增量（</w:t>
       </w:r>
       <w:r>
         <w:t>uplift</w:t>
       </w:r>
       <w:r>
-        <w:t>），試點是資產；問題在照原樣放大。</w:t>
+        <w:t>），試點是資產，問題在照原樣放大。</w:t>
       </w:r>
     </w:p>
     <w:p>
@@ -2934,13 +2914,34 @@
         <w:spacing w:after="0" w:line="480" w:lineRule="auto"/>
       </w:pPr>
       <w:r>
+        <w:t>看得見的通話成本一輪約</w:t>
+      </w:r>
+      <w:r>
+        <w:t xml:space="preserve"> A$62,905</w:t>
+      </w:r>
+      <w:r>
+        <w:t>，</w:t>
+      </w:r>
+      <w:r>
+        <w:t xml:space="preserve">74.8% </w:t>
+      </w:r>
+      <w:r>
+        <w:t>花在未成交電話（圖</w:t>
+      </w:r>
+      <w:r>
+        <w:t xml:space="preserve"> 1</w:t>
+      </w:r>
+      <w:r>
+        <w:t>），多餘的來電亦打擾客戶、引來客訴並佔用通話產能；惟</w:t>
+      </w:r>
+      <w:r>
         <w:rPr>
           <w:b/>
         </w:rPr>
         <w:t>商業影響</w:t>
       </w:r>
       <w:r>
-        <w:t>：關鍵漏損是看不見的折扣外溢</w:t>
+        <w:t>的關鍵漏損在看不見的折扣外溢</w:t>
       </w:r>
       <w:r>
         <w:t>——</w:t>
@@ -2994,25 +2995,7 @@
         <w:t xml:space="preserve"> 4.2 </w:t>
       </w:r>
       <w:r>
-        <w:t>倍（未計通話費）。看得見的通話成本一輪約</w:t>
-      </w:r>
-      <w:r>
-        <w:t xml:space="preserve"> A$62,905</w:t>
-      </w:r>
-      <w:r>
-        <w:t>，</w:t>
-      </w:r>
-      <w:r>
-        <w:t xml:space="preserve">74.8% </w:t>
-      </w:r>
-      <w:r>
-        <w:t>花在未成交電話（圖</w:t>
-      </w:r>
-      <w:r>
-        <w:t xml:space="preserve"> 1</w:t>
-      </w:r>
-      <w:r>
-        <w:t>）；多餘的來電也打擾客戶、引來客訴並佔用通話產能。</w:t>
+        <w:t>倍（未計通話費）。</w:t>
       </w:r>
     </w:p>
     <w:p>
@@ -3149,7 +3132,7 @@
           <w:noProof/>
         </w:rPr>
         <w:drawing>
-          <wp:inline distT="0" distB="0" distL="0" distR="0" wp14:anchorId="2EDDDD27" wp14:editId="1079F4B7">
+          <wp:inline distT="0" distB="0" distL="0" distR="0" wp14:anchorId="7D052C5E" wp14:editId="4A84102D">
             <wp:extent cx="5688000" cy="4036645"/>
             <wp:effectExtent l="0" t="0" r="0" b="0"/>
             <wp:docPr id="1" name="Picture 1"/>
@@ -3257,7 +3240,7 @@
       <w:pPr>
         <w:pStyle w:val="1"/>
       </w:pPr>
-      <w:bookmarkStart w:id="2" w:name="_Toc241868936"/>
+      <w:bookmarkStart w:id="2" w:name="_Toc241871946"/>
       <w:r>
         <w:rPr>
           <w:rFonts w:ascii="Times New Roman" w:eastAsia="新細明體" w:hAnsi="Times New Roman" w:cs="Times New Roman"/>
@@ -3290,7 +3273,55 @@
         <w:t>supervised binary classification</w:t>
       </w:r>
       <w:r>
-        <w:t>），而非迴歸：模型輸出接受機率，依此排出外撥順序。</w:t>
+        <w:t>）而非迴歸</w:t>
+      </w:r>
+      <w:r>
+        <w:t>——</w:t>
+      </w:r>
+      <w:r>
+        <w:t>模型輸出接受機率，依此排出外撥順序。</w:t>
+      </w:r>
+      <w:r>
+        <w:t xml:space="preserve">ML </w:t>
+      </w:r>
+      <w:r>
+        <w:t>至少要勝過簡單規則：以手機聯絡的客戶轉換率</w:t>
+      </w:r>
+      <w:r>
+        <w:t xml:space="preserve"> 16.6%</w:t>
+      </w:r>
+      <w:r>
+        <w:t>，高於隨機外撥的</w:t>
+      </w:r>
+      <w:r>
+        <w:t xml:space="preserve"> 13.04%</w:t>
+      </w:r>
+      <w:r>
+        <w:t>，惟部分來自月份組成，只當保守的第二基準；即使只看手機客戶，前次行銷成功者轉換率</w:t>
+      </w:r>
+      <w:r>
+        <w:t xml:space="preserve"> 67.2%</w:t>
+      </w:r>
+      <w:r>
+        <w:t>，無紀錄者僅</w:t>
+      </w:r>
+      <w:r>
+        <w:t xml:space="preserve"> 13.1%</w:t>
+      </w:r>
+      <w:r>
+        <w:t>；規則漏掉其他變數。評分卡權重靠經驗，</w:t>
+      </w:r>
+      <w:r>
+        <w:t xml:space="preserve">ML </w:t>
+      </w:r>
+      <w:r>
+        <w:t>則從試點學權重（表</w:t>
+      </w:r>
+      <w:r>
+        <w:t xml:space="preserve"> 2</w:t>
+      </w:r>
+      <w:r>
+        <w:t>）。</w:t>
       </w:r>
     </w:p>
     <w:p>
@@ -3298,96 +3329,49 @@
         <w:spacing w:after="0" w:line="480" w:lineRule="auto"/>
       </w:pPr>
       <w:r>
-        <w:t xml:space="preserve">ML </w:t>
-      </w:r>
-      <w:r>
-        <w:t>至少要勝過簡單規則：以手機聯絡的客戶轉換率</w:t>
-      </w:r>
-      <w:r>
-        <w:t xml:space="preserve"> 16.6%</w:t>
-      </w:r>
-      <w:r>
-        <w:t>，高於隨機外撥的</w:t>
-      </w:r>
-      <w:r>
-        <w:t xml:space="preserve"> 13.04%</w:t>
-      </w:r>
-      <w:r>
-        <w:t>，但部分來自月份組成，只當保守的第二基準。即使只看手機客戶，前次行銷成功者轉換率</w:t>
-      </w:r>
-      <w:r>
-        <w:t xml:space="preserve"> 67.2%</w:t>
-      </w:r>
-      <w:r>
-        <w:t>，無紀錄者僅</w:t>
-      </w:r>
-      <w:r>
-        <w:t xml:space="preserve"> 13.1%</w:t>
-      </w:r>
-      <w:r>
-        <w:t>；規則漏掉其他變數，評分卡權重靠經驗，</w:t>
-      </w:r>
-      <w:r>
-        <w:t xml:space="preserve">ML </w:t>
-      </w:r>
-      <w:r>
-        <w:t>從試點學權重（表</w:t>
+        <w:t>本提案分兩步，先以試點建立接受機率模型，惟機率最高者（如前次成功者）不打也多半會買，只排機率可能加重折扣外溢。現在排不了增量（試點無客戶編號、兩組組成不同，</w:t>
+      </w:r>
+      <w:r>
+        <w:t>3.2</w:t>
+      </w:r>
+      <w:r>
+        <w:t>），故仍先做第一步：此步不需新硬體，轉換率達</w:t>
+      </w:r>
+      <w:r>
+        <w:t xml:space="preserve"> 18% </w:t>
+      </w:r>
+      <w:r>
+        <w:t>時每輪約省</w:t>
+      </w:r>
+      <w:r>
+        <w:t xml:space="preserve"> A$14,900 </w:t>
+      </w:r>
+      <w:r>
+        <w:t>通話費，並累積第二步的對照資料。外溢比例若升逾約</w:t>
+      </w:r>
+      <w:r>
+        <w:t xml:space="preserve"> 9 </w:t>
+      </w:r>
+      <w:r>
+        <w:t>個百分點就抵掉節省，故</w:t>
+      </w:r>
+      <w:r>
+        <w:t xml:space="preserve"> A/B </w:t>
+      </w:r>
+      <w:r>
+        <w:t>以淨值把關（表</w:t>
+      </w:r>
+      <w:r>
+        <w:t xml:space="preserve"> 2 </w:t>
+      </w:r>
+      <w:r>
+        <w:t>註</w:t>
       </w:r>
       <w:r>
         <w:t xml:space="preserve"> 2</w:t>
       </w:r>
       <w:r>
-        <w:t>）。</w:t>
-      </w:r>
-    </w:p>
-    <w:p>
-      <w:pPr>
-        <w:spacing w:after="0" w:line="480" w:lineRule="auto"/>
-      </w:pPr>
-      <w:r>
-        <w:t>方案分兩步：先以試點建立接受機率模型；但機率最高者（如前次成功者）不打也多半會買，只排機率可能加重折扣外溢。仍先做第一步，因為現在排不了增量（試點無客戶編號、兩組組成不同，</w:t>
-      </w:r>
-      <w:r>
-        <w:t>3.2</w:t>
-      </w:r>
-      <w:r>
-        <w:t>）；第一步不需新硬體，轉換率達</w:t>
-      </w:r>
-      <w:r>
-        <w:t xml:space="preserve"> 18% </w:t>
-      </w:r>
-      <w:r>
-        <w:t>時每輪約省</w:t>
-      </w:r>
-      <w:r>
-        <w:t xml:space="preserve"> A$14,900 </w:t>
-      </w:r>
-      <w:r>
-        <w:t>通話費，並累積第二步的對照資料。外溢比例若升逾約</w:t>
-      </w:r>
-      <w:r>
-        <w:t xml:space="preserve"> 9 </w:t>
-      </w:r>
-      <w:r>
-        <w:t>個百分點就抵掉節省，故</w:t>
-      </w:r>
-      <w:r>
-        <w:t xml:space="preserve"> A/B </w:t>
-      </w:r>
-      <w:r>
-        <w:t>以淨值把關（表</w:t>
-      </w:r>
-      <w:r>
-        <w:t xml:space="preserve"> 2 </w:t>
-      </w:r>
-      <w:r>
-        <w:t>註</w:t>
-      </w:r>
-      <w:r>
-        <w:t xml:space="preserve"> 2</w:t>
-      </w:r>
-      <w:r>
-        <w:t>）。五大要求見表</w:t>
+        <w:t>）；五大要求見表</w:t>
       </w:r>
       <w:r>
         <w:t xml:space="preserve"> 3</w:t>
@@ -4384,6 +4368,7 @@
           <w:color w:val="333333"/>
           <w:sz w:val="20"/>
         </w:rPr>
+        <w:lastRenderedPageBreak/>
         <w:t>註</w:t>
       </w:r>
       <w:r>
@@ -5948,7 +5933,7 @@
       <w:pPr>
         <w:pStyle w:val="1"/>
       </w:pPr>
-      <w:bookmarkStart w:id="3" w:name="_Toc241868937"/>
+      <w:bookmarkStart w:id="3" w:name="_Toc241871947"/>
       <w:r>
         <w:rPr>
           <w:rFonts w:ascii="Times New Roman" w:eastAsia="新細明體" w:hAnsi="Times New Roman" w:cs="Times New Roman"/>
@@ -5968,13 +5953,13 @@
         <w:spacing w:after="0" w:line="480" w:lineRule="auto"/>
       </w:pPr>
       <w:r>
-        <w:t>本專案依</w:t>
+        <w:t>本提案依</w:t>
       </w:r>
       <w:r>
         <w:t xml:space="preserve"> CRISP-ML(Q) </w:t>
       </w:r>
       <w:r>
-        <w:t>推進：每階段設品質關卡，未通過就回到對應階段修正（</w:t>
+        <w:t>規劃，每階段設品質關卡，未通過就回到對應階段修正（</w:t>
       </w:r>
       <w:r>
         <w:t>Studer et al., 2021</w:t>
@@ -5987,7 +5972,7 @@
       <w:pPr>
         <w:pStyle w:val="21"/>
       </w:pPr>
-      <w:bookmarkStart w:id="4" w:name="_Toc241868938"/>
+      <w:bookmarkStart w:id="4" w:name="_Toc241871948"/>
       <w:r>
         <w:rPr>
           <w:rFonts w:ascii="Times New Roman" w:eastAsia="新細明體" w:hAnsi="Times New Roman" w:cs="Times New Roman"/>
@@ -6015,6 +6000,78 @@
       <w:r>
         <w:t>：每個外撥日前交付依產能截斷的排序名單，附分數、入選原因與隨機對照組標記，並排除拒接行銷名單。</w:t>
       </w:r>
+      <w:r>
+        <w:rPr>
+          <w:b/>
+        </w:rPr>
+        <w:t>產品商業價值</w:t>
+      </w:r>
+      <w:r>
+        <w:t>：把有限電話與優惠留給打了才會買的客戶，以式</w:t>
+      </w:r>
+      <w:r>
+        <w:t xml:space="preserve"> 1 </w:t>
+      </w:r>
+      <w:r>
+        <w:t>淨值衡量（表</w:t>
+      </w:r>
+      <w:r>
+        <w:t xml:space="preserve"> 4 ⑤</w:t>
+      </w:r>
+      <w:r>
+        <w:t>）；同樣</w:t>
+      </w:r>
+      <w:r>
+        <w:t xml:space="preserve"> 2,300 </w:t>
+      </w:r>
+      <w:r>
+        <w:t>筆成交、轉換率</w:t>
+      </w:r>
+      <w:r>
+        <w:t xml:space="preserve"> 18% </w:t>
+      </w:r>
+      <w:r>
+        <w:t>時，每輪通話成本約省</w:t>
+      </w:r>
+      <w:r>
+        <w:t xml:space="preserve"> A$14,900</w:t>
+      </w:r>
+      <w:r>
+        <w:t>。</w:t>
+      </w:r>
+      <w:r>
+        <w:rPr>
+          <w:b/>
+        </w:rPr>
+        <w:t>成功標準</w:t>
+      </w:r>
+      <w:r>
+        <w:t>：分業務與</w:t>
+      </w:r>
+      <w:r>
+        <w:t xml:space="preserve"> ML </w:t>
+      </w:r>
+      <w:r>
+        <w:t>兩層（表</w:t>
+      </w:r>
+      <w:r>
+        <w:t xml:space="preserve"> 4</w:t>
+      </w:r>
+      <w:r>
+        <w:t>）；在</w:t>
+      </w:r>
+      <w:r>
+        <w:t xml:space="preserve"> 2:1 </w:t>
+      </w:r>
+      <w:r>
+        <w:t>假設下，最貴的錯誤是打給本來就會買的人（表</w:t>
+      </w:r>
+      <w:r>
+        <w:t xml:space="preserve"> 4 </w:t>
+      </w:r>
+      <w:r>
+        <w:t>註）。</w:t>
+      </w:r>
     </w:p>
     <w:p>
       <w:pPr>
@@ -6024,98 +6081,25 @@
         <w:rPr>
           <w:b/>
         </w:rPr>
-        <w:t>產品商業價值</w:t>
-      </w:r>
-      <w:r>
-        <w:t>：把有限電話與優惠留給打了才會買的客戶，以式</w:t>
-      </w:r>
-      <w:r>
-        <w:t xml:space="preserve"> 1 </w:t>
-      </w:r>
-      <w:r>
-        <w:t>淨值衡量（表</w:t>
-      </w:r>
-      <w:r>
-        <w:t xml:space="preserve"> 4 ⑤</w:t>
-      </w:r>
-      <w:r>
-        <w:t>）；同樣</w:t>
-      </w:r>
-      <w:r>
-        <w:t xml:space="preserve"> 2,300 </w:t>
-      </w:r>
-      <w:r>
-        <w:t>筆成交、轉換率</w:t>
-      </w:r>
-      <w:r>
-        <w:t xml:space="preserve"> 18% </w:t>
-      </w:r>
-      <w:r>
-        <w:t>時，每輪通話成本約省</w:t>
-      </w:r>
-      <w:r>
-        <w:t xml:space="preserve"> A$14,900</w:t>
-      </w:r>
-      <w:r>
-        <w:t>。</w:t>
-      </w:r>
-    </w:p>
-    <w:p>
-      <w:pPr>
-        <w:spacing w:after="0" w:line="480" w:lineRule="auto"/>
-      </w:pPr>
+        <w:t>可行性</w:t>
+      </w:r>
+      <w:r>
+        <w:t>：已有概念驗證模型，惟上線版須以撥號前欄位重建；預計沿用現有伺服器與人力。</w:t>
+      </w:r>
       <w:r>
         <w:rPr>
           <w:b/>
         </w:rPr>
-        <w:t>成功標準</w:t>
-      </w:r>
-      <w:r>
-        <w:t>：分業務與</w:t>
-      </w:r>
-      <w:r>
-        <w:t xml:space="preserve"> ML </w:t>
-      </w:r>
-      <w:r>
-        <w:t>兩層（表</w:t>
-      </w:r>
-      <w:r>
-        <w:t xml:space="preserve"> 4</w:t>
-      </w:r>
-      <w:r>
-        <w:t>）；在</w:t>
-      </w:r>
-      <w:r>
-        <w:t xml:space="preserve"> 2:1 </w:t>
-      </w:r>
-      <w:r>
-        <w:t>假設下，最貴的錯誤是打給本來就會買的人（表</w:t>
-      </w:r>
-      <w:r>
-        <w:t xml:space="preserve"> 4 </w:t>
-      </w:r>
-      <w:r>
-        <w:t>註）。</w:t>
-      </w:r>
-    </w:p>
-    <w:p>
-      <w:pPr>
-        <w:spacing w:after="0" w:line="480" w:lineRule="auto"/>
-      </w:pPr>
-      <w:r>
-        <w:rPr>
-          <w:b/>
-        </w:rPr>
-        <w:t>可行性、合規與計畫</w:t>
-      </w:r>
-      <w:r>
-        <w:t>：已有概念驗證模型，上線版須以撥號前欄位重建；預計沿用現有伺服器與人力，</w:t>
+        <w:t>合規與計畫</w:t>
+      </w:r>
+      <w:r>
+        <w:t>：</w:t>
       </w:r>
       <w:r>
         <w:t xml:space="preserve">12 </w:t>
       </w:r>
       <w:r>
-        <w:t>週內驗證。年齡、婚姻狀態能否用於評分先由法遵確認；第</w:t>
+        <w:t>週內驗證；年齡、婚姻狀態能否用於評分先由法遵確認，第</w:t>
       </w:r>
       <w:r>
         <w:t xml:space="preserve"> 12 </w:t>
@@ -8211,7 +8195,7 @@
       <w:pPr>
         <w:pStyle w:val="21"/>
       </w:pPr>
-      <w:bookmarkStart w:id="5" w:name="_Toc241868939"/>
+      <w:bookmarkStart w:id="5" w:name="_Toc241871949"/>
       <w:r>
         <w:rPr>
           <w:rFonts w:ascii="Times New Roman" w:eastAsia="新細明體" w:hAnsi="Times New Roman" w:cs="Times New Roman"/>
@@ -8237,13 +8221,8 @@
         <w:t>資料需求</w:t>
       </w:r>
       <w:r>
-        <w:t>：撥號前客戶屬性、分組與結果都有，但缺客戶編號、外撥日期與觀察期。</w:t>
-      </w:r>
-    </w:p>
-    <w:p>
-      <w:pPr>
-        <w:spacing w:after="0" w:line="480" w:lineRule="auto"/>
-      </w:pPr>
+        <w:t>：撥號前客戶屬性、分組與結果都有，缺客戶編號、外撥日期與觀察期。</w:t>
+      </w:r>
       <w:r>
         <w:rPr>
           <w:b/>
@@ -8266,7 +8245,7 @@
         <w:t>data profile</w:t>
       </w:r>
       <w:r>
-        <w:t>）見表</w:t>
+        <w:t>）：見表</w:t>
       </w:r>
       <w:r>
         <w:t xml:space="preserve"> 5</w:t>
@@ -8274,11 +8253,6 @@
       <w:r>
         <w:t>；通話時長要通話後才知道。</w:t>
       </w:r>
-    </w:p>
-    <w:p>
-      <w:pPr>
-        <w:spacing w:after="0" w:line="480" w:lineRule="auto"/>
-      </w:pPr>
       <w:r>
         <w:rPr>
           <w:b/>
@@ -8304,13 +8278,13 @@
         <w:t xml:space="preserve"> 2.8%</w:t>
       </w:r>
       <w:r>
-        <w:t>，這群人不打也有六成會買；另有</w:t>
+        <w:t>，這群人不打也有六成會買，此差異會墊高增量；另有</w:t>
       </w:r>
       <w:r>
         <w:t xml:space="preserve"> 5,750 </w:t>
       </w:r>
       <w:r>
-        <w:t>列完全相同又無客戶編號。前者會墊高增量，後者須補客戶編號重算。取不到編號或日期就延後，回</w:t>
+        <w:t>列完全相同又無客戶編號，須補客戶編號重算。取不到編號或日期就延後，回</w:t>
       </w:r>
       <w:r>
         <w:t xml:space="preserve"> 3.1 </w:t>
@@ -10484,7 +10458,7 @@
       <w:pPr>
         <w:pStyle w:val="21"/>
       </w:pPr>
-      <w:bookmarkStart w:id="6" w:name="_Toc241868940"/>
+      <w:bookmarkStart w:id="6" w:name="_Toc241871950"/>
       <w:r>
         <w:rPr>
           <w:rFonts w:ascii="Times New Roman" w:eastAsia="新細明體" w:hAnsi="Times New Roman" w:cs="Times New Roman"/>
@@ -10521,11 +10495,6 @@
       <w:r>
         <w:t>：對照組空值補「不適用」、不刪列。</w:t>
       </w:r>
-    </w:p>
-    <w:p>
-      <w:pPr>
-        <w:spacing w:after="0" w:line="480" w:lineRule="auto"/>
-      </w:pPr>
       <w:r>
         <w:rPr>
           <w:b/>
@@ -10533,22 +10502,22 @@
         <w:t>資料建構</w:t>
       </w:r>
       <w:r>
-        <w:t>：只衍生撥號前可得的欄位，不足就回</w:t>
+        <w:t>：只衍生撥號前可得的特徵，不足就回</w:t>
       </w:r>
       <w:r>
         <w:t xml:space="preserve"> 3.2 </w:t>
       </w:r>
       <w:r>
-        <w:t>補收資料；</w:t>
+        <w:t>補收資料。</w:t>
       </w:r>
       <w:r>
         <w:rPr>
           <w:b/>
         </w:rPr>
-        <w:t>資料標準化</w:t>
-      </w:r>
-      <w:r>
-        <w:t>等前處理只在訓練資料擬合（表</w:t>
+        <w:t>標準化</w:t>
+      </w:r>
+      <w:r>
+        <w:t>：連同其他前處理只在訓練資料擬合（表</w:t>
       </w:r>
       <w:r>
         <w:t xml:space="preserve"> 6</w:t>
@@ -11451,7 +11420,7 @@
       <w:pPr>
         <w:pStyle w:val="21"/>
       </w:pPr>
-      <w:bookmarkStart w:id="7" w:name="_Toc241868941"/>
+      <w:bookmarkStart w:id="7" w:name="_Toc241871951"/>
       <w:r>
         <w:rPr>
           <w:rFonts w:ascii="Times New Roman" w:eastAsia="新細明體" w:hAnsi="Times New Roman" w:cs="Times New Roman"/>
@@ -11477,13 +11446,13 @@
         <w:t>模型選擇</w:t>
       </w:r>
       <w:r>
-        <w:t>：邏輯迴歸（</w:t>
+        <w:t>：以邏輯迴歸（</w:t>
       </w:r>
       <w:r>
         <w:t>logistic regression</w:t>
       </w:r>
       <w:r>
-        <w:t>）為基準；隨機森林（</w:t>
+        <w:t>）為基準，隨機森林（</w:t>
       </w:r>
       <w:r>
         <w:t>random forest</w:t>
@@ -11503,11 +11472,6 @@
       <w:r>
         <w:t>）。</w:t>
       </w:r>
-    </w:p>
-    <w:p>
-      <w:pPr>
-        <w:spacing w:after="0" w:line="480" w:lineRule="auto"/>
-      </w:pPr>
       <w:r>
         <w:rPr>
           <w:b/>
@@ -11515,19 +11479,14 @@
         <w:t>模型訓練</w:t>
       </w:r>
       <w:r>
-        <w:t>：成交僅約</w:t>
-      </w:r>
-      <w:r>
-        <w:t xml:space="preserve"> 13%</w:t>
-      </w:r>
-      <w:r>
-        <w:t>，採類別加權；調參只用驗證折，測試資料只用一次。</w:t>
-      </w:r>
-    </w:p>
-    <w:p>
-      <w:pPr>
-        <w:spacing w:after="0" w:line="480" w:lineRule="auto"/>
-      </w:pPr>
+        <w:t>：因成交僅約</w:t>
+      </w:r>
+      <w:r>
+        <w:t xml:space="preserve"> 13% </w:t>
+      </w:r>
+      <w:r>
+        <w:t>而採類別加權；調參只用驗證折，測試資料只用一次。</w:t>
+      </w:r>
       <w:r>
         <w:rPr>
           <w:b/>
@@ -11547,21 +11506,7 @@
         <w:t xml:space="preserve"> 1</w:t>
       </w:r>
       <w:r>
-        <w:t>），可重現、可追溯。</w:t>
-      </w:r>
-    </w:p>
-    <w:p>
-      <w:pPr>
-        <w:spacing w:after="0" w:line="480" w:lineRule="auto"/>
-      </w:pPr>
-      <w:r>
-        <w:rPr>
-          <w:b/>
-        </w:rPr>
-        <w:t>回到哪一階段</w:t>
-      </w:r>
-      <w:r>
-        <w:t>：若都輸給同期手機規則組，回</w:t>
+        <w:t>），可重現、可追溯。若都輸給同期手機規則組，則回</w:t>
       </w:r>
       <w:r>
         <w:t xml:space="preserve"> 3.3 </w:t>
@@ -12535,7 +12480,7 @@
       <w:pPr>
         <w:pStyle w:val="21"/>
       </w:pPr>
-      <w:bookmarkStart w:id="8" w:name="_Toc241868942"/>
+      <w:bookmarkStart w:id="8" w:name="_Toc241871952"/>
       <w:r>
         <w:rPr>
           <w:rFonts w:ascii="Times New Roman" w:eastAsia="新細明體" w:hAnsi="Times New Roman" w:cs="Times New Roman"/>
@@ -12561,7 +12506,7 @@
         <w:t>效能指標</w:t>
       </w:r>
       <w:r>
-        <w:t>：全猜「不成交」準確率就有</w:t>
+        <w:t>：全猜「不成交」，準確率就有</w:t>
       </w:r>
       <w:r>
         <w:t xml:space="preserve"> 88.7%</w:t>
@@ -12581,11 +12526,6 @@
       <w:r>
         <w:t>含通話時長，只當樂觀參考。</w:t>
       </w:r>
-    </w:p>
-    <w:p>
-      <w:pPr>
-        <w:spacing w:after="0" w:line="480" w:lineRule="auto"/>
-      </w:pPr>
       <w:r>
         <w:rPr>
           <w:b/>
@@ -12593,27 +12533,13 @@
         <w:t>上線硬門檻</w:t>
       </w:r>
       <w:r>
-        <w:t>：名單轉換率高於、淨值不低於同期手機規則組，且增量為正；其他面向見表</w:t>
+        <w:t>為名單轉換率高於、淨值不低於同期手機規則組，且增量為正，其他面向見表</w:t>
       </w:r>
       <w:r>
         <w:t xml:space="preserve"> 8</w:t>
       </w:r>
       <w:r>
-        <w:t>。</w:t>
-      </w:r>
-    </w:p>
-    <w:p>
-      <w:pPr>
-        <w:spacing w:after="0" w:line="480" w:lineRule="auto"/>
-      </w:pPr>
-      <w:r>
-        <w:rPr>
-          <w:b/>
-        </w:rPr>
-        <w:t>回到哪一階段</w:t>
-      </w:r>
-      <w:r>
-        <w:t>：召回率（</w:t>
+        <w:t>。召回率（</w:t>
       </w:r>
       <w:r>
         <w:t>recall</w:t>
@@ -12625,7 +12551,7 @@
         <w:t xml:space="preserve"> 3.3 </w:t>
       </w:r>
       <w:r>
-        <w:t>補特徵或</w:t>
+        <w:t>補特徵，或回</w:t>
       </w:r>
       <w:r>
         <w:t xml:space="preserve"> 3.1 </w:t>
@@ -13572,7 +13498,7 @@
       <w:pPr>
         <w:pStyle w:val="21"/>
       </w:pPr>
-      <w:bookmarkStart w:id="9" w:name="_Toc241868943"/>
+      <w:bookmarkStart w:id="9" w:name="_Toc241871953"/>
       <w:r>
         <w:rPr>
           <w:rFonts w:ascii="Times New Roman" w:eastAsia="新細明體" w:hAnsi="Times New Roman" w:cs="Times New Roman"/>
@@ -13598,13 +13524,13 @@
         <w:t>部署方式</w:t>
       </w:r>
       <w:r>
-        <w:t>：離線批次評分（</w:t>
+        <w:t>採離線批次評分（</w:t>
       </w:r>
       <w:r>
         <w:t>batch scoring</w:t>
       </w:r>
       <w:r>
-        <w:t>），外撥日前產出名單，不需即時；平台與安全見表</w:t>
+        <w:t>），外撥日前產出名單，不需即時；平台、安全見表</w:t>
       </w:r>
       <w:r>
         <w:t xml:space="preserve"> 3</w:t>
@@ -13612,11 +13538,6 @@
       <w:r>
         <w:t>。</w:t>
       </w:r>
-    </w:p>
-    <w:p>
-      <w:pPr>
-        <w:spacing w:after="0" w:line="480" w:lineRule="auto"/>
-      </w:pPr>
       <w:r>
         <w:rPr>
           <w:b/>
@@ -13630,7 +13551,7 @@
         <w:t xml:space="preserve"> 9 </w:t>
       </w:r>
       <w:r>
-        <w:t>分階段上線；影子模式兼客服試用，</w:t>
+        <w:t>分階段上線，影子模式兼客服試用，</w:t>
       </w:r>
       <w:r>
         <w:t xml:space="preserve">A/B </w:t>
@@ -13638,11 +13559,6 @@
       <w:r>
         <w:t>試點即線上模型驗證，未過關即停。</w:t>
       </w:r>
-    </w:p>
-    <w:p>
-      <w:pPr>
-        <w:spacing w:after="0" w:line="480" w:lineRule="auto"/>
-      </w:pPr>
       <w:r>
         <w:rPr>
           <w:b/>
@@ -13650,7 +13566,7 @@
         <w:t>常設隨機對照組</w:t>
       </w:r>
       <w:r>
-        <w:t>：每輪保留</w:t>
+        <w:t>每輪保留</w:t>
       </w:r>
       <w:r>
         <w:t xml:space="preserve"> 5–10% </w:t>
@@ -15345,58 +15261,56 @@
           <w:color w:val="333333"/>
           <w:sz w:val="20"/>
         </w:rPr>
-        <w:t>風險</w:t>
-      </w:r>
-      <w:r>
-        <w:rPr>
-          <w:b/>
+        <w:t>風險與對策</w:t>
+      </w:r>
+      <w:r>
+        <w:rPr>
           <w:color w:val="333333"/>
           <w:sz w:val="20"/>
         </w:rPr>
-        <w:t xml:space="preserve"> → </w:t>
-      </w:r>
-      <w:r>
-        <w:rPr>
-          <w:b/>
+        <w:t>：增量可能被高估，故補客戶編號與日期，並以常設對照組重新量增量；通話時長通話後才知道，上線版因此以撥號前欄位重建，</w:t>
+      </w:r>
+      <w:r>
+        <w:rPr>
           <w:color w:val="333333"/>
           <w:sz w:val="20"/>
         </w:rPr>
-        <w:t>對策</w:t>
+        <w:t xml:space="preserve">AUC </w:t>
       </w:r>
       <w:r>
         <w:rPr>
           <w:color w:val="333333"/>
           <w:sz w:val="20"/>
         </w:rPr>
-        <w:t>：增量可能被高估</w:t>
+        <w:t>未達</w:t>
       </w:r>
       <w:r>
         <w:rPr>
           <w:color w:val="333333"/>
           <w:sz w:val="20"/>
         </w:rPr>
-        <w:t xml:space="preserve"> → </w:t>
+        <w:t xml:space="preserve"> 0.75 </w:t>
       </w:r>
       <w:r>
         <w:rPr>
           <w:color w:val="333333"/>
           <w:sz w:val="20"/>
         </w:rPr>
-        <w:t>補客戶編號與日期，以常設對照組重新量增量｜通話時長通話後才知道</w:t>
+        <w:t>即停在離線回測、不進影子模式。公平性由表</w:t>
       </w:r>
       <w:r>
         <w:rPr>
           <w:color w:val="333333"/>
           <w:sz w:val="20"/>
         </w:rPr>
-        <w:t xml:space="preserve"> → </w:t>
+        <w:t xml:space="preserve"> 4 </w:t>
       </w:r>
       <w:r>
         <w:rPr>
           <w:color w:val="333333"/>
           <w:sz w:val="20"/>
         </w:rPr>
-        <w:t>以撥號前欄位重建，上線版</w:t>
+        <w:t>分群門檻（各群</w:t>
       </w:r>
       <w:r>
         <w:rPr>
@@ -15410,84 +15324,28 @@
           <w:color w:val="333333"/>
           <w:sz w:val="20"/>
         </w:rPr>
-        <w:t>未達</w:t>
+        <w:t>差</w:t>
       </w:r>
       <w:r>
         <w:rPr>
           <w:color w:val="333333"/>
           <w:sz w:val="20"/>
         </w:rPr>
-        <w:t xml:space="preserve"> 0.75 </w:t>
+        <w:t xml:space="preserve"> ≤ 0.05</w:t>
       </w:r>
       <w:r>
         <w:rPr>
           <w:color w:val="333333"/>
           <w:sz w:val="20"/>
         </w:rPr>
-        <w:t>就停在離線回測、不進影子模式｜公平性</w:t>
+        <w:t>）與法遵逐批複核把關；第一步可能加重折扣外溢，則由</w:t>
       </w:r>
       <w:r>
         <w:rPr>
           <w:color w:val="333333"/>
           <w:sz w:val="20"/>
         </w:rPr>
-        <w:t xml:space="preserve"> → </w:t>
-      </w:r>
-      <w:r>
-        <w:rPr>
-          <w:color w:val="333333"/>
-          <w:sz w:val="20"/>
-        </w:rPr>
-        <w:t>表</w:t>
-      </w:r>
-      <w:r>
-        <w:rPr>
-          <w:color w:val="333333"/>
-          <w:sz w:val="20"/>
-        </w:rPr>
-        <w:t xml:space="preserve"> 4 </w:t>
-      </w:r>
-      <w:r>
-        <w:rPr>
-          <w:color w:val="333333"/>
-          <w:sz w:val="20"/>
-        </w:rPr>
-        <w:t>分群門檻（各群</w:t>
-      </w:r>
-      <w:r>
-        <w:rPr>
-          <w:color w:val="333333"/>
-          <w:sz w:val="20"/>
-        </w:rPr>
-        <w:t xml:space="preserve"> AUC </w:t>
-      </w:r>
-      <w:r>
-        <w:rPr>
-          <w:color w:val="333333"/>
-          <w:sz w:val="20"/>
-        </w:rPr>
-        <w:t>差</w:t>
-      </w:r>
-      <w:r>
-        <w:rPr>
-          <w:color w:val="333333"/>
-          <w:sz w:val="20"/>
-        </w:rPr>
-        <w:t xml:space="preserve"> ≤ 0.05</w:t>
-      </w:r>
-      <w:r>
-        <w:rPr>
-          <w:color w:val="333333"/>
-          <w:sz w:val="20"/>
-        </w:rPr>
-        <w:t>）＋法遵逐批複核｜第一步可能加重折扣外溢</w:t>
-      </w:r>
-      <w:r>
-        <w:rPr>
-          <w:color w:val="333333"/>
-          <w:sz w:val="20"/>
-        </w:rPr>
-        <w:t xml:space="preserve"> → A/B </w:t>
+        <w:t xml:space="preserve"> A/B </w:t>
       </w:r>
       <w:r>
         <w:rPr>
@@ -15515,7 +15373,7 @@
       <w:pPr>
         <w:pStyle w:val="21"/>
       </w:pPr>
-      <w:bookmarkStart w:id="10" w:name="_Toc241868944"/>
+      <w:bookmarkStart w:id="10" w:name="_Toc241871954"/>
       <w:r>
         <w:rPr>
           <w:rFonts w:ascii="Times New Roman" w:eastAsia="新細明體" w:hAnsi="Times New Roman" w:cs="Times New Roman"/>
@@ -15555,11 +15413,6 @@
       <w:r>
         <w:t>）如對手推出低利率卡，外撥後才知道。</w:t>
       </w:r>
-    </w:p>
-    <w:p>
-      <w:pPr>
-        <w:spacing w:after="0" w:line="480" w:lineRule="auto"/>
-      </w:pPr>
       <w:r>
         <w:rPr>
           <w:b/>
@@ -15573,13 +15426,8 @@
         <w:t xml:space="preserve"> 10 </w:t>
       </w:r>
       <w:r>
-        <w:t>觸發重訓，勝過現行版才替換。</w:t>
-      </w:r>
-    </w:p>
-    <w:p>
-      <w:pPr>
-        <w:spacing w:after="0" w:line="480" w:lineRule="auto"/>
-      </w:pPr>
+        <w:t>觸發重訓，新版勝過現行版才替換。</w:t>
+      </w:r>
       <w:r>
         <w:rPr>
           <w:b/>
@@ -15587,7 +15435,7 @@
         <w:t>資格標準變更</w:t>
       </w:r>
       <w:r>
-        <w:t>：新客群超出訓練母體，必須重驗</w:t>
+        <w:t>時，新客群超出訓練母體，必須重驗</w:t>
       </w:r>
       <w:r>
         <w:t>——</w:t>
@@ -16950,7 +16798,7 @@
       <w:pPr>
         <w:pStyle w:val="1"/>
       </w:pPr>
-      <w:bookmarkStart w:id="11" w:name="_Toc241868945"/>
+      <w:bookmarkStart w:id="11" w:name="_Toc241871955"/>
       <w:r>
         <w:rPr>
           <w:rFonts w:ascii="Times New Roman" w:eastAsia="新細明體" w:hAnsi="Times New Roman" w:cs="Times New Roman"/>
@@ -16977,7 +16825,7 @@
           <w:noProof/>
         </w:rPr>
         <w:drawing>
-          <wp:inline distT="0" distB="0" distL="0" distR="0" wp14:anchorId="31ADD843" wp14:editId="754E5CA0">
+          <wp:inline distT="0" distB="0" distL="0" distR="0" wp14:anchorId="476D7C44" wp14:editId="4E452873">
             <wp:extent cx="5328000" cy="6960774"/>
             <wp:effectExtent l="0" t="0" r="0" b="0"/>
             <wp:docPr id="2" name="Picture 2"/>
@@ -17116,50 +16964,65 @@
         <w:spacing w:after="0" w:line="480" w:lineRule="auto"/>
       </w:pPr>
       <w:r>
+        <w:lastRenderedPageBreak/>
+        <w:t>現況為</w:t>
+      </w:r>
+      <w:r>
+        <w:t xml:space="preserve"> Level 0 </w:t>
+      </w:r>
+      <w:r>
+        <w:t>手動流程，本提案建議升到</w:t>
+      </w:r>
+      <w:r>
+        <w:t xml:space="preserve"> Level 1 </w:t>
+      </w:r>
+      <w:r>
+        <w:t>持續訓練（</w:t>
+      </w:r>
+      <w:r>
+        <w:t>continuous training</w:t>
+      </w:r>
+      <w:r>
+        <w:t>），自動執行第</w:t>
+      </w:r>
+      <w:r>
+        <w:t xml:space="preserve"> 3 </w:t>
+      </w:r>
+      <w:r>
+        <w:t>節整條流程（</w:t>
+      </w:r>
+      <w:r>
+        <w:t>pipeline</w:t>
+      </w:r>
+      <w:r>
+        <w:t>，圖</w:t>
+      </w:r>
+      <w:r>
+        <w:t xml:space="preserve"> 2</w:t>
+      </w:r>
+      <w:r>
+        <w:t>）</w:t>
+      </w:r>
+      <w:r>
+        <w:t>——</w:t>
+      </w:r>
+      <w:r>
+        <w:t>每輪都有新標籤，客群亦會變。</w:t>
+      </w:r>
+      <w:r>
         <w:rPr>
           <w:b/>
         </w:rPr>
-        <w:lastRenderedPageBreak/>
-        <w:t>現況與目標</w:t>
-      </w:r>
-      <w:r>
-        <w:t>：目前為</w:t>
-      </w:r>
-      <w:r>
-        <w:t xml:space="preserve"> Level 0 </w:t>
-      </w:r>
-      <w:r>
-        <w:t>手動流程，建議升到</w:t>
-      </w:r>
-      <w:r>
-        <w:t xml:space="preserve"> Level 1 </w:t>
-      </w:r>
-      <w:r>
-        <w:t>持續訓練（</w:t>
-      </w:r>
-      <w:r>
-        <w:t>continuous training</w:t>
-      </w:r>
-      <w:r>
-        <w:t>）：自動執行第</w:t>
-      </w:r>
-      <w:r>
-        <w:t xml:space="preserve"> 3 </w:t>
-      </w:r>
-      <w:r>
-        <w:t>節整條流程（</w:t>
-      </w:r>
-      <w:r>
-        <w:t>pipeline</w:t>
-      </w:r>
-      <w:r>
-        <w:t>，圖</w:t>
-      </w:r>
-      <w:r>
-        <w:t xml:space="preserve"> 2</w:t>
-      </w:r>
-      <w:r>
-        <w:t>），因每輪都有新標籤、客群會變。</w:t>
+        <w:t>開發端</w:t>
+      </w:r>
+      <w:r>
+        <w:t>的前處理與訓練改為模組化組件，開發與上線共用同一流程，每版記入註冊文件（</w:t>
+      </w:r>
+      <w:r>
+        <w:t>3.4</w:t>
+      </w:r>
+      <w:r>
+        <w:t>）。</w:t>
       </w:r>
     </w:p>
     <w:p>
@@ -17170,86 +17033,58 @@
         <w:rPr>
           <w:b/>
         </w:rPr>
-        <w:t>開發端</w:t>
-      </w:r>
-      <w:r>
-        <w:t>：前處理與訓練改為模組化組件，開發與上線共用同一流程，每版記入註冊文件（</w:t>
-      </w:r>
-      <w:r>
-        <w:t>3.4</w:t>
+        <w:t>運營端</w:t>
+      </w:r>
+      <w:r>
+        <w:t>的資料驗證（</w:t>
+      </w:r>
+      <w:r>
+        <w:t>validation</w:t>
+      </w:r>
+      <w:r>
+        <w:t>）不過即停，模型驗證達表</w:t>
+      </w:r>
+      <w:r>
+        <w:t xml:space="preserve"> 4 </w:t>
+      </w:r>
+      <w:r>
+        <w:t>門檻、人工核准才上線；排程、漂移、效能下降、資格變更觸發重訓（表</w:t>
+      </w:r>
+      <w:r>
+        <w:t xml:space="preserve"> 10</w:t>
+      </w:r>
+      <w:r>
+        <w:t>）。表</w:t>
+      </w:r>
+      <w:r>
+        <w:t xml:space="preserve"> 5</w:t>
+      </w:r>
+      <w:r>
+        <w:t>「預測當下可得？」欄即欄位合約，避免訓練</w:t>
+      </w:r>
+      <w:r>
+        <w:t>—</w:t>
+      </w:r>
+      <w:r>
+        <w:t>服務偏斜（</w:t>
+      </w:r>
+      <w:r>
+        <w:t>training-serving skew</w:t>
       </w:r>
       <w:r>
         <w:t>）。</w:t>
       </w:r>
-    </w:p>
-    <w:p>
-      <w:pPr>
-        <w:spacing w:after="0" w:line="480" w:lineRule="auto"/>
-      </w:pPr>
-      <w:r>
-        <w:rPr>
-          <w:b/>
-        </w:rPr>
-        <w:t>運營端</w:t>
-      </w:r>
-      <w:r>
-        <w:t>：資料驗證（</w:t>
-      </w:r>
-      <w:r>
-        <w:t>validation</w:t>
-      </w:r>
-      <w:r>
-        <w:t>）不過即停；模型驗證達表</w:t>
-      </w:r>
-      <w:r>
-        <w:t xml:space="preserve"> 4 </w:t>
-      </w:r>
-      <w:r>
-        <w:t>門檻、人工核准才上線；排程、漂移、效能下降、資格變更觸發重訓（表</w:t>
-      </w:r>
-      <w:r>
-        <w:t xml:space="preserve"> 10</w:t>
-      </w:r>
-      <w:r>
-        <w:t>）。表</w:t>
-      </w:r>
-      <w:r>
-        <w:t xml:space="preserve"> 5</w:t>
-      </w:r>
-      <w:r>
-        <w:t>「預測當下可得？」欄即欄位合約，避免訓練</w:t>
-      </w:r>
-      <w:r>
-        <w:t>—</w:t>
-      </w:r>
-      <w:r>
-        <w:t>服務偏斜（</w:t>
-      </w:r>
-      <w:r>
-        <w:t>training-serving skew</w:t>
-      </w:r>
-      <w:r>
-        <w:t>）。</w:t>
-      </w:r>
-    </w:p>
-    <w:p>
-      <w:pPr>
-        <w:spacing w:after="0" w:line="480" w:lineRule="auto"/>
-      </w:pPr>
-      <w:r>
-        <w:rPr>
-          <w:b/>
-        </w:rPr>
-        <w:t>暫不採</w:t>
-      </w:r>
-      <w:r>
-        <w:rPr>
-          <w:b/>
-        </w:rPr>
-        <w:t xml:space="preserve"> Level 2</w:t>
-      </w:r>
-      <w:r>
-        <w:t>：單一產品與模型、流程少改；升級條件見表</w:t>
+      <w:r>
+        <w:t xml:space="preserve">Level 2 </w:t>
+      </w:r>
+      <w:r>
+        <w:t>暫不採用</w:t>
+      </w:r>
+      <w:r>
+        <w:t>——</w:t>
+      </w:r>
+      <w:r>
+        <w:t>單一產品與模型、流程少改，升級條件見表</w:t>
       </w:r>
       <w:r>
         <w:t xml:space="preserve"> 11 </w:t>
@@ -18382,7 +18217,7 @@
           <w:color w:val="333333"/>
           <w:sz w:val="20"/>
         </w:rPr>
-        <w:t>的可選元件；本案只有一個批次評分模型，先以表</w:t>
+        <w:t>的可選元件；本提案只有一個批次評分模型，先以表</w:t>
       </w:r>
       <w:r>
         <w:rPr>
@@ -18546,7 +18381,7 @@
       <w:pPr>
         <w:pStyle w:val="1"/>
       </w:pPr>
-      <w:bookmarkStart w:id="12" w:name="_Toc241868946"/>
+      <w:bookmarkStart w:id="12" w:name="_Toc241871956"/>
       <w:r>
         <w:rPr>
           <w:rFonts w:ascii="Times New Roman" w:eastAsia="新細明體" w:hAnsi="Times New Roman" w:cs="Times New Roman"/>
@@ -18569,10 +18404,10 @@
         <w:rPr>
           <w:b/>
         </w:rPr>
-        <w:t>結論</w:t>
-      </w:r>
-      <w:r>
-        <w:t>：現行做法不宜照原樣放大；建議分兩步導入機器學習，</w:t>
+        <w:t>提請決定</w:t>
+      </w:r>
+      <w:r>
+        <w:t>：現行做法不宜照原樣放大，宜分兩步導入機器學習，</w:t>
       </w:r>
       <w:r>
         <w:t xml:space="preserve">12 </w:t>
@@ -19092,7 +18927,7 @@
       <w:pPr>
         <w:pStyle w:val="1"/>
       </w:pPr>
-      <w:bookmarkStart w:id="13" w:name="_Toc241868947"/>
+      <w:bookmarkStart w:id="13" w:name="_Toc241871957"/>
       <w:r>
         <w:rPr>
           <w:rFonts w:ascii="Times New Roman" w:eastAsia="新細明體" w:hAnsi="Times New Roman" w:cs="Times New Roman"/>
@@ -19195,7 +19030,7 @@
       <w:pPr>
         <w:pStyle w:val="1"/>
       </w:pPr>
-      <w:bookmarkStart w:id="14" w:name="_Toc241868948"/>
+      <w:bookmarkStart w:id="14" w:name="_Toc241871958"/>
       <w:r>
         <w:rPr>
           <w:rFonts w:ascii="Times New Roman" w:eastAsia="新細明體" w:hAnsi="Times New Roman" w:cs="Times New Roman"/>
@@ -22830,7 +22665,7 @@
       <w:pPr>
         <w:pStyle w:val="1"/>
       </w:pPr>
-      <w:bookmarkStart w:id="15" w:name="_Toc241868949"/>
+      <w:bookmarkStart w:id="15" w:name="_Toc241871959"/>
       <w:r>
         <w:rPr>
           <w:rFonts w:ascii="Times New Roman" w:eastAsia="新細明體" w:hAnsi="Times New Roman" w:cs="Times New Roman"/>
@@ -23278,31 +23113,31 @@
       </w:rPr>
     </w:lvl>
   </w:abstractNum>
-  <w:num w:numId="1" w16cid:durableId="1432700023">
+  <w:num w:numId="1" w16cid:durableId="1528060296">
     <w:abstractNumId w:val="8"/>
   </w:num>
-  <w:num w:numId="2" w16cid:durableId="1971202679">
+  <w:num w:numId="2" w16cid:durableId="16081605">
     <w:abstractNumId w:val="6"/>
   </w:num>
-  <w:num w:numId="3" w16cid:durableId="2009364754">
+  <w:num w:numId="3" w16cid:durableId="1033727498">
     <w:abstractNumId w:val="5"/>
   </w:num>
-  <w:num w:numId="4" w16cid:durableId="1512067152">
+  <w:num w:numId="4" w16cid:durableId="987900622">
     <w:abstractNumId w:val="4"/>
   </w:num>
-  <w:num w:numId="5" w16cid:durableId="1501703162">
+  <w:num w:numId="5" w16cid:durableId="432555909">
     <w:abstractNumId w:val="7"/>
   </w:num>
-  <w:num w:numId="6" w16cid:durableId="1796025489">
+  <w:num w:numId="6" w16cid:durableId="39863093">
     <w:abstractNumId w:val="3"/>
   </w:num>
-  <w:num w:numId="7" w16cid:durableId="165289675">
+  <w:num w:numId="7" w16cid:durableId="1640768113">
     <w:abstractNumId w:val="2"/>
   </w:num>
-  <w:num w:numId="8" w16cid:durableId="2023118515">
+  <w:num w:numId="8" w16cid:durableId="1577013437">
     <w:abstractNumId w:val="1"/>
   </w:num>
-  <w:num w:numId="9" w16cid:durableId="584463852">
+  <w:num w:numId="9" w16cid:durableId="859853495">
     <w:abstractNumId w:val="0"/>
   </w:num>
 </w:numbering>
@@ -34700,7 +34535,7 @@
     <w:autoRedefine/>
     <w:uiPriority w:val="39"/>
     <w:unhideWhenUsed/>
-    <w:rsid w:val="007C3609"/>
+    <w:rsid w:val="006C1C27"/>
   </w:style>
   <w:style w:type="paragraph" w:styleId="2a">
     <w:name w:val="toc 2"/>
@@ -34709,7 +34544,7 @@
     <w:autoRedefine/>
     <w:uiPriority w:val="39"/>
     <w:unhideWhenUsed/>
-    <w:rsid w:val="007C3609"/>
+    <w:rsid w:val="006C1C27"/>
     <w:pPr>
       <w:ind w:leftChars="200" w:left="480"/>
     </w:pPr>
@@ -34719,7 +34554,7 @@
     <w:basedOn w:val="a2"/>
     <w:uiPriority w:val="99"/>
     <w:unhideWhenUsed/>
-    <w:rsid w:val="007C3609"/>
+    <w:rsid w:val="006C1C27"/>
     <w:rPr>
       <w:color w:val="0000FF" w:themeColor="hyperlink"/>
       <w:u w:val="single"/>

--- a/Machine Learning/assessments/A2_交件/Huang_26254793_321513_A2.docx
+++ b/Machine Learning/assessments/A2_交件/Huang_26254793_321513_A2.docx
@@ -534,7 +534,7 @@
       <w:r>
         <w:fldChar w:fldCharType="separate"/>
       </w:r>
-      <w:hyperlink w:anchor="_Toc241871944" w:history="1">
+      <w:hyperlink w:anchor="_Toc241952367" w:history="1">
         <w:r>
           <w:rPr>
             <w:rStyle w:val="affa"/>
@@ -561,7 +561,7 @@
             <w:noProof/>
             <w:webHidden/>
           </w:rPr>
-          <w:instrText xml:space="preserve"> PAGEREF _Toc241871944 \h </w:instrText>
+          <w:instrText xml:space="preserve"> PAGEREF _Toc241952367 \h </w:instrText>
         </w:r>
         <w:r>
           <w:rPr>
@@ -602,7 +602,7 @@
           <w:noProof/>
         </w:rPr>
       </w:pPr>
-      <w:hyperlink w:anchor="_Toc241871945" w:history="1">
+      <w:hyperlink w:anchor="_Toc241952368" w:history="1">
         <w:r>
           <w:rPr>
             <w:rStyle w:val="affa"/>
@@ -636,7 +636,7 @@
             <w:noProof/>
             <w:webHidden/>
           </w:rPr>
-          <w:instrText xml:space="preserve"> PAGEREF _Toc241871945 \h </w:instrText>
+          <w:instrText xml:space="preserve"> PAGEREF _Toc241952368 \h </w:instrText>
         </w:r>
         <w:r>
           <w:rPr>
@@ -677,7 +677,7 @@
           <w:noProof/>
         </w:rPr>
       </w:pPr>
-      <w:hyperlink w:anchor="_Toc241871946" w:history="1">
+      <w:hyperlink w:anchor="_Toc241952369" w:history="1">
         <w:r>
           <w:rPr>
             <w:rStyle w:val="affa"/>
@@ -711,7 +711,7 @@
             <w:noProof/>
             <w:webHidden/>
           </w:rPr>
-          <w:instrText xml:space="preserve"> PAGEREF _Toc241871946 \h </w:instrText>
+          <w:instrText xml:space="preserve"> PAGEREF _Toc241952369 \h </w:instrText>
         </w:r>
         <w:r>
           <w:rPr>
@@ -752,7 +752,7 @@
           <w:noProof/>
         </w:rPr>
       </w:pPr>
-      <w:hyperlink w:anchor="_Toc241871947" w:history="1">
+      <w:hyperlink w:anchor="_Toc241952370" w:history="1">
         <w:r>
           <w:rPr>
             <w:rStyle w:val="affa"/>
@@ -786,7 +786,7 @@
             <w:noProof/>
             <w:webHidden/>
           </w:rPr>
-          <w:instrText xml:space="preserve"> PAGEREF _Toc241871947 \h </w:instrText>
+          <w:instrText xml:space="preserve"> PAGEREF _Toc241952370 \h </w:instrText>
         </w:r>
         <w:r>
           <w:rPr>
@@ -827,7 +827,7 @@
           <w:noProof/>
         </w:rPr>
       </w:pPr>
-      <w:hyperlink w:anchor="_Toc241871948" w:history="1">
+      <w:hyperlink w:anchor="_Toc241952371" w:history="1">
         <w:r>
           <w:rPr>
             <w:rStyle w:val="affa"/>
@@ -861,7 +861,7 @@
             <w:noProof/>
             <w:webHidden/>
           </w:rPr>
-          <w:instrText xml:space="preserve"> PAGEREF _Toc241871948 \h </w:instrText>
+          <w:instrText xml:space="preserve"> PAGEREF _Toc241952371 \h </w:instrText>
         </w:r>
         <w:r>
           <w:rPr>
@@ -902,7 +902,7 @@
           <w:noProof/>
         </w:rPr>
       </w:pPr>
-      <w:hyperlink w:anchor="_Toc241871949" w:history="1">
+      <w:hyperlink w:anchor="_Toc241952372" w:history="1">
         <w:r>
           <w:rPr>
             <w:rStyle w:val="affa"/>
@@ -936,7 +936,7 @@
             <w:noProof/>
             <w:webHidden/>
           </w:rPr>
-          <w:instrText xml:space="preserve"> PAGEREF _Toc241871949 \h </w:instrText>
+          <w:instrText xml:space="preserve"> PAGEREF _Toc241952372 \h </w:instrText>
         </w:r>
         <w:r>
           <w:rPr>
@@ -977,7 +977,7 @@
           <w:noProof/>
         </w:rPr>
       </w:pPr>
-      <w:hyperlink w:anchor="_Toc241871950" w:history="1">
+      <w:hyperlink w:anchor="_Toc241952373" w:history="1">
         <w:r>
           <w:rPr>
             <w:rStyle w:val="affa"/>
@@ -1011,7 +1011,7 @@
             <w:noProof/>
             <w:webHidden/>
           </w:rPr>
-          <w:instrText xml:space="preserve"> PAGEREF _Toc241871950 \h </w:instrText>
+          <w:instrText xml:space="preserve"> PAGEREF _Toc241952373 \h </w:instrText>
         </w:r>
         <w:r>
           <w:rPr>
@@ -1052,7 +1052,7 @@
           <w:noProof/>
         </w:rPr>
       </w:pPr>
-      <w:hyperlink w:anchor="_Toc241871951" w:history="1">
+      <w:hyperlink w:anchor="_Toc241952374" w:history="1">
         <w:r>
           <w:rPr>
             <w:rStyle w:val="affa"/>
@@ -1086,7 +1086,7 @@
             <w:noProof/>
             <w:webHidden/>
           </w:rPr>
-          <w:instrText xml:space="preserve"> PAGEREF _Toc241871951 \h </w:instrText>
+          <w:instrText xml:space="preserve"> PAGEREF _Toc241952374 \h </w:instrText>
         </w:r>
         <w:r>
           <w:rPr>
@@ -1127,7 +1127,7 @@
           <w:noProof/>
         </w:rPr>
       </w:pPr>
-      <w:hyperlink w:anchor="_Toc241871952" w:history="1">
+      <w:hyperlink w:anchor="_Toc241952375" w:history="1">
         <w:r>
           <w:rPr>
             <w:rStyle w:val="affa"/>
@@ -1161,7 +1161,7 @@
             <w:noProof/>
             <w:webHidden/>
           </w:rPr>
-          <w:instrText xml:space="preserve"> PAGEREF _Toc241871952 \h </w:instrText>
+          <w:instrText xml:space="preserve"> PAGEREF _Toc241952375 \h </w:instrText>
         </w:r>
         <w:r>
           <w:rPr>
@@ -1202,7 +1202,7 @@
           <w:noProof/>
         </w:rPr>
       </w:pPr>
-      <w:hyperlink w:anchor="_Toc241871953" w:history="1">
+      <w:hyperlink w:anchor="_Toc241952376" w:history="1">
         <w:r>
           <w:rPr>
             <w:rStyle w:val="affa"/>
@@ -1236,7 +1236,7 @@
             <w:noProof/>
             <w:webHidden/>
           </w:rPr>
-          <w:instrText xml:space="preserve"> PAGEREF _Toc241871953 \h </w:instrText>
+          <w:instrText xml:space="preserve"> PAGEREF _Toc241952376 \h </w:instrText>
         </w:r>
         <w:r>
           <w:rPr>
@@ -1277,7 +1277,7 @@
           <w:noProof/>
         </w:rPr>
       </w:pPr>
-      <w:hyperlink w:anchor="_Toc241871954" w:history="1">
+      <w:hyperlink w:anchor="_Toc241952377" w:history="1">
         <w:r>
           <w:rPr>
             <w:rStyle w:val="affa"/>
@@ -1311,7 +1311,7 @@
             <w:noProof/>
             <w:webHidden/>
           </w:rPr>
-          <w:instrText xml:space="preserve"> PAGEREF _Toc241871954 \h </w:instrText>
+          <w:instrText xml:space="preserve"> PAGEREF _Toc241952377 \h </w:instrText>
         </w:r>
         <w:r>
           <w:rPr>
@@ -1352,7 +1352,7 @@
           <w:noProof/>
         </w:rPr>
       </w:pPr>
-      <w:hyperlink w:anchor="_Toc241871955" w:history="1">
+      <w:hyperlink w:anchor="_Toc241952378" w:history="1">
         <w:r>
           <w:rPr>
             <w:rStyle w:val="affa"/>
@@ -1386,7 +1386,7 @@
             <w:noProof/>
             <w:webHidden/>
           </w:rPr>
-          <w:instrText xml:space="preserve"> PAGEREF _Toc241871955 \h </w:instrText>
+          <w:instrText xml:space="preserve"> PAGEREF _Toc241952378 \h </w:instrText>
         </w:r>
         <w:r>
           <w:rPr>
@@ -1427,7 +1427,7 @@
           <w:noProof/>
         </w:rPr>
       </w:pPr>
-      <w:hyperlink w:anchor="_Toc241871956" w:history="1">
+      <w:hyperlink w:anchor="_Toc241952379" w:history="1">
         <w:r>
           <w:rPr>
             <w:rStyle w:val="affa"/>
@@ -1461,7 +1461,7 @@
             <w:noProof/>
             <w:webHidden/>
           </w:rPr>
-          <w:instrText xml:space="preserve"> PAGEREF _Toc241871956 \h </w:instrText>
+          <w:instrText xml:space="preserve"> PAGEREF _Toc241952379 \h </w:instrText>
         </w:r>
         <w:r>
           <w:rPr>
@@ -1502,7 +1502,7 @@
           <w:noProof/>
         </w:rPr>
       </w:pPr>
-      <w:hyperlink w:anchor="_Toc241871957" w:history="1">
+      <w:hyperlink w:anchor="_Toc241952380" w:history="1">
         <w:r>
           <w:rPr>
             <w:rStyle w:val="affa"/>
@@ -1529,7 +1529,7 @@
             <w:noProof/>
             <w:webHidden/>
           </w:rPr>
-          <w:instrText xml:space="preserve"> PAGEREF _Toc241871957 \h </w:instrText>
+          <w:instrText xml:space="preserve"> PAGEREF _Toc241952380 \h </w:instrText>
         </w:r>
         <w:r>
           <w:rPr>
@@ -1570,7 +1570,7 @@
           <w:noProof/>
         </w:rPr>
       </w:pPr>
-      <w:hyperlink w:anchor="_Toc241871958" w:history="1">
+      <w:hyperlink w:anchor="_Toc241952381" w:history="1">
         <w:r>
           <w:rPr>
             <w:rStyle w:val="affa"/>
@@ -1611,7 +1611,7 @@
             <w:noProof/>
             <w:webHidden/>
           </w:rPr>
-          <w:instrText xml:space="preserve"> PAGEREF _Toc241871958 \h </w:instrText>
+          <w:instrText xml:space="preserve"> PAGEREF _Toc241952381 \h </w:instrText>
         </w:r>
         <w:r>
           <w:rPr>
@@ -1652,7 +1652,7 @@
           <w:noProof/>
         </w:rPr>
       </w:pPr>
-      <w:hyperlink w:anchor="_Toc241871959" w:history="1">
+      <w:hyperlink w:anchor="_Toc241952382" w:history="1">
         <w:r>
           <w:rPr>
             <w:rStyle w:val="affa"/>
@@ -1721,7 +1721,7 @@
             <w:noProof/>
             <w:webHidden/>
           </w:rPr>
-          <w:instrText xml:space="preserve"> PAGEREF _Toc241871959 \h </w:instrText>
+          <w:instrText xml:space="preserve"> PAGEREF _Toc241952382 \h </w:instrText>
         </w:r>
         <w:r>
           <w:rPr>
@@ -1766,7 +1766,7 @@
       <w:pPr>
         <w:pStyle w:val="1"/>
       </w:pPr>
-      <w:bookmarkStart w:id="0" w:name="_Toc241871944"/>
+      <w:bookmarkStart w:id="0" w:name="_Toc241952367"/>
       <w:r>
         <w:rPr>
           <w:rFonts w:ascii="Times New Roman" w:eastAsia="新細明體" w:hAnsi="Times New Roman" w:cs="Times New Roman"/>
@@ -2858,7 +2858,7 @@
       <w:pPr>
         <w:pStyle w:val="1"/>
       </w:pPr>
-      <w:bookmarkStart w:id="1" w:name="_Toc241871945"/>
+      <w:bookmarkStart w:id="1" w:name="_Toc241952368"/>
       <w:r>
         <w:rPr>
           <w:rFonts w:ascii="Times New Roman" w:eastAsia="新細明體" w:hAnsi="Times New Roman" w:cs="Times New Roman"/>
@@ -2941,13 +2941,7 @@
         <w:t>商業影響</w:t>
       </w:r>
       <w:r>
-        <w:t>的關鍵漏損在看不見的折扣外溢</w:t>
-      </w:r>
-      <w:r>
-        <w:t>——</w:t>
-      </w:r>
-      <w:r>
-        <w:t>約</w:t>
+        <w:t>的關鍵漏損在看不見的折扣外溢：約</w:t>
       </w:r>
       <w:r>
         <w:t xml:space="preserve"> 76% </w:t>
@@ -3132,7 +3126,7 @@
           <w:noProof/>
         </w:rPr>
         <w:drawing>
-          <wp:inline distT="0" distB="0" distL="0" distR="0" wp14:anchorId="7D052C5E" wp14:editId="4A84102D">
+          <wp:inline distT="0" distB="0" distL="0" distR="0" wp14:anchorId="64050D99" wp14:editId="30E786DE">
             <wp:extent cx="5688000" cy="4036645"/>
             <wp:effectExtent l="0" t="0" r="0" b="0"/>
             <wp:docPr id="1" name="Picture 1"/>
@@ -3240,7 +3234,7 @@
       <w:pPr>
         <w:pStyle w:val="1"/>
       </w:pPr>
-      <w:bookmarkStart w:id="2" w:name="_Toc241871946"/>
+      <w:bookmarkStart w:id="2" w:name="_Toc241952369"/>
       <w:r>
         <w:rPr>
           <w:rFonts w:ascii="Times New Roman" w:eastAsia="新細明體" w:hAnsi="Times New Roman" w:cs="Times New Roman"/>
@@ -4369,6 +4363,20 @@
           <w:sz w:val="20"/>
         </w:rPr>
         <w:lastRenderedPageBreak/>
+        <w:t>表</w:t>
+      </w:r>
+      <w:r>
+        <w:rPr>
+          <w:color w:val="333333"/>
+          <w:sz w:val="20"/>
+        </w:rPr>
+        <w:t xml:space="preserve"> 2 </w:t>
+      </w:r>
+      <w:r>
+        <w:rPr>
+          <w:color w:val="333333"/>
+          <w:sz w:val="20"/>
+        </w:rPr>
         <w:t>註</w:t>
       </w:r>
       <w:r>
@@ -4452,6 +4460,20 @@
           <w:color w:val="333333"/>
           <w:sz w:val="20"/>
         </w:rPr>
+        <w:t>表</w:t>
+      </w:r>
+      <w:r>
+        <w:rPr>
+          <w:color w:val="333333"/>
+          <w:sz w:val="20"/>
+        </w:rPr>
+        <w:t xml:space="preserve"> 2 </w:t>
+      </w:r>
+      <w:r>
+        <w:rPr>
+          <w:color w:val="333333"/>
+          <w:sz w:val="20"/>
+        </w:rPr>
         <w:t>註</w:t>
       </w:r>
       <w:r>
@@ -4760,12 +4782,6 @@
           <w:sz w:val="22"/>
         </w:rPr>
         <w:t>｜五大方案要求與設計回應</w:t>
-      </w:r>
-      <w:r>
-        <w:rPr>
-          <w:sz w:val="22"/>
-        </w:rPr>
-        <w:t xml:space="preserve"> </w:t>
       </w:r>
       <w:r>
         <w:rPr>
@@ -5043,7 +5059,7 @@
               <w:rPr>
                 <w:sz w:val="18"/>
               </w:rPr>
-              <w:t>：省下的折扣可改投更具吸引力的利率以爭取市占，少打擾有助品牌聲譽與客戶忠誠度</w:t>
+              <w:t>：省下的折扣可改投更具吸引力的利率以爭取市佔，少打擾有助品牌聲譽與客戶忠誠度</w:t>
             </w:r>
           </w:p>
         </w:tc>
@@ -5433,7 +5449,7 @@
               <w:rPr>
                 <w:sz w:val="18"/>
               </w:rPr>
-              <w:t>：試點客戶就是日後要排序的同類客戶；正式版只用撥號前就知道的欄位（通話時長要通話後才知道）</w:t>
+              <w:t>：試點客戶就是日後要排序的同類客戶；上線版只用撥號前就知道的欄位（通話時長要通話後才知道）</w:t>
             </w:r>
           </w:p>
           <w:p>
@@ -5673,7 +5689,7 @@
               <w:rPr>
                 <w:sz w:val="18"/>
               </w:rPr>
-              <w:t>：正式開發時測試集只用一次，比較訓練與測試的差距</w:t>
+              <w:t>：正式開發時測試資料只用一次，比較訓練與測試的差距</w:t>
             </w:r>
           </w:p>
           <w:p>
@@ -5933,7 +5949,7 @@
       <w:pPr>
         <w:pStyle w:val="1"/>
       </w:pPr>
-      <w:bookmarkStart w:id="3" w:name="_Toc241871947"/>
+      <w:bookmarkStart w:id="3" w:name="_Toc241952370"/>
       <w:r>
         <w:rPr>
           <w:rFonts w:ascii="Times New Roman" w:eastAsia="新細明體" w:hAnsi="Times New Roman" w:cs="Times New Roman"/>
@@ -5972,7 +5988,7 @@
       <w:pPr>
         <w:pStyle w:val="21"/>
       </w:pPr>
-      <w:bookmarkStart w:id="4" w:name="_Toc241871948"/>
+      <w:bookmarkStart w:id="4" w:name="_Toc241952371"/>
       <w:r>
         <w:rPr>
           <w:rFonts w:ascii="Times New Roman" w:eastAsia="新細明體" w:hAnsi="Times New Roman" w:cs="Times New Roman"/>
@@ -7894,7 +7910,7 @@
           <w:color w:val="333333"/>
           <w:sz w:val="20"/>
         </w:rPr>
-        <w:t>秒</w:t>
+        <w:t>秒。</w:t>
       </w:r>
     </w:p>
     <w:p>
@@ -8195,7 +8211,7 @@
       <w:pPr>
         <w:pStyle w:val="21"/>
       </w:pPr>
-      <w:bookmarkStart w:id="5" w:name="_Toc241871949"/>
+      <w:bookmarkStart w:id="5" w:name="_Toc241952372"/>
       <w:r>
         <w:rPr>
           <w:rFonts w:ascii="Times New Roman" w:eastAsia="新細明體" w:hAnsi="Times New Roman" w:cs="Times New Roman"/>
@@ -9637,19 +9653,19 @@
               <w:rPr>
                 <w:sz w:val="17"/>
               </w:rPr>
-              <w:t>）；對照組無月份，無法比較兩組月份是否平衡；聯絡方式、月份混有時期效應（見</w:t>
-            </w:r>
-            <w:r>
-              <w:rPr>
-                <w:sz w:val="17"/>
-              </w:rPr>
-              <w:t xml:space="preserve"> §2</w:t>
-            </w:r>
-            <w:r>
-              <w:rPr>
-                <w:sz w:val="17"/>
-              </w:rPr>
-              <w:t>），入模前確認排程時是否可得（表</w:t>
+              <w:t>）；對照組無月份，無法比較兩組月份是否平衡；聯絡方式、月份混有時期效應（見第</w:t>
+            </w:r>
+            <w:r>
+              <w:rPr>
+                <w:sz w:val="17"/>
+              </w:rPr>
+              <w:t xml:space="preserve"> 2 </w:t>
+            </w:r>
+            <w:r>
+              <w:rPr>
+                <w:sz w:val="17"/>
+              </w:rPr>
+              <w:t>節），入模前確認排程時是否可得（表</w:t>
             </w:r>
             <w:r>
               <w:rPr>
@@ -10300,6 +10316,13 @@
         </w:rPr>
         <w:t xml:space="preserve"> 23,546</w:t>
       </w:r>
+      <w:r>
+        <w:rPr>
+          <w:color w:val="333333"/>
+          <w:sz w:val="20"/>
+        </w:rPr>
+        <w:t>。</w:t>
+      </w:r>
     </w:p>
     <w:p>
       <w:pPr>
@@ -10458,7 +10481,7 @@
       <w:pPr>
         <w:pStyle w:val="21"/>
       </w:pPr>
-      <w:bookmarkStart w:id="6" w:name="_Toc241871950"/>
+      <w:bookmarkStart w:id="6" w:name="_Toc241952373"/>
       <w:r>
         <w:rPr>
           <w:rFonts w:ascii="Times New Roman" w:eastAsia="新細明體" w:hAnsi="Times New Roman" w:cs="Times New Roman"/>
@@ -11420,7 +11443,7 @@
       <w:pPr>
         <w:pStyle w:val="21"/>
       </w:pPr>
-      <w:bookmarkStart w:id="7" w:name="_Toc241871951"/>
+      <w:bookmarkStart w:id="7" w:name="_Toc241952374"/>
       <w:r>
         <w:rPr>
           <w:rFonts w:ascii="Times New Roman" w:eastAsia="新細明體" w:hAnsi="Times New Roman" w:cs="Times New Roman"/>
@@ -11662,7 +11685,7 @@
                 <w:b/>
                 <w:sz w:val="17"/>
               </w:rPr>
-              <w:t>算力</w:t>
+              <w:t>運算資源</w:t>
             </w:r>
           </w:p>
         </w:tc>
@@ -12124,7 +12147,7 @@
           <w:color w:val="333333"/>
           <w:sz w:val="20"/>
         </w:rPr>
-        <w:t>註：評比為規劃判斷；正式比較用同一批驗證折、同一指標</w:t>
+        <w:t>註：評比為規劃判斷；正式比較用同一批驗證折、同一指標。</w:t>
       </w:r>
     </w:p>
     <w:p>
@@ -12252,7 +12275,7 @@
           <w:color w:val="333333"/>
           <w:sz w:val="20"/>
         </w:rPr>
-        <w:t>）＝訓練時加重「成交」樣本的份量，避免模型一律猜「不成交」。加權後的分數只用來排序，不能直接當接受率；第二步計算增量（兩個接受機率相減，見表</w:t>
+        <w:t>）＝訓練時加重「成交」樣本的份量，避免模型一律猜「不成交」。加權後的分數只用來排序，不能直接當接受機率；第二步計算增量（兩個接受機率相減，見表</w:t>
       </w:r>
       <w:r>
         <w:rPr>
@@ -12266,7 +12289,21 @@
           <w:color w:val="333333"/>
           <w:sz w:val="20"/>
         </w:rPr>
-        <w:t>註）前，須先校準（</w:t>
+        <w:t>註</w:t>
+      </w:r>
+      <w:r>
+        <w:rPr>
+          <w:color w:val="333333"/>
+          <w:sz w:val="20"/>
+        </w:rPr>
+        <w:t xml:space="preserve"> 1</w:t>
+      </w:r>
+      <w:r>
+        <w:rPr>
+          <w:color w:val="333333"/>
+          <w:sz w:val="20"/>
+        </w:rPr>
+        <w:t>）前，須先校準（</w:t>
       </w:r>
       <w:r>
         <w:rPr>
@@ -12480,7 +12517,7 @@
       <w:pPr>
         <w:pStyle w:val="21"/>
       </w:pPr>
-      <w:bookmarkStart w:id="8" w:name="_Toc241871952"/>
+      <w:bookmarkStart w:id="8" w:name="_Toc241952375"/>
       <w:r>
         <w:rPr>
           <w:rFonts w:ascii="Times New Roman" w:eastAsia="新細明體" w:hAnsi="Times New Roman" w:cs="Times New Roman"/>
@@ -13440,7 +13477,7 @@
           <w:color w:val="333333"/>
           <w:sz w:val="20"/>
         </w:rPr>
-        <w:t>一致；可擴展性、可解釋性、延遲／資源、複雜度四列為本表新增的建議值</w:t>
+        <w:t>一致；可擴展性、可解釋性、延遲／資源、複雜度四列為本表新增的建議值。</w:t>
       </w:r>
     </w:p>
     <w:p>
@@ -13498,7 +13535,7 @@
       <w:pPr>
         <w:pStyle w:val="21"/>
       </w:pPr>
-      <w:bookmarkStart w:id="9" w:name="_Toc241871953"/>
+      <w:bookmarkStart w:id="9" w:name="_Toc241952376"/>
       <w:r>
         <w:rPr>
           <w:rFonts w:ascii="Times New Roman" w:eastAsia="新細明體" w:hAnsi="Times New Roman" w:cs="Times New Roman"/>
@@ -15017,7 +15054,7 @@
           <w:color w:val="333333"/>
           <w:sz w:val="20"/>
         </w:rPr>
-        <w:t>；「同期」＝同一段期間、同樣通數；「同門檻」＝對照組中分數同樣達入選門檻的客戶</w:t>
+        <w:t>；「同期」＝同一段期間、同樣通數；「同門檻」＝對照組中分數同樣達入選門檻的客戶。</w:t>
       </w:r>
     </w:p>
     <w:p>
@@ -15373,7 +15410,7 @@
       <w:pPr>
         <w:pStyle w:val="21"/>
       </w:pPr>
-      <w:bookmarkStart w:id="10" w:name="_Toc241871954"/>
+      <w:bookmarkStart w:id="10" w:name="_Toc241952377"/>
       <w:r>
         <w:rPr>
           <w:rFonts w:ascii="Times New Roman" w:eastAsia="新細明體" w:hAnsi="Times New Roman" w:cs="Times New Roman"/>
@@ -16158,7 +16195,7 @@
               <w:rPr>
                 <w:sz w:val="18"/>
               </w:rPr>
-              <w:t>子群被選中比例與表現差距</w:t>
+              <w:t>各群被選中比例與表現差距</w:t>
             </w:r>
           </w:p>
         </w:tc>
@@ -16798,7 +16835,7 @@
       <w:pPr>
         <w:pStyle w:val="1"/>
       </w:pPr>
-      <w:bookmarkStart w:id="11" w:name="_Toc241871955"/>
+      <w:bookmarkStart w:id="11" w:name="_Toc241952378"/>
       <w:r>
         <w:rPr>
           <w:rFonts w:ascii="Times New Roman" w:eastAsia="新細明體" w:hAnsi="Times New Roman" w:cs="Times New Roman"/>
@@ -16825,7 +16862,7 @@
           <w:noProof/>
         </w:rPr>
         <w:drawing>
-          <wp:inline distT="0" distB="0" distL="0" distR="0" wp14:anchorId="476D7C44" wp14:editId="4E452873">
+          <wp:inline distT="0" distB="0" distL="0" distR="0" wp14:anchorId="3D2DB5C9" wp14:editId="1DA3B045">
             <wp:extent cx="5328000" cy="6960774"/>
             <wp:effectExtent l="0" t="0" r="0" b="0"/>
             <wp:docPr id="2" name="Picture 2"/>
@@ -18162,7 +18199,7 @@
           <w:color w:val="333333"/>
           <w:sz w:val="20"/>
         </w:rPr>
-        <w:t>註：工具欄為選做建議，可換成銀行既有的同類工具</w:t>
+        <w:t>註：工具欄為選做建議，可換成銀行既有的同類工具。</w:t>
       </w:r>
     </w:p>
     <w:p>
@@ -18217,7 +18254,7 @@
           <w:color w:val="333333"/>
           <w:sz w:val="20"/>
         </w:rPr>
-        <w:t>的可選元件；本提案只有一個批次評分模型，先以表</w:t>
+        <w:t>的可選組件；本提案只有一個批次評分模型，先以表</w:t>
       </w:r>
       <w:r>
         <w:rPr>
@@ -18381,7 +18418,7 @@
       <w:pPr>
         <w:pStyle w:val="1"/>
       </w:pPr>
-      <w:bookmarkStart w:id="12" w:name="_Toc241871956"/>
+      <w:bookmarkStart w:id="12" w:name="_Toc241952379"/>
       <w:r>
         <w:rPr>
           <w:rFonts w:ascii="Times New Roman" w:eastAsia="新細明體" w:hAnsi="Times New Roman" w:cs="Times New Roman"/>
@@ -18927,7 +18964,7 @@
       <w:pPr>
         <w:pStyle w:val="1"/>
       </w:pPr>
-      <w:bookmarkStart w:id="13" w:name="_Toc241871957"/>
+      <w:bookmarkStart w:id="13" w:name="_Toc241952380"/>
       <w:r>
         <w:rPr>
           <w:rFonts w:ascii="Times New Roman" w:eastAsia="新細明體" w:hAnsi="Times New Roman" w:cs="Times New Roman"/>
@@ -19030,7 +19067,7 @@
       <w:pPr>
         <w:pStyle w:val="1"/>
       </w:pPr>
-      <w:bookmarkStart w:id="14" w:name="_Toc241871958"/>
+      <w:bookmarkStart w:id="14" w:name="_Toc241952381"/>
       <w:r>
         <w:rPr>
           <w:rFonts w:ascii="Times New Roman" w:eastAsia="新細明體" w:hAnsi="Times New Roman" w:cs="Times New Roman"/>
@@ -22589,7 +22626,7 @@
           <w:color w:val="333333"/>
           <w:sz w:val="20"/>
         </w:rPr>
-        <w:t>註：正文數字都以本表為準；除特別註明，均依試點原始資料</w:t>
+        <w:t>註：正文數字都以本表為準；除特別註明，均依試點原始資料。</w:t>
       </w:r>
     </w:p>
     <w:p>
@@ -22665,7 +22702,7 @@
       <w:pPr>
         <w:pStyle w:val="1"/>
       </w:pPr>
-      <w:bookmarkStart w:id="15" w:name="_Toc241871959"/>
+      <w:bookmarkStart w:id="15" w:name="_Toc241952382"/>
       <w:r>
         <w:rPr>
           <w:rFonts w:ascii="Times New Roman" w:eastAsia="新細明體" w:hAnsi="Times New Roman" w:cs="Times New Roman"/>
@@ -23113,31 +23150,31 @@
       </w:rPr>
     </w:lvl>
   </w:abstractNum>
-  <w:num w:numId="1" w16cid:durableId="1528060296">
+  <w:num w:numId="1" w16cid:durableId="1462923518">
     <w:abstractNumId w:val="8"/>
   </w:num>
-  <w:num w:numId="2" w16cid:durableId="16081605">
+  <w:num w:numId="2" w16cid:durableId="961039041">
     <w:abstractNumId w:val="6"/>
   </w:num>
-  <w:num w:numId="3" w16cid:durableId="1033727498">
+  <w:num w:numId="3" w16cid:durableId="1407189649">
     <w:abstractNumId w:val="5"/>
   </w:num>
-  <w:num w:numId="4" w16cid:durableId="987900622">
+  <w:num w:numId="4" w16cid:durableId="1450081259">
     <w:abstractNumId w:val="4"/>
   </w:num>
-  <w:num w:numId="5" w16cid:durableId="432555909">
+  <w:num w:numId="5" w16cid:durableId="1385569014">
     <w:abstractNumId w:val="7"/>
   </w:num>
-  <w:num w:numId="6" w16cid:durableId="39863093">
+  <w:num w:numId="6" w16cid:durableId="705909782">
     <w:abstractNumId w:val="3"/>
   </w:num>
-  <w:num w:numId="7" w16cid:durableId="1640768113">
+  <w:num w:numId="7" w16cid:durableId="1889024461">
     <w:abstractNumId w:val="2"/>
   </w:num>
-  <w:num w:numId="8" w16cid:durableId="1577013437">
+  <w:num w:numId="8" w16cid:durableId="1262181482">
     <w:abstractNumId w:val="1"/>
   </w:num>
-  <w:num w:numId="9" w16cid:durableId="859853495">
+  <w:num w:numId="9" w16cid:durableId="1735933154">
     <w:abstractNumId w:val="0"/>
   </w:num>
 </w:numbering>
@@ -34535,7 +34572,7 @@
     <w:autoRedefine/>
     <w:uiPriority w:val="39"/>
     <w:unhideWhenUsed/>
-    <w:rsid w:val="006C1C27"/>
+    <w:rsid w:val="001F20E1"/>
   </w:style>
   <w:style w:type="paragraph" w:styleId="2a">
     <w:name w:val="toc 2"/>
@@ -34544,7 +34581,7 @@
     <w:autoRedefine/>
     <w:uiPriority w:val="39"/>
     <w:unhideWhenUsed/>
-    <w:rsid w:val="006C1C27"/>
+    <w:rsid w:val="001F20E1"/>
     <w:pPr>
       <w:ind w:leftChars="200" w:left="480"/>
     </w:pPr>
@@ -34554,7 +34591,7 @@
     <w:basedOn w:val="a2"/>
     <w:uiPriority w:val="99"/>
     <w:unhideWhenUsed/>
-    <w:rsid w:val="006C1C27"/>
+    <w:rsid w:val="001F20E1"/>
     <w:rPr>
       <w:color w:val="0000FF" w:themeColor="hyperlink"/>
       <w:u w:val="single"/>
